--- a/docs/tables/whole/sec6_aki.docx
+++ b/docs/tables/whole/sec6_aki.docx
@@ -19,12 +19,12 @@
       <w:tblGrid>
         <w:gridCol w:w="2894"/>
         <w:gridCol w:w="778"/>
-        <w:gridCol w:w="1084"/>
-        <w:gridCol w:w="1756"/>
+        <w:gridCol w:w="839"/>
+        <w:gridCol w:w="1389"/>
         <w:gridCol w:w="1181"/>
         <w:gridCol w:w="778"/>
-        <w:gridCol w:w="1206"/>
-        <w:gridCol w:w="2001"/>
+        <w:gridCol w:w="839"/>
+        <w:gridCol w:w="1389"/>
         <w:gridCol w:w="1181"/>
       </w:tblGrid>
       <w:tr>
@@ -1103,7 +1103,7 @@
                 <w:szCs w:val="22"/>
                 <w:color w:val="000000"/>
               </w:rPr>
-              <w:t xml:space="preserve">0.94</w:t>
+              <w:t xml:space="preserve">0.96</w:t>
             </w:r>
           </w:p>
         </w:tc>
@@ -1156,7 +1156,7 @@
                 <w:szCs w:val="22"/>
                 <w:color w:val="000000"/>
               </w:rPr>
-              <w:t xml:space="preserve">0.72, 1.22</w:t>
+              <w:t xml:space="preserve">0.74, 1.25</w:t>
             </w:r>
           </w:p>
         </w:tc>
@@ -1209,7 +1209,7 @@
                 <w:szCs w:val="22"/>
                 <w:color w:val="000000"/>
               </w:rPr>
-              <w:t xml:space="preserve">0.620</w:t>
+              <w:t xml:space="preserve">0.770</w:t>
             </w:r>
           </w:p>
         </w:tc>
@@ -1586,113 +1586,113 @@
                 <w:szCs w:val="22"/>
                 <w:color w:val="000000"/>
               </w:rPr>
-              <w:t xml:space="preserve">0.99</w:t>
-            </w:r>
-          </w:p>
-        </w:tc>
-        <w:tc>
-          <w:tcPr>
-            <w:tcBorders>
-              <w:bottom w:val="none" w:sz="0" w:space="0" w:color="000000"/>
-              <w:top w:val="none" w:sz="0" w:space="0" w:color="000000"/>
-              <w:left w:val="none" w:sz="0" w:space="0" w:color="000000"/>
-              <w:right w:val="none" w:sz="0" w:space="0" w:color="000000"/>
-            </w:tcBorders>
-            <w:shd w:val="clear" w:color="auto" w:fill="FFFFFF"/>
-            <w:tcMar>
-              <w:top w:w="0" w:type="dxa"/>
-              <w:bottom w:w="0" w:type="dxa"/>
-              <w:left w:w="0" w:type="dxa"/>
-              <w:right w:w="0" w:type="dxa"/>
-            </w:tcMar>
-            <w:vAlign w:val="top"/>
-          </w:tcPr>
-          <w:p>
-            <w:pPr>
-              <w:pStyle w:val="Normal"/>
-              <w:jc w:val="center"/>
-              <w:pBdr>
-                <w:bottom w:val="none" w:sz="0" w:space="0" w:color="000000"/>
-                <w:top w:val="none" w:sz="0" w:space="0" w:color="000000"/>
-                <w:left w:val="none" w:sz="0" w:space="0" w:color="000000"/>
-                <w:right w:val="none" w:sz="0" w:space="0" w:color="000000"/>
-              </w:pBdr>
-              <w:spacing w:after="100" w:before="100" w:line="240"/>
-              <w:ind w:left="100" w:right="100" w:firstLine="0" w:firstLineChars="0"/>
-              <w:rPr>
-                <w:rFonts w:ascii="Helvetica" w:hAnsi="Helvetica" w:eastAsia="Helvetica" w:cs="Helvetica"/>
-                <w:i w:val="false"/>
-                <w:b w:val="false"/>
-                <w:u w:val="none"/>
-                <w:sz w:val="22"/>
-                <w:szCs w:val="22"/>
-                <w:color w:val="000000"/>
-              </w:rPr>
-            </w:pPr>
-            <w:r>
-              <w:rPr>
-                <w:rFonts w:ascii="Helvetica" w:hAnsi="Helvetica" w:eastAsia="Helvetica" w:cs="Helvetica"/>
-                <w:i w:val="false"/>
-                <w:b w:val="false"/>
-                <w:u w:val="none"/>
-                <w:sz w:val="22"/>
-                <w:szCs w:val="22"/>
-                <w:color w:val="000000"/>
-              </w:rPr>
-              <w:t xml:space="preserve">0.96, 1.02</w:t>
-            </w:r>
-          </w:p>
-        </w:tc>
-        <w:tc>
-          <w:tcPr>
-            <w:tcBorders>
-              <w:bottom w:val="none" w:sz="0" w:space="0" w:color="000000"/>
-              <w:top w:val="none" w:sz="0" w:space="0" w:color="000000"/>
-              <w:left w:val="none" w:sz="0" w:space="0" w:color="000000"/>
-              <w:right w:val="none" w:sz="0" w:space="0" w:color="000000"/>
-            </w:tcBorders>
-            <w:shd w:val="clear" w:color="auto" w:fill="FFFFFF"/>
-            <w:tcMar>
-              <w:top w:w="0" w:type="dxa"/>
-              <w:bottom w:w="0" w:type="dxa"/>
-              <w:left w:w="0" w:type="dxa"/>
-              <w:right w:w="0" w:type="dxa"/>
-            </w:tcMar>
-            <w:vAlign w:val="top"/>
-          </w:tcPr>
-          <w:p>
-            <w:pPr>
-              <w:pStyle w:val="Normal"/>
-              <w:jc w:val="center"/>
-              <w:pBdr>
-                <w:bottom w:val="none" w:sz="0" w:space="0" w:color="000000"/>
-                <w:top w:val="none" w:sz="0" w:space="0" w:color="000000"/>
-                <w:left w:val="none" w:sz="0" w:space="0" w:color="000000"/>
-                <w:right w:val="none" w:sz="0" w:space="0" w:color="000000"/>
-              </w:pBdr>
-              <w:spacing w:after="100" w:before="100" w:line="240"/>
-              <w:ind w:left="100" w:right="100" w:firstLine="0" w:firstLineChars="0"/>
-              <w:rPr>
-                <w:rFonts w:ascii="Helvetica" w:hAnsi="Helvetica" w:eastAsia="Helvetica" w:cs="Helvetica"/>
-                <w:i w:val="false"/>
-                <w:b w:val="false"/>
-                <w:u w:val="none"/>
-                <w:sz w:val="22"/>
-                <w:szCs w:val="22"/>
-                <w:color w:val="000000"/>
-              </w:rPr>
-            </w:pPr>
-            <w:r>
-              <w:rPr>
-                <w:rFonts w:ascii="Helvetica" w:hAnsi="Helvetica" w:eastAsia="Helvetica" w:cs="Helvetica"/>
-                <w:i w:val="false"/>
-                <w:b w:val="false"/>
-                <w:u w:val="none"/>
-                <w:sz w:val="22"/>
-                <w:szCs w:val="22"/>
-                <w:color w:val="000000"/>
-              </w:rPr>
-              <w:t xml:space="preserve">0.470</w:t>
+              <w:t xml:space="preserve">0.98</w:t>
+            </w:r>
+          </w:p>
+        </w:tc>
+        <w:tc>
+          <w:tcPr>
+            <w:tcBorders>
+              <w:bottom w:val="none" w:sz="0" w:space="0" w:color="000000"/>
+              <w:top w:val="none" w:sz="0" w:space="0" w:color="000000"/>
+              <w:left w:val="none" w:sz="0" w:space="0" w:color="000000"/>
+              <w:right w:val="none" w:sz="0" w:space="0" w:color="000000"/>
+            </w:tcBorders>
+            <w:shd w:val="clear" w:color="auto" w:fill="FFFFFF"/>
+            <w:tcMar>
+              <w:top w:w="0" w:type="dxa"/>
+              <w:bottom w:w="0" w:type="dxa"/>
+              <w:left w:w="0" w:type="dxa"/>
+              <w:right w:w="0" w:type="dxa"/>
+            </w:tcMar>
+            <w:vAlign w:val="top"/>
+          </w:tcPr>
+          <w:p>
+            <w:pPr>
+              <w:pStyle w:val="Normal"/>
+              <w:jc w:val="center"/>
+              <w:pBdr>
+                <w:bottom w:val="none" w:sz="0" w:space="0" w:color="000000"/>
+                <w:top w:val="none" w:sz="0" w:space="0" w:color="000000"/>
+                <w:left w:val="none" w:sz="0" w:space="0" w:color="000000"/>
+                <w:right w:val="none" w:sz="0" w:space="0" w:color="000000"/>
+              </w:pBdr>
+              <w:spacing w:after="100" w:before="100" w:line="240"/>
+              <w:ind w:left="100" w:right="100" w:firstLine="0" w:firstLineChars="0"/>
+              <w:rPr>
+                <w:rFonts w:ascii="Helvetica" w:hAnsi="Helvetica" w:eastAsia="Helvetica" w:cs="Helvetica"/>
+                <w:i w:val="false"/>
+                <w:b w:val="false"/>
+                <w:u w:val="none"/>
+                <w:sz w:val="22"/>
+                <w:szCs w:val="22"/>
+                <w:color w:val="000000"/>
+              </w:rPr>
+            </w:pPr>
+            <w:r>
+              <w:rPr>
+                <w:rFonts w:ascii="Helvetica" w:hAnsi="Helvetica" w:eastAsia="Helvetica" w:cs="Helvetica"/>
+                <w:i w:val="false"/>
+                <w:b w:val="false"/>
+                <w:u w:val="none"/>
+                <w:sz w:val="22"/>
+                <w:szCs w:val="22"/>
+                <w:color w:val="000000"/>
+              </w:rPr>
+              <w:t xml:space="preserve">0.95, 1.02</w:t>
+            </w:r>
+          </w:p>
+        </w:tc>
+        <w:tc>
+          <w:tcPr>
+            <w:tcBorders>
+              <w:bottom w:val="none" w:sz="0" w:space="0" w:color="000000"/>
+              <w:top w:val="none" w:sz="0" w:space="0" w:color="000000"/>
+              <w:left w:val="none" w:sz="0" w:space="0" w:color="000000"/>
+              <w:right w:val="none" w:sz="0" w:space="0" w:color="000000"/>
+            </w:tcBorders>
+            <w:shd w:val="clear" w:color="auto" w:fill="FFFFFF"/>
+            <w:tcMar>
+              <w:top w:w="0" w:type="dxa"/>
+              <w:bottom w:w="0" w:type="dxa"/>
+              <w:left w:w="0" w:type="dxa"/>
+              <w:right w:w="0" w:type="dxa"/>
+            </w:tcMar>
+            <w:vAlign w:val="top"/>
+          </w:tcPr>
+          <w:p>
+            <w:pPr>
+              <w:pStyle w:val="Normal"/>
+              <w:jc w:val="center"/>
+              <w:pBdr>
+                <w:bottom w:val="none" w:sz="0" w:space="0" w:color="000000"/>
+                <w:top w:val="none" w:sz="0" w:space="0" w:color="000000"/>
+                <w:left w:val="none" w:sz="0" w:space="0" w:color="000000"/>
+                <w:right w:val="none" w:sz="0" w:space="0" w:color="000000"/>
+              </w:pBdr>
+              <w:spacing w:after="100" w:before="100" w:line="240"/>
+              <w:ind w:left="100" w:right="100" w:firstLine="0" w:firstLineChars="0"/>
+              <w:rPr>
+                <w:rFonts w:ascii="Helvetica" w:hAnsi="Helvetica" w:eastAsia="Helvetica" w:cs="Helvetica"/>
+                <w:i w:val="false"/>
+                <w:b w:val="false"/>
+                <w:u w:val="none"/>
+                <w:sz w:val="22"/>
+                <w:szCs w:val="22"/>
+                <w:color w:val="000000"/>
+              </w:rPr>
+            </w:pPr>
+            <w:r>
+              <w:rPr>
+                <w:rFonts w:ascii="Helvetica" w:hAnsi="Helvetica" w:eastAsia="Helvetica" w:cs="Helvetica"/>
+                <w:i w:val="false"/>
+                <w:b w:val="false"/>
+                <w:u w:val="none"/>
+                <w:sz w:val="22"/>
+                <w:szCs w:val="22"/>
+                <w:color w:val="000000"/>
+              </w:rPr>
+              <w:t xml:space="preserve">0.360</w:t>
             </w:r>
           </w:p>
         </w:tc>
@@ -3035,113 +3035,113 @@
                 <w:szCs w:val="22"/>
                 <w:color w:val="000000"/>
               </w:rPr>
-              <w:t xml:space="preserve">3.35</w:t>
-            </w:r>
-          </w:p>
-        </w:tc>
-        <w:tc>
-          <w:tcPr>
-            <w:tcBorders>
-              <w:bottom w:val="none" w:sz="0" w:space="0" w:color="000000"/>
-              <w:top w:val="none" w:sz="0" w:space="0" w:color="000000"/>
-              <w:left w:val="none" w:sz="0" w:space="0" w:color="000000"/>
-              <w:right w:val="none" w:sz="0" w:space="0" w:color="000000"/>
-            </w:tcBorders>
-            <w:shd w:val="clear" w:color="auto" w:fill="FFFFFF"/>
-            <w:tcMar>
-              <w:top w:w="0" w:type="dxa"/>
-              <w:bottom w:w="0" w:type="dxa"/>
-              <w:left w:w="0" w:type="dxa"/>
-              <w:right w:w="0" w:type="dxa"/>
-            </w:tcMar>
-            <w:vAlign w:val="top"/>
-          </w:tcPr>
-          <w:p>
-            <w:pPr>
-              <w:pStyle w:val="Normal"/>
-              <w:jc w:val="center"/>
-              <w:pBdr>
-                <w:bottom w:val="none" w:sz="0" w:space="0" w:color="000000"/>
-                <w:top w:val="none" w:sz="0" w:space="0" w:color="000000"/>
-                <w:left w:val="none" w:sz="0" w:space="0" w:color="000000"/>
-                <w:right w:val="none" w:sz="0" w:space="0" w:color="000000"/>
-              </w:pBdr>
-              <w:spacing w:after="100" w:before="100" w:line="240"/>
-              <w:ind w:left="100" w:right="100" w:firstLine="0" w:firstLineChars="0"/>
-              <w:rPr>
-                <w:rFonts w:ascii="Helvetica" w:hAnsi="Helvetica" w:eastAsia="Helvetica" w:cs="Helvetica"/>
-                <w:i w:val="false"/>
-                <w:b w:val="false"/>
-                <w:u w:val="none"/>
-                <w:sz w:val="22"/>
-                <w:szCs w:val="22"/>
-                <w:color w:val="000000"/>
-              </w:rPr>
-            </w:pPr>
-            <w:r>
-              <w:rPr>
-                <w:rFonts w:ascii="Helvetica" w:hAnsi="Helvetica" w:eastAsia="Helvetica" w:cs="Helvetica"/>
-                <w:i w:val="false"/>
-                <w:b w:val="false"/>
-                <w:u w:val="none"/>
-                <w:sz w:val="22"/>
-                <w:szCs w:val="22"/>
-                <w:color w:val="000000"/>
-              </w:rPr>
-              <w:t xml:space="preserve">1.12, 10.0</w:t>
-            </w:r>
-          </w:p>
-        </w:tc>
-        <w:tc>
-          <w:tcPr>
-            <w:tcBorders>
-              <w:bottom w:val="none" w:sz="0" w:space="0" w:color="000000"/>
-              <w:top w:val="none" w:sz="0" w:space="0" w:color="000000"/>
-              <w:left w:val="none" w:sz="0" w:space="0" w:color="000000"/>
-              <w:right w:val="none" w:sz="0" w:space="0" w:color="000000"/>
-            </w:tcBorders>
-            <w:shd w:val="clear" w:color="auto" w:fill="FFFFFF"/>
-            <w:tcMar>
-              <w:top w:w="0" w:type="dxa"/>
-              <w:bottom w:w="0" w:type="dxa"/>
-              <w:left w:w="0" w:type="dxa"/>
-              <w:right w:w="0" w:type="dxa"/>
-            </w:tcMar>
-            <w:vAlign w:val="top"/>
-          </w:tcPr>
-          <w:p>
-            <w:pPr>
-              <w:pStyle w:val="Normal"/>
-              <w:jc w:val="center"/>
-              <w:pBdr>
-                <w:bottom w:val="none" w:sz="0" w:space="0" w:color="000000"/>
-                <w:top w:val="none" w:sz="0" w:space="0" w:color="000000"/>
-                <w:left w:val="none" w:sz="0" w:space="0" w:color="000000"/>
-                <w:right w:val="none" w:sz="0" w:space="0" w:color="000000"/>
-              </w:pBdr>
-              <w:spacing w:after="100" w:before="100" w:line="240"/>
-              <w:ind w:left="100" w:right="100" w:firstLine="0" w:firstLineChars="0"/>
-              <w:rPr>
-                <w:rFonts w:ascii="Helvetica" w:hAnsi="Helvetica" w:eastAsia="Helvetica" w:cs="Helvetica"/>
-                <w:i w:val="false"/>
-                <w:b w:val="false"/>
-                <w:u w:val="none"/>
-                <w:sz w:val="22"/>
-                <w:szCs w:val="22"/>
-                <w:color w:val="000000"/>
-              </w:rPr>
-            </w:pPr>
-            <w:r>
-              <w:rPr>
-                <w:rFonts w:ascii="Helvetica" w:hAnsi="Helvetica" w:eastAsia="Helvetica" w:cs="Helvetica"/>
-                <w:i w:val="false"/>
-                <w:b w:val="false"/>
-                <w:u w:val="none"/>
-                <w:sz w:val="22"/>
-                <w:szCs w:val="22"/>
-                <w:color w:val="000000"/>
-              </w:rPr>
-              <w:t xml:space="preserve">0.031</w:t>
+              <w:t xml:space="preserve">3.18</w:t>
+            </w:r>
+          </w:p>
+        </w:tc>
+        <w:tc>
+          <w:tcPr>
+            <w:tcBorders>
+              <w:bottom w:val="none" w:sz="0" w:space="0" w:color="000000"/>
+              <w:top w:val="none" w:sz="0" w:space="0" w:color="000000"/>
+              <w:left w:val="none" w:sz="0" w:space="0" w:color="000000"/>
+              <w:right w:val="none" w:sz="0" w:space="0" w:color="000000"/>
+            </w:tcBorders>
+            <w:shd w:val="clear" w:color="auto" w:fill="FFFFFF"/>
+            <w:tcMar>
+              <w:top w:w="0" w:type="dxa"/>
+              <w:bottom w:w="0" w:type="dxa"/>
+              <w:left w:w="0" w:type="dxa"/>
+              <w:right w:w="0" w:type="dxa"/>
+            </w:tcMar>
+            <w:vAlign w:val="top"/>
+          </w:tcPr>
+          <w:p>
+            <w:pPr>
+              <w:pStyle w:val="Normal"/>
+              <w:jc w:val="center"/>
+              <w:pBdr>
+                <w:bottom w:val="none" w:sz="0" w:space="0" w:color="000000"/>
+                <w:top w:val="none" w:sz="0" w:space="0" w:color="000000"/>
+                <w:left w:val="none" w:sz="0" w:space="0" w:color="000000"/>
+                <w:right w:val="none" w:sz="0" w:space="0" w:color="000000"/>
+              </w:pBdr>
+              <w:spacing w:after="100" w:before="100" w:line="240"/>
+              <w:ind w:left="100" w:right="100" w:firstLine="0" w:firstLineChars="0"/>
+              <w:rPr>
+                <w:rFonts w:ascii="Helvetica" w:hAnsi="Helvetica" w:eastAsia="Helvetica" w:cs="Helvetica"/>
+                <w:i w:val="false"/>
+                <w:b w:val="false"/>
+                <w:u w:val="none"/>
+                <w:sz w:val="22"/>
+                <w:szCs w:val="22"/>
+                <w:color w:val="000000"/>
+              </w:rPr>
+            </w:pPr>
+            <w:r>
+              <w:rPr>
+                <w:rFonts w:ascii="Helvetica" w:hAnsi="Helvetica" w:eastAsia="Helvetica" w:cs="Helvetica"/>
+                <w:i w:val="false"/>
+                <w:b w:val="false"/>
+                <w:u w:val="none"/>
+                <w:sz w:val="22"/>
+                <w:szCs w:val="22"/>
+                <w:color w:val="000000"/>
+              </w:rPr>
+              <w:t xml:space="preserve">1.09, 9.26</w:t>
+            </w:r>
+          </w:p>
+        </w:tc>
+        <w:tc>
+          <w:tcPr>
+            <w:tcBorders>
+              <w:bottom w:val="none" w:sz="0" w:space="0" w:color="000000"/>
+              <w:top w:val="none" w:sz="0" w:space="0" w:color="000000"/>
+              <w:left w:val="none" w:sz="0" w:space="0" w:color="000000"/>
+              <w:right w:val="none" w:sz="0" w:space="0" w:color="000000"/>
+            </w:tcBorders>
+            <w:shd w:val="clear" w:color="auto" w:fill="FFFFFF"/>
+            <w:tcMar>
+              <w:top w:w="0" w:type="dxa"/>
+              <w:bottom w:w="0" w:type="dxa"/>
+              <w:left w:w="0" w:type="dxa"/>
+              <w:right w:w="0" w:type="dxa"/>
+            </w:tcMar>
+            <w:vAlign w:val="top"/>
+          </w:tcPr>
+          <w:p>
+            <w:pPr>
+              <w:pStyle w:val="Normal"/>
+              <w:jc w:val="center"/>
+              <w:pBdr>
+                <w:bottom w:val="none" w:sz="0" w:space="0" w:color="000000"/>
+                <w:top w:val="none" w:sz="0" w:space="0" w:color="000000"/>
+                <w:left w:val="none" w:sz="0" w:space="0" w:color="000000"/>
+                <w:right w:val="none" w:sz="0" w:space="0" w:color="000000"/>
+              </w:pBdr>
+              <w:spacing w:after="100" w:before="100" w:line="240"/>
+              <w:ind w:left="100" w:right="100" w:firstLine="0" w:firstLineChars="0"/>
+              <w:rPr>
+                <w:rFonts w:ascii="Helvetica" w:hAnsi="Helvetica" w:eastAsia="Helvetica" w:cs="Helvetica"/>
+                <w:i w:val="false"/>
+                <w:b w:val="false"/>
+                <w:u w:val="none"/>
+                <w:sz w:val="22"/>
+                <w:szCs w:val="22"/>
+                <w:color w:val="000000"/>
+              </w:rPr>
+            </w:pPr>
+            <w:r>
+              <w:rPr>
+                <w:rFonts w:ascii="Helvetica" w:hAnsi="Helvetica" w:eastAsia="Helvetica" w:cs="Helvetica"/>
+                <w:i w:val="false"/>
+                <w:b w:val="false"/>
+                <w:u w:val="none"/>
+                <w:sz w:val="22"/>
+                <w:szCs w:val="22"/>
+                <w:color w:val="000000"/>
+              </w:rPr>
+              <w:t xml:space="preserve">0.034</w:t>
             </w:r>
           </w:p>
         </w:tc>
@@ -3518,113 +3518,113 @@
                 <w:szCs w:val="22"/>
                 <w:color w:val="000000"/>
               </w:rPr>
-              <w:t xml:space="preserve">1.16</w:t>
-            </w:r>
-          </w:p>
-        </w:tc>
-        <w:tc>
-          <w:tcPr>
-            <w:tcBorders>
-              <w:bottom w:val="none" w:sz="0" w:space="0" w:color="000000"/>
-              <w:top w:val="none" w:sz="0" w:space="0" w:color="000000"/>
-              <w:left w:val="none" w:sz="0" w:space="0" w:color="000000"/>
-              <w:right w:val="none" w:sz="0" w:space="0" w:color="000000"/>
-            </w:tcBorders>
-            <w:shd w:val="clear" w:color="auto" w:fill="FFFFFF"/>
-            <w:tcMar>
-              <w:top w:w="0" w:type="dxa"/>
-              <w:bottom w:w="0" w:type="dxa"/>
-              <w:left w:w="0" w:type="dxa"/>
-              <w:right w:w="0" w:type="dxa"/>
-            </w:tcMar>
-            <w:vAlign w:val="top"/>
-          </w:tcPr>
-          <w:p>
-            <w:pPr>
-              <w:pStyle w:val="Normal"/>
-              <w:jc w:val="center"/>
-              <w:pBdr>
-                <w:bottom w:val="none" w:sz="0" w:space="0" w:color="000000"/>
-                <w:top w:val="none" w:sz="0" w:space="0" w:color="000000"/>
-                <w:left w:val="none" w:sz="0" w:space="0" w:color="000000"/>
-                <w:right w:val="none" w:sz="0" w:space="0" w:color="000000"/>
-              </w:pBdr>
-              <w:spacing w:after="100" w:before="100" w:line="240"/>
-              <w:ind w:left="100" w:right="100" w:firstLine="0" w:firstLineChars="0"/>
-              <w:rPr>
-                <w:rFonts w:ascii="Helvetica" w:hAnsi="Helvetica" w:eastAsia="Helvetica" w:cs="Helvetica"/>
-                <w:i w:val="false"/>
-                <w:b w:val="false"/>
-                <w:u w:val="none"/>
-                <w:sz w:val="22"/>
-                <w:szCs w:val="22"/>
-                <w:color w:val="000000"/>
-              </w:rPr>
-            </w:pPr>
-            <w:r>
-              <w:rPr>
-                <w:rFonts w:ascii="Helvetica" w:hAnsi="Helvetica" w:eastAsia="Helvetica" w:cs="Helvetica"/>
-                <w:i w:val="false"/>
-                <w:b w:val="false"/>
-                <w:u w:val="none"/>
-                <w:sz w:val="22"/>
-                <w:szCs w:val="22"/>
-                <w:color w:val="000000"/>
-              </w:rPr>
-              <w:t xml:space="preserve">1.01, 1.33</w:t>
-            </w:r>
-          </w:p>
-        </w:tc>
-        <w:tc>
-          <w:tcPr>
-            <w:tcBorders>
-              <w:bottom w:val="none" w:sz="0" w:space="0" w:color="000000"/>
-              <w:top w:val="none" w:sz="0" w:space="0" w:color="000000"/>
-              <w:left w:val="none" w:sz="0" w:space="0" w:color="000000"/>
-              <w:right w:val="none" w:sz="0" w:space="0" w:color="000000"/>
-            </w:tcBorders>
-            <w:shd w:val="clear" w:color="auto" w:fill="FFFFFF"/>
-            <w:tcMar>
-              <w:top w:w="0" w:type="dxa"/>
-              <w:bottom w:w="0" w:type="dxa"/>
-              <w:left w:w="0" w:type="dxa"/>
-              <w:right w:w="0" w:type="dxa"/>
-            </w:tcMar>
-            <w:vAlign w:val="top"/>
-          </w:tcPr>
-          <w:p>
-            <w:pPr>
-              <w:pStyle w:val="Normal"/>
-              <w:jc w:val="center"/>
-              <w:pBdr>
-                <w:bottom w:val="none" w:sz="0" w:space="0" w:color="000000"/>
-                <w:top w:val="none" w:sz="0" w:space="0" w:color="000000"/>
-                <w:left w:val="none" w:sz="0" w:space="0" w:color="000000"/>
-                <w:right w:val="none" w:sz="0" w:space="0" w:color="000000"/>
-              </w:pBdr>
-              <w:spacing w:after="100" w:before="100" w:line="240"/>
-              <w:ind w:left="100" w:right="100" w:firstLine="0" w:firstLineChars="0"/>
-              <w:rPr>
-                <w:rFonts w:ascii="Helvetica" w:hAnsi="Helvetica" w:eastAsia="Helvetica" w:cs="Helvetica"/>
-                <w:i w:val="false"/>
-                <w:b w:val="false"/>
-                <w:u w:val="none"/>
-                <w:sz w:val="22"/>
-                <w:szCs w:val="22"/>
-                <w:color w:val="000000"/>
-              </w:rPr>
-            </w:pPr>
-            <w:r>
-              <w:rPr>
-                <w:rFonts w:ascii="Helvetica" w:hAnsi="Helvetica" w:eastAsia="Helvetica" w:cs="Helvetica"/>
-                <w:i w:val="false"/>
-                <w:b w:val="false"/>
-                <w:u w:val="none"/>
-                <w:sz w:val="22"/>
-                <w:szCs w:val="22"/>
-                <w:color w:val="000000"/>
-              </w:rPr>
-              <w:t xml:space="preserve">0.039</w:t>
+              <w:t xml:space="preserve">1.12</w:t>
+            </w:r>
+          </w:p>
+        </w:tc>
+        <w:tc>
+          <w:tcPr>
+            <w:tcBorders>
+              <w:bottom w:val="none" w:sz="0" w:space="0" w:color="000000"/>
+              <w:top w:val="none" w:sz="0" w:space="0" w:color="000000"/>
+              <w:left w:val="none" w:sz="0" w:space="0" w:color="000000"/>
+              <w:right w:val="none" w:sz="0" w:space="0" w:color="000000"/>
+            </w:tcBorders>
+            <w:shd w:val="clear" w:color="auto" w:fill="FFFFFF"/>
+            <w:tcMar>
+              <w:top w:w="0" w:type="dxa"/>
+              <w:bottom w:w="0" w:type="dxa"/>
+              <w:left w:w="0" w:type="dxa"/>
+              <w:right w:w="0" w:type="dxa"/>
+            </w:tcMar>
+            <w:vAlign w:val="top"/>
+          </w:tcPr>
+          <w:p>
+            <w:pPr>
+              <w:pStyle w:val="Normal"/>
+              <w:jc w:val="center"/>
+              <w:pBdr>
+                <w:bottom w:val="none" w:sz="0" w:space="0" w:color="000000"/>
+                <w:top w:val="none" w:sz="0" w:space="0" w:color="000000"/>
+                <w:left w:val="none" w:sz="0" w:space="0" w:color="000000"/>
+                <w:right w:val="none" w:sz="0" w:space="0" w:color="000000"/>
+              </w:pBdr>
+              <w:spacing w:after="100" w:before="100" w:line="240"/>
+              <w:ind w:left="100" w:right="100" w:firstLine="0" w:firstLineChars="0"/>
+              <w:rPr>
+                <w:rFonts w:ascii="Helvetica" w:hAnsi="Helvetica" w:eastAsia="Helvetica" w:cs="Helvetica"/>
+                <w:i w:val="false"/>
+                <w:b w:val="false"/>
+                <w:u w:val="none"/>
+                <w:sz w:val="22"/>
+                <w:szCs w:val="22"/>
+                <w:color w:val="000000"/>
+              </w:rPr>
+            </w:pPr>
+            <w:r>
+              <w:rPr>
+                <w:rFonts w:ascii="Helvetica" w:hAnsi="Helvetica" w:eastAsia="Helvetica" w:cs="Helvetica"/>
+                <w:i w:val="false"/>
+                <w:b w:val="false"/>
+                <w:u w:val="none"/>
+                <w:sz w:val="22"/>
+                <w:szCs w:val="22"/>
+                <w:color w:val="000000"/>
+              </w:rPr>
+              <w:t xml:space="preserve">0.98, 1.28</w:t>
+            </w:r>
+          </w:p>
+        </w:tc>
+        <w:tc>
+          <w:tcPr>
+            <w:tcBorders>
+              <w:bottom w:val="none" w:sz="0" w:space="0" w:color="000000"/>
+              <w:top w:val="none" w:sz="0" w:space="0" w:color="000000"/>
+              <w:left w:val="none" w:sz="0" w:space="0" w:color="000000"/>
+              <w:right w:val="none" w:sz="0" w:space="0" w:color="000000"/>
+            </w:tcBorders>
+            <w:shd w:val="clear" w:color="auto" w:fill="FFFFFF"/>
+            <w:tcMar>
+              <w:top w:w="0" w:type="dxa"/>
+              <w:bottom w:w="0" w:type="dxa"/>
+              <w:left w:w="0" w:type="dxa"/>
+              <w:right w:w="0" w:type="dxa"/>
+            </w:tcMar>
+            <w:vAlign w:val="top"/>
+          </w:tcPr>
+          <w:p>
+            <w:pPr>
+              <w:pStyle w:val="Normal"/>
+              <w:jc w:val="center"/>
+              <w:pBdr>
+                <w:bottom w:val="none" w:sz="0" w:space="0" w:color="000000"/>
+                <w:top w:val="none" w:sz="0" w:space="0" w:color="000000"/>
+                <w:left w:val="none" w:sz="0" w:space="0" w:color="000000"/>
+                <w:right w:val="none" w:sz="0" w:space="0" w:color="000000"/>
+              </w:pBdr>
+              <w:spacing w:after="100" w:before="100" w:line="240"/>
+              <w:ind w:left="100" w:right="100" w:firstLine="0" w:firstLineChars="0"/>
+              <w:rPr>
+                <w:rFonts w:ascii="Helvetica" w:hAnsi="Helvetica" w:eastAsia="Helvetica" w:cs="Helvetica"/>
+                <w:i w:val="false"/>
+                <w:b w:val="false"/>
+                <w:u w:val="none"/>
+                <w:sz w:val="22"/>
+                <w:szCs w:val="22"/>
+                <w:color w:val="000000"/>
+              </w:rPr>
+            </w:pPr>
+            <w:r>
+              <w:rPr>
+                <w:rFonts w:ascii="Helvetica" w:hAnsi="Helvetica" w:eastAsia="Helvetica" w:cs="Helvetica"/>
+                <w:i w:val="false"/>
+                <w:b w:val="false"/>
+                <w:u w:val="none"/>
+                <w:sz w:val="22"/>
+                <w:szCs w:val="22"/>
+                <w:color w:val="000000"/>
+              </w:rPr>
+              <w:t xml:space="preserve">0.110</w:t>
             </w:r>
           </w:p>
         </w:tc>
@@ -4967,113 +4967,113 @@
                 <w:szCs w:val="22"/>
                 <w:color w:val="000000"/>
               </w:rPr>
-              <w:t xml:space="preserve">1.78</w:t>
-            </w:r>
-          </w:p>
-        </w:tc>
-        <w:tc>
-          <w:tcPr>
-            <w:tcBorders>
-              <w:bottom w:val="none" w:sz="0" w:space="0" w:color="000000"/>
-              <w:top w:val="none" w:sz="0" w:space="0" w:color="000000"/>
-              <w:left w:val="none" w:sz="0" w:space="0" w:color="000000"/>
-              <w:right w:val="none" w:sz="0" w:space="0" w:color="000000"/>
-            </w:tcBorders>
-            <w:shd w:val="clear" w:color="auto" w:fill="FFFFFF"/>
-            <w:tcMar>
-              <w:top w:w="0" w:type="dxa"/>
-              <w:bottom w:w="0" w:type="dxa"/>
-              <w:left w:w="0" w:type="dxa"/>
-              <w:right w:w="0" w:type="dxa"/>
-            </w:tcMar>
-            <w:vAlign w:val="top"/>
-          </w:tcPr>
-          <w:p>
-            <w:pPr>
-              <w:pStyle w:val="Normal"/>
-              <w:jc w:val="center"/>
-              <w:pBdr>
-                <w:bottom w:val="none" w:sz="0" w:space="0" w:color="000000"/>
-                <w:top w:val="none" w:sz="0" w:space="0" w:color="000000"/>
-                <w:left w:val="none" w:sz="0" w:space="0" w:color="000000"/>
-                <w:right w:val="none" w:sz="0" w:space="0" w:color="000000"/>
-              </w:pBdr>
-              <w:spacing w:after="100" w:before="100" w:line="240"/>
-              <w:ind w:left="100" w:right="100" w:firstLine="0" w:firstLineChars="0"/>
-              <w:rPr>
-                <w:rFonts w:ascii="Helvetica" w:hAnsi="Helvetica" w:eastAsia="Helvetica" w:cs="Helvetica"/>
-                <w:i w:val="false"/>
-                <w:b w:val="false"/>
-                <w:u w:val="none"/>
-                <w:sz w:val="22"/>
-                <w:szCs w:val="22"/>
-                <w:color w:val="000000"/>
-              </w:rPr>
-            </w:pPr>
-            <w:r>
-              <w:rPr>
-                <w:rFonts w:ascii="Helvetica" w:hAnsi="Helvetica" w:eastAsia="Helvetica" w:cs="Helvetica"/>
-                <w:i w:val="false"/>
-                <w:b w:val="false"/>
-                <w:u w:val="none"/>
-                <w:sz w:val="22"/>
-                <w:szCs w:val="22"/>
-                <w:color w:val="000000"/>
-              </w:rPr>
-              <w:t xml:space="preserve">0.86, 3.67</w:t>
-            </w:r>
-          </w:p>
-        </w:tc>
-        <w:tc>
-          <w:tcPr>
-            <w:tcBorders>
-              <w:bottom w:val="none" w:sz="0" w:space="0" w:color="000000"/>
-              <w:top w:val="none" w:sz="0" w:space="0" w:color="000000"/>
-              <w:left w:val="none" w:sz="0" w:space="0" w:color="000000"/>
-              <w:right w:val="none" w:sz="0" w:space="0" w:color="000000"/>
-            </w:tcBorders>
-            <w:shd w:val="clear" w:color="auto" w:fill="FFFFFF"/>
-            <w:tcMar>
-              <w:top w:w="0" w:type="dxa"/>
-              <w:bottom w:w="0" w:type="dxa"/>
-              <w:left w:w="0" w:type="dxa"/>
-              <w:right w:w="0" w:type="dxa"/>
-            </w:tcMar>
-            <w:vAlign w:val="top"/>
-          </w:tcPr>
-          <w:p>
-            <w:pPr>
-              <w:pStyle w:val="Normal"/>
-              <w:jc w:val="center"/>
-              <w:pBdr>
-                <w:bottom w:val="none" w:sz="0" w:space="0" w:color="000000"/>
-                <w:top w:val="none" w:sz="0" w:space="0" w:color="000000"/>
-                <w:left w:val="none" w:sz="0" w:space="0" w:color="000000"/>
-                <w:right w:val="none" w:sz="0" w:space="0" w:color="000000"/>
-              </w:pBdr>
-              <w:spacing w:after="100" w:before="100" w:line="240"/>
-              <w:ind w:left="100" w:right="100" w:firstLine="0" w:firstLineChars="0"/>
-              <w:rPr>
-                <w:rFonts w:ascii="Helvetica" w:hAnsi="Helvetica" w:eastAsia="Helvetica" w:cs="Helvetica"/>
-                <w:i w:val="false"/>
-                <w:b w:val="false"/>
-                <w:u w:val="none"/>
-                <w:sz w:val="22"/>
-                <w:szCs w:val="22"/>
-                <w:color w:val="000000"/>
-              </w:rPr>
-            </w:pPr>
-            <w:r>
-              <w:rPr>
-                <w:rFonts w:ascii="Helvetica" w:hAnsi="Helvetica" w:eastAsia="Helvetica" w:cs="Helvetica"/>
-                <w:i w:val="false"/>
-                <w:b w:val="false"/>
-                <w:u w:val="none"/>
-                <w:sz w:val="22"/>
-                <w:szCs w:val="22"/>
-                <w:color w:val="000000"/>
-              </w:rPr>
-              <w:t xml:space="preserve">0.120</w:t>
+              <w:t xml:space="preserve">1.76</w:t>
+            </w:r>
+          </w:p>
+        </w:tc>
+        <w:tc>
+          <w:tcPr>
+            <w:tcBorders>
+              <w:bottom w:val="none" w:sz="0" w:space="0" w:color="000000"/>
+              <w:top w:val="none" w:sz="0" w:space="0" w:color="000000"/>
+              <w:left w:val="none" w:sz="0" w:space="0" w:color="000000"/>
+              <w:right w:val="none" w:sz="0" w:space="0" w:color="000000"/>
+            </w:tcBorders>
+            <w:shd w:val="clear" w:color="auto" w:fill="FFFFFF"/>
+            <w:tcMar>
+              <w:top w:w="0" w:type="dxa"/>
+              <w:bottom w:w="0" w:type="dxa"/>
+              <w:left w:w="0" w:type="dxa"/>
+              <w:right w:w="0" w:type="dxa"/>
+            </w:tcMar>
+            <w:vAlign w:val="top"/>
+          </w:tcPr>
+          <w:p>
+            <w:pPr>
+              <w:pStyle w:val="Normal"/>
+              <w:jc w:val="center"/>
+              <w:pBdr>
+                <w:bottom w:val="none" w:sz="0" w:space="0" w:color="000000"/>
+                <w:top w:val="none" w:sz="0" w:space="0" w:color="000000"/>
+                <w:left w:val="none" w:sz="0" w:space="0" w:color="000000"/>
+                <w:right w:val="none" w:sz="0" w:space="0" w:color="000000"/>
+              </w:pBdr>
+              <w:spacing w:after="100" w:before="100" w:line="240"/>
+              <w:ind w:left="100" w:right="100" w:firstLine="0" w:firstLineChars="0"/>
+              <w:rPr>
+                <w:rFonts w:ascii="Helvetica" w:hAnsi="Helvetica" w:eastAsia="Helvetica" w:cs="Helvetica"/>
+                <w:i w:val="false"/>
+                <w:b w:val="false"/>
+                <w:u w:val="none"/>
+                <w:sz w:val="22"/>
+                <w:szCs w:val="22"/>
+                <w:color w:val="000000"/>
+              </w:rPr>
+            </w:pPr>
+            <w:r>
+              <w:rPr>
+                <w:rFonts w:ascii="Helvetica" w:hAnsi="Helvetica" w:eastAsia="Helvetica" w:cs="Helvetica"/>
+                <w:i w:val="false"/>
+                <w:b w:val="false"/>
+                <w:u w:val="none"/>
+                <w:sz w:val="22"/>
+                <w:szCs w:val="22"/>
+                <w:color w:val="000000"/>
+              </w:rPr>
+              <w:t xml:space="preserve">0.85, 3.64</w:t>
+            </w:r>
+          </w:p>
+        </w:tc>
+        <w:tc>
+          <w:tcPr>
+            <w:tcBorders>
+              <w:bottom w:val="none" w:sz="0" w:space="0" w:color="000000"/>
+              <w:top w:val="none" w:sz="0" w:space="0" w:color="000000"/>
+              <w:left w:val="none" w:sz="0" w:space="0" w:color="000000"/>
+              <w:right w:val="none" w:sz="0" w:space="0" w:color="000000"/>
+            </w:tcBorders>
+            <w:shd w:val="clear" w:color="auto" w:fill="FFFFFF"/>
+            <w:tcMar>
+              <w:top w:w="0" w:type="dxa"/>
+              <w:bottom w:w="0" w:type="dxa"/>
+              <w:left w:w="0" w:type="dxa"/>
+              <w:right w:w="0" w:type="dxa"/>
+            </w:tcMar>
+            <w:vAlign w:val="top"/>
+          </w:tcPr>
+          <w:p>
+            <w:pPr>
+              <w:pStyle w:val="Normal"/>
+              <w:jc w:val="center"/>
+              <w:pBdr>
+                <w:bottom w:val="none" w:sz="0" w:space="0" w:color="000000"/>
+                <w:top w:val="none" w:sz="0" w:space="0" w:color="000000"/>
+                <w:left w:val="none" w:sz="0" w:space="0" w:color="000000"/>
+                <w:right w:val="none" w:sz="0" w:space="0" w:color="000000"/>
+              </w:pBdr>
+              <w:spacing w:after="100" w:before="100" w:line="240"/>
+              <w:ind w:left="100" w:right="100" w:firstLine="0" w:firstLineChars="0"/>
+              <w:rPr>
+                <w:rFonts w:ascii="Helvetica" w:hAnsi="Helvetica" w:eastAsia="Helvetica" w:cs="Helvetica"/>
+                <w:i w:val="false"/>
+                <w:b w:val="false"/>
+                <w:u w:val="none"/>
+                <w:sz w:val="22"/>
+                <w:szCs w:val="22"/>
+                <w:color w:val="000000"/>
+              </w:rPr>
+            </w:pPr>
+            <w:r>
+              <w:rPr>
+                <w:rFonts w:ascii="Helvetica" w:hAnsi="Helvetica" w:eastAsia="Helvetica" w:cs="Helvetica"/>
+                <w:i w:val="false"/>
+                <w:b w:val="false"/>
+                <w:u w:val="none"/>
+                <w:sz w:val="22"/>
+                <w:szCs w:val="22"/>
+                <w:color w:val="000000"/>
+              </w:rPr>
+              <w:t xml:space="preserve">0.130</w:t>
             </w:r>
           </w:p>
         </w:tc>
@@ -6416,113 +6416,113 @@
                 <w:szCs w:val="22"/>
                 <w:color w:val="000000"/>
               </w:rPr>
-              <w:t xml:space="preserve">6.70</w:t>
-            </w:r>
-          </w:p>
-        </w:tc>
-        <w:tc>
-          <w:tcPr>
-            <w:tcBorders>
-              <w:bottom w:val="none" w:sz="0" w:space="0" w:color="000000"/>
-              <w:top w:val="none" w:sz="0" w:space="0" w:color="000000"/>
-              <w:left w:val="none" w:sz="0" w:space="0" w:color="000000"/>
-              <w:right w:val="none" w:sz="0" w:space="0" w:color="000000"/>
-            </w:tcBorders>
-            <w:shd w:val="clear" w:color="auto" w:fill="FFFFFF"/>
-            <w:tcMar>
-              <w:top w:w="0" w:type="dxa"/>
-              <w:bottom w:w="0" w:type="dxa"/>
-              <w:left w:w="0" w:type="dxa"/>
-              <w:right w:w="0" w:type="dxa"/>
-            </w:tcMar>
-            <w:vAlign w:val="top"/>
-          </w:tcPr>
-          <w:p>
-            <w:pPr>
-              <w:pStyle w:val="Normal"/>
-              <w:jc w:val="center"/>
-              <w:pBdr>
-                <w:bottom w:val="none" w:sz="0" w:space="0" w:color="000000"/>
-                <w:top w:val="none" w:sz="0" w:space="0" w:color="000000"/>
-                <w:left w:val="none" w:sz="0" w:space="0" w:color="000000"/>
-                <w:right w:val="none" w:sz="0" w:space="0" w:color="000000"/>
-              </w:pBdr>
-              <w:spacing w:after="100" w:before="100" w:line="240"/>
-              <w:ind w:left="100" w:right="100" w:firstLine="0" w:firstLineChars="0"/>
-              <w:rPr>
-                <w:rFonts w:ascii="Helvetica" w:hAnsi="Helvetica" w:eastAsia="Helvetica" w:cs="Helvetica"/>
-                <w:i w:val="false"/>
-                <w:b w:val="false"/>
-                <w:u w:val="none"/>
-                <w:sz w:val="22"/>
-                <w:szCs w:val="22"/>
-                <w:color w:val="000000"/>
-              </w:rPr>
-            </w:pPr>
-            <w:r>
-              <w:rPr>
-                <w:rFonts w:ascii="Helvetica" w:hAnsi="Helvetica" w:eastAsia="Helvetica" w:cs="Helvetica"/>
-                <w:i w:val="false"/>
-                <w:b w:val="false"/>
-                <w:u w:val="none"/>
-                <w:sz w:val="22"/>
-                <w:szCs w:val="22"/>
-                <w:color w:val="000000"/>
-              </w:rPr>
-              <w:t xml:space="preserve">1.12, 40.0</w:t>
-            </w:r>
-          </w:p>
-        </w:tc>
-        <w:tc>
-          <w:tcPr>
-            <w:tcBorders>
-              <w:bottom w:val="none" w:sz="0" w:space="0" w:color="000000"/>
-              <w:top w:val="none" w:sz="0" w:space="0" w:color="000000"/>
-              <w:left w:val="none" w:sz="0" w:space="0" w:color="000000"/>
-              <w:right w:val="none" w:sz="0" w:space="0" w:color="000000"/>
-            </w:tcBorders>
-            <w:shd w:val="clear" w:color="auto" w:fill="FFFFFF"/>
-            <w:tcMar>
-              <w:top w:w="0" w:type="dxa"/>
-              <w:bottom w:w="0" w:type="dxa"/>
-              <w:left w:w="0" w:type="dxa"/>
-              <w:right w:w="0" w:type="dxa"/>
-            </w:tcMar>
-            <w:vAlign w:val="top"/>
-          </w:tcPr>
-          <w:p>
-            <w:pPr>
-              <w:pStyle w:val="Normal"/>
-              <w:jc w:val="center"/>
-              <w:pBdr>
-                <w:bottom w:val="none" w:sz="0" w:space="0" w:color="000000"/>
-                <w:top w:val="none" w:sz="0" w:space="0" w:color="000000"/>
-                <w:left w:val="none" w:sz="0" w:space="0" w:color="000000"/>
-                <w:right w:val="none" w:sz="0" w:space="0" w:color="000000"/>
-              </w:pBdr>
-              <w:spacing w:after="100" w:before="100" w:line="240"/>
-              <w:ind w:left="100" w:right="100" w:firstLine="0" w:firstLineChars="0"/>
-              <w:rPr>
-                <w:rFonts w:ascii="Helvetica" w:hAnsi="Helvetica" w:eastAsia="Helvetica" w:cs="Helvetica"/>
-                <w:i w:val="false"/>
-                <w:b w:val="false"/>
-                <w:u w:val="none"/>
-                <w:sz w:val="22"/>
-                <w:szCs w:val="22"/>
-                <w:color w:val="000000"/>
-              </w:rPr>
-            </w:pPr>
-            <w:r>
-              <w:rPr>
-                <w:rFonts w:ascii="Helvetica" w:hAnsi="Helvetica" w:eastAsia="Helvetica" w:cs="Helvetica"/>
-                <w:i w:val="false"/>
-                <w:b w:val="false"/>
-                <w:u w:val="none"/>
-                <w:sz w:val="22"/>
-                <w:szCs w:val="22"/>
-                <w:color w:val="000000"/>
-              </w:rPr>
-              <w:t xml:space="preserve">0.037</w:t>
+              <w:t xml:space="preserve">6.57</w:t>
+            </w:r>
+          </w:p>
+        </w:tc>
+        <w:tc>
+          <w:tcPr>
+            <w:tcBorders>
+              <w:bottom w:val="none" w:sz="0" w:space="0" w:color="000000"/>
+              <w:top w:val="none" w:sz="0" w:space="0" w:color="000000"/>
+              <w:left w:val="none" w:sz="0" w:space="0" w:color="000000"/>
+              <w:right w:val="none" w:sz="0" w:space="0" w:color="000000"/>
+            </w:tcBorders>
+            <w:shd w:val="clear" w:color="auto" w:fill="FFFFFF"/>
+            <w:tcMar>
+              <w:top w:w="0" w:type="dxa"/>
+              <w:bottom w:w="0" w:type="dxa"/>
+              <w:left w:w="0" w:type="dxa"/>
+              <w:right w:w="0" w:type="dxa"/>
+            </w:tcMar>
+            <w:vAlign w:val="top"/>
+          </w:tcPr>
+          <w:p>
+            <w:pPr>
+              <w:pStyle w:val="Normal"/>
+              <w:jc w:val="center"/>
+              <w:pBdr>
+                <w:bottom w:val="none" w:sz="0" w:space="0" w:color="000000"/>
+                <w:top w:val="none" w:sz="0" w:space="0" w:color="000000"/>
+                <w:left w:val="none" w:sz="0" w:space="0" w:color="000000"/>
+                <w:right w:val="none" w:sz="0" w:space="0" w:color="000000"/>
+              </w:pBdr>
+              <w:spacing w:after="100" w:before="100" w:line="240"/>
+              <w:ind w:left="100" w:right="100" w:firstLine="0" w:firstLineChars="0"/>
+              <w:rPr>
+                <w:rFonts w:ascii="Helvetica" w:hAnsi="Helvetica" w:eastAsia="Helvetica" w:cs="Helvetica"/>
+                <w:i w:val="false"/>
+                <w:b w:val="false"/>
+                <w:u w:val="none"/>
+                <w:sz w:val="22"/>
+                <w:szCs w:val="22"/>
+                <w:color w:val="000000"/>
+              </w:rPr>
+            </w:pPr>
+            <w:r>
+              <w:rPr>
+                <w:rFonts w:ascii="Helvetica" w:hAnsi="Helvetica" w:eastAsia="Helvetica" w:cs="Helvetica"/>
+                <w:i w:val="false"/>
+                <w:b w:val="false"/>
+                <w:u w:val="none"/>
+                <w:sz w:val="22"/>
+                <w:szCs w:val="22"/>
+                <w:color w:val="000000"/>
+              </w:rPr>
+              <w:t xml:space="preserve">1.17, 37.0</w:t>
+            </w:r>
+          </w:p>
+        </w:tc>
+        <w:tc>
+          <w:tcPr>
+            <w:tcBorders>
+              <w:bottom w:val="none" w:sz="0" w:space="0" w:color="000000"/>
+              <w:top w:val="none" w:sz="0" w:space="0" w:color="000000"/>
+              <w:left w:val="none" w:sz="0" w:space="0" w:color="000000"/>
+              <w:right w:val="none" w:sz="0" w:space="0" w:color="000000"/>
+            </w:tcBorders>
+            <w:shd w:val="clear" w:color="auto" w:fill="FFFFFF"/>
+            <w:tcMar>
+              <w:top w:w="0" w:type="dxa"/>
+              <w:bottom w:w="0" w:type="dxa"/>
+              <w:left w:w="0" w:type="dxa"/>
+              <w:right w:w="0" w:type="dxa"/>
+            </w:tcMar>
+            <w:vAlign w:val="top"/>
+          </w:tcPr>
+          <w:p>
+            <w:pPr>
+              <w:pStyle w:val="Normal"/>
+              <w:jc w:val="center"/>
+              <w:pBdr>
+                <w:bottom w:val="none" w:sz="0" w:space="0" w:color="000000"/>
+                <w:top w:val="none" w:sz="0" w:space="0" w:color="000000"/>
+                <w:left w:val="none" w:sz="0" w:space="0" w:color="000000"/>
+                <w:right w:val="none" w:sz="0" w:space="0" w:color="000000"/>
+              </w:pBdr>
+              <w:spacing w:after="100" w:before="100" w:line="240"/>
+              <w:ind w:left="100" w:right="100" w:firstLine="0" w:firstLineChars="0"/>
+              <w:rPr>
+                <w:rFonts w:ascii="Helvetica" w:hAnsi="Helvetica" w:eastAsia="Helvetica" w:cs="Helvetica"/>
+                <w:i w:val="false"/>
+                <w:b w:val="false"/>
+                <w:u w:val="none"/>
+                <w:sz w:val="22"/>
+                <w:szCs w:val="22"/>
+                <w:color w:val="000000"/>
+              </w:rPr>
+            </w:pPr>
+            <w:r>
+              <w:rPr>
+                <w:rFonts w:ascii="Helvetica" w:hAnsi="Helvetica" w:eastAsia="Helvetica" w:cs="Helvetica"/>
+                <w:i w:val="false"/>
+                <w:b w:val="false"/>
+                <w:u w:val="none"/>
+                <w:sz w:val="22"/>
+                <w:szCs w:val="22"/>
+                <w:color w:val="000000"/>
+              </w:rPr>
+              <w:t xml:space="preserve">0.033</w:t>
             </w:r>
           </w:p>
         </w:tc>
@@ -6899,113 +6899,113 @@
                 <w:szCs w:val="22"/>
                 <w:color w:val="000000"/>
               </w:rPr>
-              <w:t xml:space="preserve">0.76</w:t>
-            </w:r>
-          </w:p>
-        </w:tc>
-        <w:tc>
-          <w:tcPr>
-            <w:tcBorders>
-              <w:bottom w:val="none" w:sz="0" w:space="0" w:color="000000"/>
-              <w:top w:val="none" w:sz="0" w:space="0" w:color="000000"/>
-              <w:left w:val="none" w:sz="0" w:space="0" w:color="000000"/>
-              <w:right w:val="none" w:sz="0" w:space="0" w:color="000000"/>
-            </w:tcBorders>
-            <w:shd w:val="clear" w:color="auto" w:fill="FFFFFF"/>
-            <w:tcMar>
-              <w:top w:w="0" w:type="dxa"/>
-              <w:bottom w:w="0" w:type="dxa"/>
-              <w:left w:w="0" w:type="dxa"/>
-              <w:right w:w="0" w:type="dxa"/>
-            </w:tcMar>
-            <w:vAlign w:val="top"/>
-          </w:tcPr>
-          <w:p>
-            <w:pPr>
-              <w:pStyle w:val="Normal"/>
-              <w:jc w:val="center"/>
-              <w:pBdr>
-                <w:bottom w:val="none" w:sz="0" w:space="0" w:color="000000"/>
-                <w:top w:val="none" w:sz="0" w:space="0" w:color="000000"/>
-                <w:left w:val="none" w:sz="0" w:space="0" w:color="000000"/>
-                <w:right w:val="none" w:sz="0" w:space="0" w:color="000000"/>
-              </w:pBdr>
-              <w:spacing w:after="100" w:before="100" w:line="240"/>
-              <w:ind w:left="100" w:right="100" w:firstLine="0" w:firstLineChars="0"/>
-              <w:rPr>
-                <w:rFonts w:ascii="Helvetica" w:hAnsi="Helvetica" w:eastAsia="Helvetica" w:cs="Helvetica"/>
-                <w:i w:val="false"/>
-                <w:b w:val="false"/>
-                <w:u w:val="none"/>
-                <w:sz w:val="22"/>
-                <w:szCs w:val="22"/>
-                <w:color w:val="000000"/>
-              </w:rPr>
-            </w:pPr>
-            <w:r>
-              <w:rPr>
-                <w:rFonts w:ascii="Helvetica" w:hAnsi="Helvetica" w:eastAsia="Helvetica" w:cs="Helvetica"/>
-                <w:i w:val="false"/>
-                <w:b w:val="false"/>
-                <w:u w:val="none"/>
-                <w:sz w:val="22"/>
-                <w:szCs w:val="22"/>
-                <w:color w:val="000000"/>
-              </w:rPr>
-              <w:t xml:space="preserve">0.15, 3.76</w:t>
-            </w:r>
-          </w:p>
-        </w:tc>
-        <w:tc>
-          <w:tcPr>
-            <w:tcBorders>
-              <w:bottom w:val="none" w:sz="0" w:space="0" w:color="000000"/>
-              <w:top w:val="none" w:sz="0" w:space="0" w:color="000000"/>
-              <w:left w:val="none" w:sz="0" w:space="0" w:color="000000"/>
-              <w:right w:val="none" w:sz="0" w:space="0" w:color="000000"/>
-            </w:tcBorders>
-            <w:shd w:val="clear" w:color="auto" w:fill="FFFFFF"/>
-            <w:tcMar>
-              <w:top w:w="0" w:type="dxa"/>
-              <w:bottom w:w="0" w:type="dxa"/>
-              <w:left w:w="0" w:type="dxa"/>
-              <w:right w:w="0" w:type="dxa"/>
-            </w:tcMar>
-            <w:vAlign w:val="top"/>
-          </w:tcPr>
-          <w:p>
-            <w:pPr>
-              <w:pStyle w:val="Normal"/>
-              <w:jc w:val="center"/>
-              <w:pBdr>
-                <w:bottom w:val="none" w:sz="0" w:space="0" w:color="000000"/>
-                <w:top w:val="none" w:sz="0" w:space="0" w:color="000000"/>
-                <w:left w:val="none" w:sz="0" w:space="0" w:color="000000"/>
-                <w:right w:val="none" w:sz="0" w:space="0" w:color="000000"/>
-              </w:pBdr>
-              <w:spacing w:after="100" w:before="100" w:line="240"/>
-              <w:ind w:left="100" w:right="100" w:firstLine="0" w:firstLineChars="0"/>
-              <w:rPr>
-                <w:rFonts w:ascii="Helvetica" w:hAnsi="Helvetica" w:eastAsia="Helvetica" w:cs="Helvetica"/>
-                <w:i w:val="false"/>
-                <w:b w:val="false"/>
-                <w:u w:val="none"/>
-                <w:sz w:val="22"/>
-                <w:szCs w:val="22"/>
-                <w:color w:val="000000"/>
-              </w:rPr>
-            </w:pPr>
-            <w:r>
-              <w:rPr>
-                <w:rFonts w:ascii="Helvetica" w:hAnsi="Helvetica" w:eastAsia="Helvetica" w:cs="Helvetica"/>
-                <w:i w:val="false"/>
-                <w:b w:val="false"/>
-                <w:u w:val="none"/>
-                <w:sz w:val="22"/>
-                <w:szCs w:val="22"/>
-                <w:color w:val="000000"/>
-              </w:rPr>
-              <w:t xml:space="preserve">0.740</w:t>
+              <w:t xml:space="preserve">0.96</w:t>
+            </w:r>
+          </w:p>
+        </w:tc>
+        <w:tc>
+          <w:tcPr>
+            <w:tcBorders>
+              <w:bottom w:val="none" w:sz="0" w:space="0" w:color="000000"/>
+              <w:top w:val="none" w:sz="0" w:space="0" w:color="000000"/>
+              <w:left w:val="none" w:sz="0" w:space="0" w:color="000000"/>
+              <w:right w:val="none" w:sz="0" w:space="0" w:color="000000"/>
+            </w:tcBorders>
+            <w:shd w:val="clear" w:color="auto" w:fill="FFFFFF"/>
+            <w:tcMar>
+              <w:top w:w="0" w:type="dxa"/>
+              <w:bottom w:w="0" w:type="dxa"/>
+              <w:left w:w="0" w:type="dxa"/>
+              <w:right w:w="0" w:type="dxa"/>
+            </w:tcMar>
+            <w:vAlign w:val="top"/>
+          </w:tcPr>
+          <w:p>
+            <w:pPr>
+              <w:pStyle w:val="Normal"/>
+              <w:jc w:val="center"/>
+              <w:pBdr>
+                <w:bottom w:val="none" w:sz="0" w:space="0" w:color="000000"/>
+                <w:top w:val="none" w:sz="0" w:space="0" w:color="000000"/>
+                <w:left w:val="none" w:sz="0" w:space="0" w:color="000000"/>
+                <w:right w:val="none" w:sz="0" w:space="0" w:color="000000"/>
+              </w:pBdr>
+              <w:spacing w:after="100" w:before="100" w:line="240"/>
+              <w:ind w:left="100" w:right="100" w:firstLine="0" w:firstLineChars="0"/>
+              <w:rPr>
+                <w:rFonts w:ascii="Helvetica" w:hAnsi="Helvetica" w:eastAsia="Helvetica" w:cs="Helvetica"/>
+                <w:i w:val="false"/>
+                <w:b w:val="false"/>
+                <w:u w:val="none"/>
+                <w:sz w:val="22"/>
+                <w:szCs w:val="22"/>
+                <w:color w:val="000000"/>
+              </w:rPr>
+            </w:pPr>
+            <w:r>
+              <w:rPr>
+                <w:rFonts w:ascii="Helvetica" w:hAnsi="Helvetica" w:eastAsia="Helvetica" w:cs="Helvetica"/>
+                <w:i w:val="false"/>
+                <w:b w:val="false"/>
+                <w:u w:val="none"/>
+                <w:sz w:val="22"/>
+                <w:szCs w:val="22"/>
+                <w:color w:val="000000"/>
+              </w:rPr>
+              <w:t xml:space="preserve">0.20, 4.64</w:t>
+            </w:r>
+          </w:p>
+        </w:tc>
+        <w:tc>
+          <w:tcPr>
+            <w:tcBorders>
+              <w:bottom w:val="none" w:sz="0" w:space="0" w:color="000000"/>
+              <w:top w:val="none" w:sz="0" w:space="0" w:color="000000"/>
+              <w:left w:val="none" w:sz="0" w:space="0" w:color="000000"/>
+              <w:right w:val="none" w:sz="0" w:space="0" w:color="000000"/>
+            </w:tcBorders>
+            <w:shd w:val="clear" w:color="auto" w:fill="FFFFFF"/>
+            <w:tcMar>
+              <w:top w:w="0" w:type="dxa"/>
+              <w:bottom w:w="0" w:type="dxa"/>
+              <w:left w:w="0" w:type="dxa"/>
+              <w:right w:w="0" w:type="dxa"/>
+            </w:tcMar>
+            <w:vAlign w:val="top"/>
+          </w:tcPr>
+          <w:p>
+            <w:pPr>
+              <w:pStyle w:val="Normal"/>
+              <w:jc w:val="center"/>
+              <w:pBdr>
+                <w:bottom w:val="none" w:sz="0" w:space="0" w:color="000000"/>
+                <w:top w:val="none" w:sz="0" w:space="0" w:color="000000"/>
+                <w:left w:val="none" w:sz="0" w:space="0" w:color="000000"/>
+                <w:right w:val="none" w:sz="0" w:space="0" w:color="000000"/>
+              </w:pBdr>
+              <w:spacing w:after="100" w:before="100" w:line="240"/>
+              <w:ind w:left="100" w:right="100" w:firstLine="0" w:firstLineChars="0"/>
+              <w:rPr>
+                <w:rFonts w:ascii="Helvetica" w:hAnsi="Helvetica" w:eastAsia="Helvetica" w:cs="Helvetica"/>
+                <w:i w:val="false"/>
+                <w:b w:val="false"/>
+                <w:u w:val="none"/>
+                <w:sz w:val="22"/>
+                <w:szCs w:val="22"/>
+                <w:color w:val="000000"/>
+              </w:rPr>
+            </w:pPr>
+            <w:r>
+              <w:rPr>
+                <w:rFonts w:ascii="Helvetica" w:hAnsi="Helvetica" w:eastAsia="Helvetica" w:cs="Helvetica"/>
+                <w:i w:val="false"/>
+                <w:b w:val="false"/>
+                <w:u w:val="none"/>
+                <w:sz w:val="22"/>
+                <w:szCs w:val="22"/>
+                <w:color w:val="000000"/>
+              </w:rPr>
+              <w:t xml:space="preserve">0.960</w:t>
             </w:r>
           </w:p>
         </w:tc>
@@ -7382,113 +7382,113 @@
                 <w:szCs w:val="22"/>
                 <w:color w:val="000000"/>
               </w:rPr>
-              <w:t xml:space="preserve">0.75</w:t>
-            </w:r>
-          </w:p>
-        </w:tc>
-        <w:tc>
-          <w:tcPr>
-            <w:tcBorders>
-              <w:bottom w:val="none" w:sz="0" w:space="0" w:color="000000"/>
-              <w:top w:val="none" w:sz="0" w:space="0" w:color="000000"/>
-              <w:left w:val="none" w:sz="0" w:space="0" w:color="000000"/>
-              <w:right w:val="none" w:sz="0" w:space="0" w:color="000000"/>
-            </w:tcBorders>
-            <w:shd w:val="clear" w:color="auto" w:fill="FFFFFF"/>
-            <w:tcMar>
-              <w:top w:w="0" w:type="dxa"/>
-              <w:bottom w:w="0" w:type="dxa"/>
-              <w:left w:w="0" w:type="dxa"/>
-              <w:right w:w="0" w:type="dxa"/>
-            </w:tcMar>
-            <w:vAlign w:val="top"/>
-          </w:tcPr>
-          <w:p>
-            <w:pPr>
-              <w:pStyle w:val="Normal"/>
-              <w:jc w:val="center"/>
-              <w:pBdr>
-                <w:bottom w:val="none" w:sz="0" w:space="0" w:color="000000"/>
-                <w:top w:val="none" w:sz="0" w:space="0" w:color="000000"/>
-                <w:left w:val="none" w:sz="0" w:space="0" w:color="000000"/>
-                <w:right w:val="none" w:sz="0" w:space="0" w:color="000000"/>
-              </w:pBdr>
-              <w:spacing w:after="100" w:before="100" w:line="240"/>
-              <w:ind w:left="100" w:right="100" w:firstLine="0" w:firstLineChars="0"/>
-              <w:rPr>
-                <w:rFonts w:ascii="Helvetica" w:hAnsi="Helvetica" w:eastAsia="Helvetica" w:cs="Helvetica"/>
-                <w:i w:val="false"/>
-                <w:b w:val="false"/>
-                <w:u w:val="none"/>
-                <w:sz w:val="22"/>
-                <w:szCs w:val="22"/>
-                <w:color w:val="000000"/>
-              </w:rPr>
-            </w:pPr>
-            <w:r>
-              <w:rPr>
-                <w:rFonts w:ascii="Helvetica" w:hAnsi="Helvetica" w:eastAsia="Helvetica" w:cs="Helvetica"/>
-                <w:i w:val="false"/>
-                <w:b w:val="false"/>
-                <w:u w:val="none"/>
-                <w:sz w:val="22"/>
-                <w:szCs w:val="22"/>
-                <w:color w:val="000000"/>
-              </w:rPr>
-              <w:t xml:space="preserve">0.15, 3.68</w:t>
-            </w:r>
-          </w:p>
-        </w:tc>
-        <w:tc>
-          <w:tcPr>
-            <w:tcBorders>
-              <w:bottom w:val="none" w:sz="0" w:space="0" w:color="000000"/>
-              <w:top w:val="none" w:sz="0" w:space="0" w:color="000000"/>
-              <w:left w:val="none" w:sz="0" w:space="0" w:color="000000"/>
-              <w:right w:val="none" w:sz="0" w:space="0" w:color="000000"/>
-            </w:tcBorders>
-            <w:shd w:val="clear" w:color="auto" w:fill="FFFFFF"/>
-            <w:tcMar>
-              <w:top w:w="0" w:type="dxa"/>
-              <w:bottom w:w="0" w:type="dxa"/>
-              <w:left w:w="0" w:type="dxa"/>
-              <w:right w:w="0" w:type="dxa"/>
-            </w:tcMar>
-            <w:vAlign w:val="top"/>
-          </w:tcPr>
-          <w:p>
-            <w:pPr>
-              <w:pStyle w:val="Normal"/>
-              <w:jc w:val="center"/>
-              <w:pBdr>
-                <w:bottom w:val="none" w:sz="0" w:space="0" w:color="000000"/>
-                <w:top w:val="none" w:sz="0" w:space="0" w:color="000000"/>
-                <w:left w:val="none" w:sz="0" w:space="0" w:color="000000"/>
-                <w:right w:val="none" w:sz="0" w:space="0" w:color="000000"/>
-              </w:pBdr>
-              <w:spacing w:after="100" w:before="100" w:line="240"/>
-              <w:ind w:left="100" w:right="100" w:firstLine="0" w:firstLineChars="0"/>
-              <w:rPr>
-                <w:rFonts w:ascii="Helvetica" w:hAnsi="Helvetica" w:eastAsia="Helvetica" w:cs="Helvetica"/>
-                <w:i w:val="false"/>
-                <w:b w:val="false"/>
-                <w:u w:val="none"/>
-                <w:sz w:val="22"/>
-                <w:szCs w:val="22"/>
-                <w:color w:val="000000"/>
-              </w:rPr>
-            </w:pPr>
-            <w:r>
-              <w:rPr>
-                <w:rFonts w:ascii="Helvetica" w:hAnsi="Helvetica" w:eastAsia="Helvetica" w:cs="Helvetica"/>
-                <w:i w:val="false"/>
-                <w:b w:val="false"/>
-                <w:u w:val="none"/>
-                <w:sz w:val="22"/>
-                <w:szCs w:val="22"/>
-                <w:color w:val="000000"/>
-              </w:rPr>
-              <w:t xml:space="preserve">0.720</w:t>
+              <w:t xml:space="preserve">0.91</w:t>
+            </w:r>
+          </w:p>
+        </w:tc>
+        <w:tc>
+          <w:tcPr>
+            <w:tcBorders>
+              <w:bottom w:val="none" w:sz="0" w:space="0" w:color="000000"/>
+              <w:top w:val="none" w:sz="0" w:space="0" w:color="000000"/>
+              <w:left w:val="none" w:sz="0" w:space="0" w:color="000000"/>
+              <w:right w:val="none" w:sz="0" w:space="0" w:color="000000"/>
+            </w:tcBorders>
+            <w:shd w:val="clear" w:color="auto" w:fill="FFFFFF"/>
+            <w:tcMar>
+              <w:top w:w="0" w:type="dxa"/>
+              <w:bottom w:w="0" w:type="dxa"/>
+              <w:left w:w="0" w:type="dxa"/>
+              <w:right w:w="0" w:type="dxa"/>
+            </w:tcMar>
+            <w:vAlign w:val="top"/>
+          </w:tcPr>
+          <w:p>
+            <w:pPr>
+              <w:pStyle w:val="Normal"/>
+              <w:jc w:val="center"/>
+              <w:pBdr>
+                <w:bottom w:val="none" w:sz="0" w:space="0" w:color="000000"/>
+                <w:top w:val="none" w:sz="0" w:space="0" w:color="000000"/>
+                <w:left w:val="none" w:sz="0" w:space="0" w:color="000000"/>
+                <w:right w:val="none" w:sz="0" w:space="0" w:color="000000"/>
+              </w:pBdr>
+              <w:spacing w:after="100" w:before="100" w:line="240"/>
+              <w:ind w:left="100" w:right="100" w:firstLine="0" w:firstLineChars="0"/>
+              <w:rPr>
+                <w:rFonts w:ascii="Helvetica" w:hAnsi="Helvetica" w:eastAsia="Helvetica" w:cs="Helvetica"/>
+                <w:i w:val="false"/>
+                <w:b w:val="false"/>
+                <w:u w:val="none"/>
+                <w:sz w:val="22"/>
+                <w:szCs w:val="22"/>
+                <w:color w:val="000000"/>
+              </w:rPr>
+            </w:pPr>
+            <w:r>
+              <w:rPr>
+                <w:rFonts w:ascii="Helvetica" w:hAnsi="Helvetica" w:eastAsia="Helvetica" w:cs="Helvetica"/>
+                <w:i w:val="false"/>
+                <w:b w:val="false"/>
+                <w:u w:val="none"/>
+                <w:sz w:val="22"/>
+                <w:szCs w:val="22"/>
+                <w:color w:val="000000"/>
+              </w:rPr>
+              <w:t xml:space="preserve">0.18, 4.55</w:t>
+            </w:r>
+          </w:p>
+        </w:tc>
+        <w:tc>
+          <w:tcPr>
+            <w:tcBorders>
+              <w:bottom w:val="none" w:sz="0" w:space="0" w:color="000000"/>
+              <w:top w:val="none" w:sz="0" w:space="0" w:color="000000"/>
+              <w:left w:val="none" w:sz="0" w:space="0" w:color="000000"/>
+              <w:right w:val="none" w:sz="0" w:space="0" w:color="000000"/>
+            </w:tcBorders>
+            <w:shd w:val="clear" w:color="auto" w:fill="FFFFFF"/>
+            <w:tcMar>
+              <w:top w:w="0" w:type="dxa"/>
+              <w:bottom w:w="0" w:type="dxa"/>
+              <w:left w:w="0" w:type="dxa"/>
+              <w:right w:w="0" w:type="dxa"/>
+            </w:tcMar>
+            <w:vAlign w:val="top"/>
+          </w:tcPr>
+          <w:p>
+            <w:pPr>
+              <w:pStyle w:val="Normal"/>
+              <w:jc w:val="center"/>
+              <w:pBdr>
+                <w:bottom w:val="none" w:sz="0" w:space="0" w:color="000000"/>
+                <w:top w:val="none" w:sz="0" w:space="0" w:color="000000"/>
+                <w:left w:val="none" w:sz="0" w:space="0" w:color="000000"/>
+                <w:right w:val="none" w:sz="0" w:space="0" w:color="000000"/>
+              </w:pBdr>
+              <w:spacing w:after="100" w:before="100" w:line="240"/>
+              <w:ind w:left="100" w:right="100" w:firstLine="0" w:firstLineChars="0"/>
+              <w:rPr>
+                <w:rFonts w:ascii="Helvetica" w:hAnsi="Helvetica" w:eastAsia="Helvetica" w:cs="Helvetica"/>
+                <w:i w:val="false"/>
+                <w:b w:val="false"/>
+                <w:u w:val="none"/>
+                <w:sz w:val="22"/>
+                <w:szCs w:val="22"/>
+                <w:color w:val="000000"/>
+              </w:rPr>
+            </w:pPr>
+            <w:r>
+              <w:rPr>
+                <w:rFonts w:ascii="Helvetica" w:hAnsi="Helvetica" w:eastAsia="Helvetica" w:cs="Helvetica"/>
+                <w:i w:val="false"/>
+                <w:b w:val="false"/>
+                <w:u w:val="none"/>
+                <w:sz w:val="22"/>
+                <w:szCs w:val="22"/>
+                <w:color w:val="000000"/>
+              </w:rPr>
+              <w:t xml:space="preserve">0.910</w:t>
             </w:r>
           </w:p>
         </w:tc>
@@ -7865,113 +7865,113 @@
                 <w:szCs w:val="22"/>
                 <w:color w:val="000000"/>
               </w:rPr>
-              <w:t xml:space="preserve">0.99</w:t>
-            </w:r>
-          </w:p>
-        </w:tc>
-        <w:tc>
-          <w:tcPr>
-            <w:tcBorders>
-              <w:bottom w:val="none" w:sz="0" w:space="0" w:color="000000"/>
-              <w:top w:val="none" w:sz="0" w:space="0" w:color="000000"/>
-              <w:left w:val="none" w:sz="0" w:space="0" w:color="000000"/>
-              <w:right w:val="none" w:sz="0" w:space="0" w:color="000000"/>
-            </w:tcBorders>
-            <w:shd w:val="clear" w:color="auto" w:fill="FFFFFF"/>
-            <w:tcMar>
-              <w:top w:w="0" w:type="dxa"/>
-              <w:bottom w:w="0" w:type="dxa"/>
-              <w:left w:w="0" w:type="dxa"/>
-              <w:right w:w="0" w:type="dxa"/>
-            </w:tcMar>
-            <w:vAlign w:val="top"/>
-          </w:tcPr>
-          <w:p>
-            <w:pPr>
-              <w:pStyle w:val="Normal"/>
-              <w:jc w:val="center"/>
-              <w:pBdr>
-                <w:bottom w:val="none" w:sz="0" w:space="0" w:color="000000"/>
-                <w:top w:val="none" w:sz="0" w:space="0" w:color="000000"/>
-                <w:left w:val="none" w:sz="0" w:space="0" w:color="000000"/>
-                <w:right w:val="none" w:sz="0" w:space="0" w:color="000000"/>
-              </w:pBdr>
-              <w:spacing w:after="100" w:before="100" w:line="240"/>
-              <w:ind w:left="100" w:right="100" w:firstLine="0" w:firstLineChars="0"/>
-              <w:rPr>
-                <w:rFonts w:ascii="Helvetica" w:hAnsi="Helvetica" w:eastAsia="Helvetica" w:cs="Helvetica"/>
-                <w:i w:val="false"/>
-                <w:b w:val="false"/>
-                <w:u w:val="none"/>
-                <w:sz w:val="22"/>
-                <w:szCs w:val="22"/>
-                <w:color w:val="000000"/>
-              </w:rPr>
-            </w:pPr>
-            <w:r>
-              <w:rPr>
-                <w:rFonts w:ascii="Helvetica" w:hAnsi="Helvetica" w:eastAsia="Helvetica" w:cs="Helvetica"/>
-                <w:i w:val="false"/>
-                <w:b w:val="false"/>
-                <w:u w:val="none"/>
-                <w:sz w:val="22"/>
-                <w:szCs w:val="22"/>
-                <w:color w:val="000000"/>
-              </w:rPr>
-              <w:t xml:space="preserve">0.09, 10.6</w:t>
-            </w:r>
-          </w:p>
-        </w:tc>
-        <w:tc>
-          <w:tcPr>
-            <w:tcBorders>
-              <w:bottom w:val="none" w:sz="0" w:space="0" w:color="000000"/>
-              <w:top w:val="none" w:sz="0" w:space="0" w:color="000000"/>
-              <w:left w:val="none" w:sz="0" w:space="0" w:color="000000"/>
-              <w:right w:val="none" w:sz="0" w:space="0" w:color="000000"/>
-            </w:tcBorders>
-            <w:shd w:val="clear" w:color="auto" w:fill="FFFFFF"/>
-            <w:tcMar>
-              <w:top w:w="0" w:type="dxa"/>
-              <w:bottom w:w="0" w:type="dxa"/>
-              <w:left w:w="0" w:type="dxa"/>
-              <w:right w:w="0" w:type="dxa"/>
-            </w:tcMar>
-            <w:vAlign w:val="top"/>
-          </w:tcPr>
-          <w:p>
-            <w:pPr>
-              <w:pStyle w:val="Normal"/>
-              <w:jc w:val="center"/>
-              <w:pBdr>
-                <w:bottom w:val="none" w:sz="0" w:space="0" w:color="000000"/>
-                <w:top w:val="none" w:sz="0" w:space="0" w:color="000000"/>
-                <w:left w:val="none" w:sz="0" w:space="0" w:color="000000"/>
-                <w:right w:val="none" w:sz="0" w:space="0" w:color="000000"/>
-              </w:pBdr>
-              <w:spacing w:after="100" w:before="100" w:line="240"/>
-              <w:ind w:left="100" w:right="100" w:firstLine="0" w:firstLineChars="0"/>
-              <w:rPr>
-                <w:rFonts w:ascii="Helvetica" w:hAnsi="Helvetica" w:eastAsia="Helvetica" w:cs="Helvetica"/>
-                <w:i w:val="false"/>
-                <w:b w:val="false"/>
-                <w:u w:val="none"/>
-                <w:sz w:val="22"/>
-                <w:szCs w:val="22"/>
-                <w:color w:val="000000"/>
-              </w:rPr>
-            </w:pPr>
-            <w:r>
-              <w:rPr>
-                <w:rFonts w:ascii="Helvetica" w:hAnsi="Helvetica" w:eastAsia="Helvetica" w:cs="Helvetica"/>
-                <w:i w:val="false"/>
-                <w:b w:val="false"/>
-                <w:u w:val="none"/>
-                <w:sz w:val="22"/>
-                <w:szCs w:val="22"/>
-                <w:color w:val="000000"/>
-              </w:rPr>
-              <w:t xml:space="preserve">&gt;0.999</w:t>
+              <w:t xml:space="preserve">0.97</w:t>
+            </w:r>
+          </w:p>
+        </w:tc>
+        <w:tc>
+          <w:tcPr>
+            <w:tcBorders>
+              <w:bottom w:val="none" w:sz="0" w:space="0" w:color="000000"/>
+              <w:top w:val="none" w:sz="0" w:space="0" w:color="000000"/>
+              <w:left w:val="none" w:sz="0" w:space="0" w:color="000000"/>
+              <w:right w:val="none" w:sz="0" w:space="0" w:color="000000"/>
+            </w:tcBorders>
+            <w:shd w:val="clear" w:color="auto" w:fill="FFFFFF"/>
+            <w:tcMar>
+              <w:top w:w="0" w:type="dxa"/>
+              <w:bottom w:w="0" w:type="dxa"/>
+              <w:left w:w="0" w:type="dxa"/>
+              <w:right w:w="0" w:type="dxa"/>
+            </w:tcMar>
+            <w:vAlign w:val="top"/>
+          </w:tcPr>
+          <w:p>
+            <w:pPr>
+              <w:pStyle w:val="Normal"/>
+              <w:jc w:val="center"/>
+              <w:pBdr>
+                <w:bottom w:val="none" w:sz="0" w:space="0" w:color="000000"/>
+                <w:top w:val="none" w:sz="0" w:space="0" w:color="000000"/>
+                <w:left w:val="none" w:sz="0" w:space="0" w:color="000000"/>
+                <w:right w:val="none" w:sz="0" w:space="0" w:color="000000"/>
+              </w:pBdr>
+              <w:spacing w:after="100" w:before="100" w:line="240"/>
+              <w:ind w:left="100" w:right="100" w:firstLine="0" w:firstLineChars="0"/>
+              <w:rPr>
+                <w:rFonts w:ascii="Helvetica" w:hAnsi="Helvetica" w:eastAsia="Helvetica" w:cs="Helvetica"/>
+                <w:i w:val="false"/>
+                <w:b w:val="false"/>
+                <w:u w:val="none"/>
+                <w:sz w:val="22"/>
+                <w:szCs w:val="22"/>
+                <w:color w:val="000000"/>
+              </w:rPr>
+            </w:pPr>
+            <w:r>
+              <w:rPr>
+                <w:rFonts w:ascii="Helvetica" w:hAnsi="Helvetica" w:eastAsia="Helvetica" w:cs="Helvetica"/>
+                <w:i w:val="false"/>
+                <w:b w:val="false"/>
+                <w:u w:val="none"/>
+                <w:sz w:val="22"/>
+                <w:szCs w:val="22"/>
+                <w:color w:val="000000"/>
+              </w:rPr>
+              <w:t xml:space="preserve">0.10, 9.83</w:t>
+            </w:r>
+          </w:p>
+        </w:tc>
+        <w:tc>
+          <w:tcPr>
+            <w:tcBorders>
+              <w:bottom w:val="none" w:sz="0" w:space="0" w:color="000000"/>
+              <w:top w:val="none" w:sz="0" w:space="0" w:color="000000"/>
+              <w:left w:val="none" w:sz="0" w:space="0" w:color="000000"/>
+              <w:right w:val="none" w:sz="0" w:space="0" w:color="000000"/>
+            </w:tcBorders>
+            <w:shd w:val="clear" w:color="auto" w:fill="FFFFFF"/>
+            <w:tcMar>
+              <w:top w:w="0" w:type="dxa"/>
+              <w:bottom w:w="0" w:type="dxa"/>
+              <w:left w:w="0" w:type="dxa"/>
+              <w:right w:w="0" w:type="dxa"/>
+            </w:tcMar>
+            <w:vAlign w:val="top"/>
+          </w:tcPr>
+          <w:p>
+            <w:pPr>
+              <w:pStyle w:val="Normal"/>
+              <w:jc w:val="center"/>
+              <w:pBdr>
+                <w:bottom w:val="none" w:sz="0" w:space="0" w:color="000000"/>
+                <w:top w:val="none" w:sz="0" w:space="0" w:color="000000"/>
+                <w:left w:val="none" w:sz="0" w:space="0" w:color="000000"/>
+                <w:right w:val="none" w:sz="0" w:space="0" w:color="000000"/>
+              </w:pBdr>
+              <w:spacing w:after="100" w:before="100" w:line="240"/>
+              <w:ind w:left="100" w:right="100" w:firstLine="0" w:firstLineChars="0"/>
+              <w:rPr>
+                <w:rFonts w:ascii="Helvetica" w:hAnsi="Helvetica" w:eastAsia="Helvetica" w:cs="Helvetica"/>
+                <w:i w:val="false"/>
+                <w:b w:val="false"/>
+                <w:u w:val="none"/>
+                <w:sz w:val="22"/>
+                <w:szCs w:val="22"/>
+                <w:color w:val="000000"/>
+              </w:rPr>
+            </w:pPr>
+            <w:r>
+              <w:rPr>
+                <w:rFonts w:ascii="Helvetica" w:hAnsi="Helvetica" w:eastAsia="Helvetica" w:cs="Helvetica"/>
+                <w:i w:val="false"/>
+                <w:b w:val="false"/>
+                <w:u w:val="none"/>
+                <w:sz w:val="22"/>
+                <w:szCs w:val="22"/>
+                <w:color w:val="000000"/>
+              </w:rPr>
+              <w:t xml:space="preserve">0.980</w:t>
             </w:r>
           </w:p>
         </w:tc>
@@ -8348,113 +8348,113 @@
                 <w:szCs w:val="22"/>
                 <w:color w:val="000000"/>
               </w:rPr>
-              <w:t xml:space="preserve">0.62</w:t>
-            </w:r>
-          </w:p>
-        </w:tc>
-        <w:tc>
-          <w:tcPr>
-            <w:tcBorders>
-              <w:bottom w:val="none" w:sz="0" w:space="0" w:color="000000"/>
-              <w:top w:val="none" w:sz="0" w:space="0" w:color="000000"/>
-              <w:left w:val="none" w:sz="0" w:space="0" w:color="000000"/>
-              <w:right w:val="none" w:sz="0" w:space="0" w:color="000000"/>
-            </w:tcBorders>
-            <w:shd w:val="clear" w:color="auto" w:fill="FFFFFF"/>
-            <w:tcMar>
-              <w:top w:w="0" w:type="dxa"/>
-              <w:bottom w:w="0" w:type="dxa"/>
-              <w:left w:w="0" w:type="dxa"/>
-              <w:right w:w="0" w:type="dxa"/>
-            </w:tcMar>
-            <w:vAlign w:val="top"/>
-          </w:tcPr>
-          <w:p>
-            <w:pPr>
-              <w:pStyle w:val="Normal"/>
-              <w:jc w:val="center"/>
-              <w:pBdr>
-                <w:bottom w:val="none" w:sz="0" w:space="0" w:color="000000"/>
-                <w:top w:val="none" w:sz="0" w:space="0" w:color="000000"/>
-                <w:left w:val="none" w:sz="0" w:space="0" w:color="000000"/>
-                <w:right w:val="none" w:sz="0" w:space="0" w:color="000000"/>
-              </w:pBdr>
-              <w:spacing w:after="100" w:before="100" w:line="240"/>
-              <w:ind w:left="100" w:right="100" w:firstLine="0" w:firstLineChars="0"/>
-              <w:rPr>
-                <w:rFonts w:ascii="Helvetica" w:hAnsi="Helvetica" w:eastAsia="Helvetica" w:cs="Helvetica"/>
-                <w:i w:val="false"/>
-                <w:b w:val="false"/>
-                <w:u w:val="none"/>
-                <w:sz w:val="22"/>
-                <w:szCs w:val="22"/>
-                <w:color w:val="000000"/>
-              </w:rPr>
-            </w:pPr>
-            <w:r>
-              <w:rPr>
-                <w:rFonts w:ascii="Helvetica" w:hAnsi="Helvetica" w:eastAsia="Helvetica" w:cs="Helvetica"/>
-                <w:i w:val="false"/>
-                <w:b w:val="false"/>
-                <w:u w:val="none"/>
-                <w:sz w:val="22"/>
-                <w:szCs w:val="22"/>
-                <w:color w:val="000000"/>
-              </w:rPr>
-              <w:t xml:space="preserve">0.13, 3.03</w:t>
-            </w:r>
-          </w:p>
-        </w:tc>
-        <w:tc>
-          <w:tcPr>
-            <w:tcBorders>
-              <w:bottom w:val="none" w:sz="0" w:space="0" w:color="000000"/>
-              <w:top w:val="none" w:sz="0" w:space="0" w:color="000000"/>
-              <w:left w:val="none" w:sz="0" w:space="0" w:color="000000"/>
-              <w:right w:val="none" w:sz="0" w:space="0" w:color="000000"/>
-            </w:tcBorders>
-            <w:shd w:val="clear" w:color="auto" w:fill="FFFFFF"/>
-            <w:tcMar>
-              <w:top w:w="0" w:type="dxa"/>
-              <w:bottom w:w="0" w:type="dxa"/>
-              <w:left w:w="0" w:type="dxa"/>
-              <w:right w:w="0" w:type="dxa"/>
-            </w:tcMar>
-            <w:vAlign w:val="top"/>
-          </w:tcPr>
-          <w:p>
-            <w:pPr>
-              <w:pStyle w:val="Normal"/>
-              <w:jc w:val="center"/>
-              <w:pBdr>
-                <w:bottom w:val="none" w:sz="0" w:space="0" w:color="000000"/>
-                <w:top w:val="none" w:sz="0" w:space="0" w:color="000000"/>
-                <w:left w:val="none" w:sz="0" w:space="0" w:color="000000"/>
-                <w:right w:val="none" w:sz="0" w:space="0" w:color="000000"/>
-              </w:pBdr>
-              <w:spacing w:after="100" w:before="100" w:line="240"/>
-              <w:ind w:left="100" w:right="100" w:firstLine="0" w:firstLineChars="0"/>
-              <w:rPr>
-                <w:rFonts w:ascii="Helvetica" w:hAnsi="Helvetica" w:eastAsia="Helvetica" w:cs="Helvetica"/>
-                <w:i w:val="false"/>
-                <w:b w:val="false"/>
-                <w:u w:val="none"/>
-                <w:sz w:val="22"/>
-                <w:szCs w:val="22"/>
-                <w:color w:val="000000"/>
-              </w:rPr>
-            </w:pPr>
-            <w:r>
-              <w:rPr>
-                <w:rFonts w:ascii="Helvetica" w:hAnsi="Helvetica" w:eastAsia="Helvetica" w:cs="Helvetica"/>
-                <w:i w:val="false"/>
-                <w:b w:val="false"/>
-                <w:u w:val="none"/>
-                <w:sz w:val="22"/>
-                <w:szCs w:val="22"/>
-                <w:color w:val="000000"/>
-              </w:rPr>
-              <w:t xml:space="preserve">0.560</w:t>
+              <w:t xml:space="preserve">0.86</w:t>
+            </w:r>
+          </w:p>
+        </w:tc>
+        <w:tc>
+          <w:tcPr>
+            <w:tcBorders>
+              <w:bottom w:val="none" w:sz="0" w:space="0" w:color="000000"/>
+              <w:top w:val="none" w:sz="0" w:space="0" w:color="000000"/>
+              <w:left w:val="none" w:sz="0" w:space="0" w:color="000000"/>
+              <w:right w:val="none" w:sz="0" w:space="0" w:color="000000"/>
+            </w:tcBorders>
+            <w:shd w:val="clear" w:color="auto" w:fill="FFFFFF"/>
+            <w:tcMar>
+              <w:top w:w="0" w:type="dxa"/>
+              <w:bottom w:w="0" w:type="dxa"/>
+              <w:left w:w="0" w:type="dxa"/>
+              <w:right w:w="0" w:type="dxa"/>
+            </w:tcMar>
+            <w:vAlign w:val="top"/>
+          </w:tcPr>
+          <w:p>
+            <w:pPr>
+              <w:pStyle w:val="Normal"/>
+              <w:jc w:val="center"/>
+              <w:pBdr>
+                <w:bottom w:val="none" w:sz="0" w:space="0" w:color="000000"/>
+                <w:top w:val="none" w:sz="0" w:space="0" w:color="000000"/>
+                <w:left w:val="none" w:sz="0" w:space="0" w:color="000000"/>
+                <w:right w:val="none" w:sz="0" w:space="0" w:color="000000"/>
+              </w:pBdr>
+              <w:spacing w:after="100" w:before="100" w:line="240"/>
+              <w:ind w:left="100" w:right="100" w:firstLine="0" w:firstLineChars="0"/>
+              <w:rPr>
+                <w:rFonts w:ascii="Helvetica" w:hAnsi="Helvetica" w:eastAsia="Helvetica" w:cs="Helvetica"/>
+                <w:i w:val="false"/>
+                <w:b w:val="false"/>
+                <w:u w:val="none"/>
+                <w:sz w:val="22"/>
+                <w:szCs w:val="22"/>
+                <w:color w:val="000000"/>
+              </w:rPr>
+            </w:pPr>
+            <w:r>
+              <w:rPr>
+                <w:rFonts w:ascii="Helvetica" w:hAnsi="Helvetica" w:eastAsia="Helvetica" w:cs="Helvetica"/>
+                <w:i w:val="false"/>
+                <w:b w:val="false"/>
+                <w:u w:val="none"/>
+                <w:sz w:val="22"/>
+                <w:szCs w:val="22"/>
+                <w:color w:val="000000"/>
+              </w:rPr>
+              <w:t xml:space="preserve">0.19, 3.97</w:t>
+            </w:r>
+          </w:p>
+        </w:tc>
+        <w:tc>
+          <w:tcPr>
+            <w:tcBorders>
+              <w:bottom w:val="none" w:sz="0" w:space="0" w:color="000000"/>
+              <w:top w:val="none" w:sz="0" w:space="0" w:color="000000"/>
+              <w:left w:val="none" w:sz="0" w:space="0" w:color="000000"/>
+              <w:right w:val="none" w:sz="0" w:space="0" w:color="000000"/>
+            </w:tcBorders>
+            <w:shd w:val="clear" w:color="auto" w:fill="FFFFFF"/>
+            <w:tcMar>
+              <w:top w:w="0" w:type="dxa"/>
+              <w:bottom w:w="0" w:type="dxa"/>
+              <w:left w:w="0" w:type="dxa"/>
+              <w:right w:w="0" w:type="dxa"/>
+            </w:tcMar>
+            <w:vAlign w:val="top"/>
+          </w:tcPr>
+          <w:p>
+            <w:pPr>
+              <w:pStyle w:val="Normal"/>
+              <w:jc w:val="center"/>
+              <w:pBdr>
+                <w:bottom w:val="none" w:sz="0" w:space="0" w:color="000000"/>
+                <w:top w:val="none" w:sz="0" w:space="0" w:color="000000"/>
+                <w:left w:val="none" w:sz="0" w:space="0" w:color="000000"/>
+                <w:right w:val="none" w:sz="0" w:space="0" w:color="000000"/>
+              </w:pBdr>
+              <w:spacing w:after="100" w:before="100" w:line="240"/>
+              <w:ind w:left="100" w:right="100" w:firstLine="0" w:firstLineChars="0"/>
+              <w:rPr>
+                <w:rFonts w:ascii="Helvetica" w:hAnsi="Helvetica" w:eastAsia="Helvetica" w:cs="Helvetica"/>
+                <w:i w:val="false"/>
+                <w:b w:val="false"/>
+                <w:u w:val="none"/>
+                <w:sz w:val="22"/>
+                <w:szCs w:val="22"/>
+                <w:color w:val="000000"/>
+              </w:rPr>
+            </w:pPr>
+            <w:r>
+              <w:rPr>
+                <w:rFonts w:ascii="Helvetica" w:hAnsi="Helvetica" w:eastAsia="Helvetica" w:cs="Helvetica"/>
+                <w:i w:val="false"/>
+                <w:b w:val="false"/>
+                <w:u w:val="none"/>
+                <w:sz w:val="22"/>
+                <w:szCs w:val="22"/>
+                <w:color w:val="000000"/>
+              </w:rPr>
+              <w:t xml:space="preserve">0.850</w:t>
             </w:r>
           </w:p>
         </w:tc>
@@ -8831,113 +8831,113 @@
                 <w:szCs w:val="22"/>
                 <w:color w:val="000000"/>
               </w:rPr>
-              <w:t xml:space="preserve">2.94</w:t>
-            </w:r>
-          </w:p>
-        </w:tc>
-        <w:tc>
-          <w:tcPr>
-            <w:tcBorders>
-              <w:bottom w:val="none" w:sz="0" w:space="0" w:color="000000"/>
-              <w:top w:val="none" w:sz="0" w:space="0" w:color="000000"/>
-              <w:left w:val="none" w:sz="0" w:space="0" w:color="000000"/>
-              <w:right w:val="none" w:sz="0" w:space="0" w:color="000000"/>
-            </w:tcBorders>
-            <w:shd w:val="clear" w:color="auto" w:fill="FFFFFF"/>
-            <w:tcMar>
-              <w:top w:w="0" w:type="dxa"/>
-              <w:bottom w:w="0" w:type="dxa"/>
-              <w:left w:w="0" w:type="dxa"/>
-              <w:right w:w="0" w:type="dxa"/>
-            </w:tcMar>
-            <w:vAlign w:val="top"/>
-          </w:tcPr>
-          <w:p>
-            <w:pPr>
-              <w:pStyle w:val="Normal"/>
-              <w:jc w:val="center"/>
-              <w:pBdr>
-                <w:bottom w:val="none" w:sz="0" w:space="0" w:color="000000"/>
-                <w:top w:val="none" w:sz="0" w:space="0" w:color="000000"/>
-                <w:left w:val="none" w:sz="0" w:space="0" w:color="000000"/>
-                <w:right w:val="none" w:sz="0" w:space="0" w:color="000000"/>
-              </w:pBdr>
-              <w:spacing w:after="100" w:before="100" w:line="240"/>
-              <w:ind w:left="100" w:right="100" w:firstLine="0" w:firstLineChars="0"/>
-              <w:rPr>
-                <w:rFonts w:ascii="Helvetica" w:hAnsi="Helvetica" w:eastAsia="Helvetica" w:cs="Helvetica"/>
-                <w:i w:val="false"/>
-                <w:b w:val="false"/>
-                <w:u w:val="none"/>
-                <w:sz w:val="22"/>
-                <w:szCs w:val="22"/>
-                <w:color w:val="000000"/>
-              </w:rPr>
-            </w:pPr>
-            <w:r>
-              <w:rPr>
-                <w:rFonts w:ascii="Helvetica" w:hAnsi="Helvetica" w:eastAsia="Helvetica" w:cs="Helvetica"/>
-                <w:i w:val="false"/>
-                <w:b w:val="false"/>
-                <w:u w:val="none"/>
-                <w:sz w:val="22"/>
-                <w:szCs w:val="22"/>
-                <w:color w:val="000000"/>
-              </w:rPr>
-              <w:t xml:space="preserve">0.61, 14.2</w:t>
-            </w:r>
-          </w:p>
-        </w:tc>
-        <w:tc>
-          <w:tcPr>
-            <w:tcBorders>
-              <w:bottom w:val="none" w:sz="0" w:space="0" w:color="000000"/>
-              <w:top w:val="none" w:sz="0" w:space="0" w:color="000000"/>
-              <w:left w:val="none" w:sz="0" w:space="0" w:color="000000"/>
-              <w:right w:val="none" w:sz="0" w:space="0" w:color="000000"/>
-            </w:tcBorders>
-            <w:shd w:val="clear" w:color="auto" w:fill="FFFFFF"/>
-            <w:tcMar>
-              <w:top w:w="0" w:type="dxa"/>
-              <w:bottom w:w="0" w:type="dxa"/>
-              <w:left w:w="0" w:type="dxa"/>
-              <w:right w:w="0" w:type="dxa"/>
-            </w:tcMar>
-            <w:vAlign w:val="top"/>
-          </w:tcPr>
-          <w:p>
-            <w:pPr>
-              <w:pStyle w:val="Normal"/>
-              <w:jc w:val="center"/>
-              <w:pBdr>
-                <w:bottom w:val="none" w:sz="0" w:space="0" w:color="000000"/>
-                <w:top w:val="none" w:sz="0" w:space="0" w:color="000000"/>
-                <w:left w:val="none" w:sz="0" w:space="0" w:color="000000"/>
-                <w:right w:val="none" w:sz="0" w:space="0" w:color="000000"/>
-              </w:pBdr>
-              <w:spacing w:after="100" w:before="100" w:line="240"/>
-              <w:ind w:left="100" w:right="100" w:firstLine="0" w:firstLineChars="0"/>
-              <w:rPr>
-                <w:rFonts w:ascii="Helvetica" w:hAnsi="Helvetica" w:eastAsia="Helvetica" w:cs="Helvetica"/>
-                <w:i w:val="false"/>
-                <w:b w:val="false"/>
-                <w:u w:val="none"/>
-                <w:sz w:val="22"/>
-                <w:szCs w:val="22"/>
-                <w:color w:val="000000"/>
-              </w:rPr>
-            </w:pPr>
-            <w:r>
-              <w:rPr>
-                <w:rFonts w:ascii="Helvetica" w:hAnsi="Helvetica" w:eastAsia="Helvetica" w:cs="Helvetica"/>
-                <w:i w:val="false"/>
-                <w:b w:val="false"/>
-                <w:u w:val="none"/>
-                <w:sz w:val="22"/>
-                <w:szCs w:val="22"/>
-                <w:color w:val="000000"/>
-              </w:rPr>
-              <w:t xml:space="preserve">0.180</w:t>
+              <w:t xml:space="preserve">3.41</w:t>
+            </w:r>
+          </w:p>
+        </w:tc>
+        <w:tc>
+          <w:tcPr>
+            <w:tcBorders>
+              <w:bottom w:val="none" w:sz="0" w:space="0" w:color="000000"/>
+              <w:top w:val="none" w:sz="0" w:space="0" w:color="000000"/>
+              <w:left w:val="none" w:sz="0" w:space="0" w:color="000000"/>
+              <w:right w:val="none" w:sz="0" w:space="0" w:color="000000"/>
+            </w:tcBorders>
+            <w:shd w:val="clear" w:color="auto" w:fill="FFFFFF"/>
+            <w:tcMar>
+              <w:top w:w="0" w:type="dxa"/>
+              <w:bottom w:w="0" w:type="dxa"/>
+              <w:left w:w="0" w:type="dxa"/>
+              <w:right w:w="0" w:type="dxa"/>
+            </w:tcMar>
+            <w:vAlign w:val="top"/>
+          </w:tcPr>
+          <w:p>
+            <w:pPr>
+              <w:pStyle w:val="Normal"/>
+              <w:jc w:val="center"/>
+              <w:pBdr>
+                <w:bottom w:val="none" w:sz="0" w:space="0" w:color="000000"/>
+                <w:top w:val="none" w:sz="0" w:space="0" w:color="000000"/>
+                <w:left w:val="none" w:sz="0" w:space="0" w:color="000000"/>
+                <w:right w:val="none" w:sz="0" w:space="0" w:color="000000"/>
+              </w:pBdr>
+              <w:spacing w:after="100" w:before="100" w:line="240"/>
+              <w:ind w:left="100" w:right="100" w:firstLine="0" w:firstLineChars="0"/>
+              <w:rPr>
+                <w:rFonts w:ascii="Helvetica" w:hAnsi="Helvetica" w:eastAsia="Helvetica" w:cs="Helvetica"/>
+                <w:i w:val="false"/>
+                <w:b w:val="false"/>
+                <w:u w:val="none"/>
+                <w:sz w:val="22"/>
+                <w:szCs w:val="22"/>
+                <w:color w:val="000000"/>
+              </w:rPr>
+            </w:pPr>
+            <w:r>
+              <w:rPr>
+                <w:rFonts w:ascii="Helvetica" w:hAnsi="Helvetica" w:eastAsia="Helvetica" w:cs="Helvetica"/>
+                <w:i w:val="false"/>
+                <w:b w:val="false"/>
+                <w:u w:val="none"/>
+                <w:sz w:val="22"/>
+                <w:szCs w:val="22"/>
+                <w:color w:val="000000"/>
+              </w:rPr>
+              <w:t xml:space="preserve">0.78, 14.9</w:t>
+            </w:r>
+          </w:p>
+        </w:tc>
+        <w:tc>
+          <w:tcPr>
+            <w:tcBorders>
+              <w:bottom w:val="none" w:sz="0" w:space="0" w:color="000000"/>
+              <w:top w:val="none" w:sz="0" w:space="0" w:color="000000"/>
+              <w:left w:val="none" w:sz="0" w:space="0" w:color="000000"/>
+              <w:right w:val="none" w:sz="0" w:space="0" w:color="000000"/>
+            </w:tcBorders>
+            <w:shd w:val="clear" w:color="auto" w:fill="FFFFFF"/>
+            <w:tcMar>
+              <w:top w:w="0" w:type="dxa"/>
+              <w:bottom w:w="0" w:type="dxa"/>
+              <w:left w:w="0" w:type="dxa"/>
+              <w:right w:w="0" w:type="dxa"/>
+            </w:tcMar>
+            <w:vAlign w:val="top"/>
+          </w:tcPr>
+          <w:p>
+            <w:pPr>
+              <w:pStyle w:val="Normal"/>
+              <w:jc w:val="center"/>
+              <w:pBdr>
+                <w:bottom w:val="none" w:sz="0" w:space="0" w:color="000000"/>
+                <w:top w:val="none" w:sz="0" w:space="0" w:color="000000"/>
+                <w:left w:val="none" w:sz="0" w:space="0" w:color="000000"/>
+                <w:right w:val="none" w:sz="0" w:space="0" w:color="000000"/>
+              </w:pBdr>
+              <w:spacing w:after="100" w:before="100" w:line="240"/>
+              <w:ind w:left="100" w:right="100" w:firstLine="0" w:firstLineChars="0"/>
+              <w:rPr>
+                <w:rFonts w:ascii="Helvetica" w:hAnsi="Helvetica" w:eastAsia="Helvetica" w:cs="Helvetica"/>
+                <w:i w:val="false"/>
+                <w:b w:val="false"/>
+                <w:u w:val="none"/>
+                <w:sz w:val="22"/>
+                <w:szCs w:val="22"/>
+                <w:color w:val="000000"/>
+              </w:rPr>
+            </w:pPr>
+            <w:r>
+              <w:rPr>
+                <w:rFonts w:ascii="Helvetica" w:hAnsi="Helvetica" w:eastAsia="Helvetica" w:cs="Helvetica"/>
+                <w:i w:val="false"/>
+                <w:b w:val="false"/>
+                <w:u w:val="none"/>
+                <w:sz w:val="22"/>
+                <w:szCs w:val="22"/>
+                <w:color w:val="000000"/>
+              </w:rPr>
+              <w:t xml:space="preserve">0.100</w:t>
             </w:r>
           </w:p>
         </w:tc>
@@ -10280,113 +10280,113 @@
                 <w:szCs w:val="22"/>
                 <w:color w:val="000000"/>
               </w:rPr>
-              <w:t xml:space="preserve">0.84</w:t>
-            </w:r>
-          </w:p>
-        </w:tc>
-        <w:tc>
-          <w:tcPr>
-            <w:tcBorders>
-              <w:bottom w:val="none" w:sz="0" w:space="0" w:color="000000"/>
-              <w:top w:val="none" w:sz="0" w:space="0" w:color="000000"/>
-              <w:left w:val="none" w:sz="0" w:space="0" w:color="000000"/>
-              <w:right w:val="none" w:sz="0" w:space="0" w:color="000000"/>
-            </w:tcBorders>
-            <w:shd w:val="clear" w:color="auto" w:fill="FFFFFF"/>
-            <w:tcMar>
-              <w:top w:w="0" w:type="dxa"/>
-              <w:bottom w:w="0" w:type="dxa"/>
-              <w:left w:w="0" w:type="dxa"/>
-              <w:right w:w="0" w:type="dxa"/>
-            </w:tcMar>
-            <w:vAlign w:val="top"/>
-          </w:tcPr>
-          <w:p>
-            <w:pPr>
-              <w:pStyle w:val="Normal"/>
-              <w:jc w:val="center"/>
-              <w:pBdr>
-                <w:bottom w:val="none" w:sz="0" w:space="0" w:color="000000"/>
-                <w:top w:val="none" w:sz="0" w:space="0" w:color="000000"/>
-                <w:left w:val="none" w:sz="0" w:space="0" w:color="000000"/>
-                <w:right w:val="none" w:sz="0" w:space="0" w:color="000000"/>
-              </w:pBdr>
-              <w:spacing w:after="100" w:before="100" w:line="240"/>
-              <w:ind w:left="100" w:right="100" w:firstLine="0" w:firstLineChars="0"/>
-              <w:rPr>
-                <w:rFonts w:ascii="Helvetica" w:hAnsi="Helvetica" w:eastAsia="Helvetica" w:cs="Helvetica"/>
-                <w:i w:val="false"/>
-                <w:b w:val="false"/>
-                <w:u w:val="none"/>
-                <w:sz w:val="22"/>
-                <w:szCs w:val="22"/>
-                <w:color w:val="000000"/>
-              </w:rPr>
-            </w:pPr>
-            <w:r>
-              <w:rPr>
-                <w:rFonts w:ascii="Helvetica" w:hAnsi="Helvetica" w:eastAsia="Helvetica" w:cs="Helvetica"/>
-                <w:i w:val="false"/>
-                <w:b w:val="false"/>
-                <w:u w:val="none"/>
-                <w:sz w:val="22"/>
-                <w:szCs w:val="22"/>
-                <w:color w:val="000000"/>
-              </w:rPr>
-              <w:t xml:space="preserve">0.25, 2.83</w:t>
-            </w:r>
-          </w:p>
-        </w:tc>
-        <w:tc>
-          <w:tcPr>
-            <w:tcBorders>
-              <w:bottom w:val="none" w:sz="0" w:space="0" w:color="000000"/>
-              <w:top w:val="none" w:sz="0" w:space="0" w:color="000000"/>
-              <w:left w:val="none" w:sz="0" w:space="0" w:color="000000"/>
-              <w:right w:val="none" w:sz="0" w:space="0" w:color="000000"/>
-            </w:tcBorders>
-            <w:shd w:val="clear" w:color="auto" w:fill="FFFFFF"/>
-            <w:tcMar>
-              <w:top w:w="0" w:type="dxa"/>
-              <w:bottom w:w="0" w:type="dxa"/>
-              <w:left w:w="0" w:type="dxa"/>
-              <w:right w:w="0" w:type="dxa"/>
-            </w:tcMar>
-            <w:vAlign w:val="top"/>
-          </w:tcPr>
-          <w:p>
-            <w:pPr>
-              <w:pStyle w:val="Normal"/>
-              <w:jc w:val="center"/>
-              <w:pBdr>
-                <w:bottom w:val="none" w:sz="0" w:space="0" w:color="000000"/>
-                <w:top w:val="none" w:sz="0" w:space="0" w:color="000000"/>
-                <w:left w:val="none" w:sz="0" w:space="0" w:color="000000"/>
-                <w:right w:val="none" w:sz="0" w:space="0" w:color="000000"/>
-              </w:pBdr>
-              <w:spacing w:after="100" w:before="100" w:line="240"/>
-              <w:ind w:left="100" w:right="100" w:firstLine="0" w:firstLineChars="0"/>
-              <w:rPr>
-                <w:rFonts w:ascii="Helvetica" w:hAnsi="Helvetica" w:eastAsia="Helvetica" w:cs="Helvetica"/>
-                <w:i w:val="false"/>
-                <w:b w:val="false"/>
-                <w:u w:val="none"/>
-                <w:sz w:val="22"/>
-                <w:szCs w:val="22"/>
-                <w:color w:val="000000"/>
-              </w:rPr>
-            </w:pPr>
-            <w:r>
-              <w:rPr>
-                <w:rFonts w:ascii="Helvetica" w:hAnsi="Helvetica" w:eastAsia="Helvetica" w:cs="Helvetica"/>
-                <w:i w:val="false"/>
-                <w:b w:val="false"/>
-                <w:u w:val="none"/>
-                <w:sz w:val="22"/>
-                <w:szCs w:val="22"/>
-                <w:color w:val="000000"/>
-              </w:rPr>
-              <w:t xml:space="preserve">0.780</w:t>
+              <w:t xml:space="preserve">0.81</w:t>
+            </w:r>
+          </w:p>
+        </w:tc>
+        <w:tc>
+          <w:tcPr>
+            <w:tcBorders>
+              <w:bottom w:val="none" w:sz="0" w:space="0" w:color="000000"/>
+              <w:top w:val="none" w:sz="0" w:space="0" w:color="000000"/>
+              <w:left w:val="none" w:sz="0" w:space="0" w:color="000000"/>
+              <w:right w:val="none" w:sz="0" w:space="0" w:color="000000"/>
+            </w:tcBorders>
+            <w:shd w:val="clear" w:color="auto" w:fill="FFFFFF"/>
+            <w:tcMar>
+              <w:top w:w="0" w:type="dxa"/>
+              <w:bottom w:w="0" w:type="dxa"/>
+              <w:left w:w="0" w:type="dxa"/>
+              <w:right w:w="0" w:type="dxa"/>
+            </w:tcMar>
+            <w:vAlign w:val="top"/>
+          </w:tcPr>
+          <w:p>
+            <w:pPr>
+              <w:pStyle w:val="Normal"/>
+              <w:jc w:val="center"/>
+              <w:pBdr>
+                <w:bottom w:val="none" w:sz="0" w:space="0" w:color="000000"/>
+                <w:top w:val="none" w:sz="0" w:space="0" w:color="000000"/>
+                <w:left w:val="none" w:sz="0" w:space="0" w:color="000000"/>
+                <w:right w:val="none" w:sz="0" w:space="0" w:color="000000"/>
+              </w:pBdr>
+              <w:spacing w:after="100" w:before="100" w:line="240"/>
+              <w:ind w:left="100" w:right="100" w:firstLine="0" w:firstLineChars="0"/>
+              <w:rPr>
+                <w:rFonts w:ascii="Helvetica" w:hAnsi="Helvetica" w:eastAsia="Helvetica" w:cs="Helvetica"/>
+                <w:i w:val="false"/>
+                <w:b w:val="false"/>
+                <w:u w:val="none"/>
+                <w:sz w:val="22"/>
+                <w:szCs w:val="22"/>
+                <w:color w:val="000000"/>
+              </w:rPr>
+            </w:pPr>
+            <w:r>
+              <w:rPr>
+                <w:rFonts w:ascii="Helvetica" w:hAnsi="Helvetica" w:eastAsia="Helvetica" w:cs="Helvetica"/>
+                <w:i w:val="false"/>
+                <w:b w:val="false"/>
+                <w:u w:val="none"/>
+                <w:sz w:val="22"/>
+                <w:szCs w:val="22"/>
+                <w:color w:val="000000"/>
+              </w:rPr>
+              <w:t xml:space="preserve">0.24, 2.72</w:t>
+            </w:r>
+          </w:p>
+        </w:tc>
+        <w:tc>
+          <w:tcPr>
+            <w:tcBorders>
+              <w:bottom w:val="none" w:sz="0" w:space="0" w:color="000000"/>
+              <w:top w:val="none" w:sz="0" w:space="0" w:color="000000"/>
+              <w:left w:val="none" w:sz="0" w:space="0" w:color="000000"/>
+              <w:right w:val="none" w:sz="0" w:space="0" w:color="000000"/>
+            </w:tcBorders>
+            <w:shd w:val="clear" w:color="auto" w:fill="FFFFFF"/>
+            <w:tcMar>
+              <w:top w:w="0" w:type="dxa"/>
+              <w:bottom w:w="0" w:type="dxa"/>
+              <w:left w:w="0" w:type="dxa"/>
+              <w:right w:w="0" w:type="dxa"/>
+            </w:tcMar>
+            <w:vAlign w:val="top"/>
+          </w:tcPr>
+          <w:p>
+            <w:pPr>
+              <w:pStyle w:val="Normal"/>
+              <w:jc w:val="center"/>
+              <w:pBdr>
+                <w:bottom w:val="none" w:sz="0" w:space="0" w:color="000000"/>
+                <w:top w:val="none" w:sz="0" w:space="0" w:color="000000"/>
+                <w:left w:val="none" w:sz="0" w:space="0" w:color="000000"/>
+                <w:right w:val="none" w:sz="0" w:space="0" w:color="000000"/>
+              </w:pBdr>
+              <w:spacing w:after="100" w:before="100" w:line="240"/>
+              <w:ind w:left="100" w:right="100" w:firstLine="0" w:firstLineChars="0"/>
+              <w:rPr>
+                <w:rFonts w:ascii="Helvetica" w:hAnsi="Helvetica" w:eastAsia="Helvetica" w:cs="Helvetica"/>
+                <w:i w:val="false"/>
+                <w:b w:val="false"/>
+                <w:u w:val="none"/>
+                <w:sz w:val="22"/>
+                <w:szCs w:val="22"/>
+                <w:color w:val="000000"/>
+              </w:rPr>
+            </w:pPr>
+            <w:r>
+              <w:rPr>
+                <w:rFonts w:ascii="Helvetica" w:hAnsi="Helvetica" w:eastAsia="Helvetica" w:cs="Helvetica"/>
+                <w:i w:val="false"/>
+                <w:b w:val="false"/>
+                <w:u w:val="none"/>
+                <w:sz w:val="22"/>
+                <w:szCs w:val="22"/>
+                <w:color w:val="000000"/>
+              </w:rPr>
+              <w:t xml:space="preserve">0.740</w:t>
             </w:r>
           </w:p>
         </w:tc>
@@ -11729,113 +11729,113 @@
                 <w:szCs w:val="22"/>
                 <w:color w:val="000000"/>
               </w:rPr>
-              <w:t xml:space="preserve">0.31</w:t>
-            </w:r>
-          </w:p>
-        </w:tc>
-        <w:tc>
-          <w:tcPr>
-            <w:tcBorders>
-              <w:bottom w:val="none" w:sz="0" w:space="0" w:color="000000"/>
-              <w:top w:val="none" w:sz="0" w:space="0" w:color="000000"/>
-              <w:left w:val="none" w:sz="0" w:space="0" w:color="000000"/>
-              <w:right w:val="none" w:sz="0" w:space="0" w:color="000000"/>
-            </w:tcBorders>
-            <w:shd w:val="clear" w:color="auto" w:fill="FFFFFF"/>
-            <w:tcMar>
-              <w:top w:w="0" w:type="dxa"/>
-              <w:bottom w:w="0" w:type="dxa"/>
-              <w:left w:w="0" w:type="dxa"/>
-              <w:right w:w="0" w:type="dxa"/>
-            </w:tcMar>
-            <w:vAlign w:val="top"/>
-          </w:tcPr>
-          <w:p>
-            <w:pPr>
-              <w:pStyle w:val="Normal"/>
-              <w:jc w:val="center"/>
-              <w:pBdr>
-                <w:bottom w:val="none" w:sz="0" w:space="0" w:color="000000"/>
-                <w:top w:val="none" w:sz="0" w:space="0" w:color="000000"/>
-                <w:left w:val="none" w:sz="0" w:space="0" w:color="000000"/>
-                <w:right w:val="none" w:sz="0" w:space="0" w:color="000000"/>
-              </w:pBdr>
-              <w:spacing w:after="100" w:before="100" w:line="240"/>
-              <w:ind w:left="100" w:right="100" w:firstLine="0" w:firstLineChars="0"/>
-              <w:rPr>
-                <w:rFonts w:ascii="Helvetica" w:hAnsi="Helvetica" w:eastAsia="Helvetica" w:cs="Helvetica"/>
-                <w:i w:val="false"/>
-                <w:b w:val="false"/>
-                <w:u w:val="none"/>
-                <w:sz w:val="22"/>
-                <w:szCs w:val="22"/>
-                <w:color w:val="000000"/>
-              </w:rPr>
-            </w:pPr>
-            <w:r>
-              <w:rPr>
-                <w:rFonts w:ascii="Helvetica" w:hAnsi="Helvetica" w:eastAsia="Helvetica" w:cs="Helvetica"/>
-                <w:i w:val="false"/>
-                <w:b w:val="false"/>
-                <w:u w:val="none"/>
-                <w:sz w:val="22"/>
-                <w:szCs w:val="22"/>
-                <w:color w:val="000000"/>
-              </w:rPr>
-              <w:t xml:space="preserve">0.07, 1.38</w:t>
-            </w:r>
-          </w:p>
-        </w:tc>
-        <w:tc>
-          <w:tcPr>
-            <w:tcBorders>
-              <w:bottom w:val="none" w:sz="0" w:space="0" w:color="000000"/>
-              <w:top w:val="none" w:sz="0" w:space="0" w:color="000000"/>
-              <w:left w:val="none" w:sz="0" w:space="0" w:color="000000"/>
-              <w:right w:val="none" w:sz="0" w:space="0" w:color="000000"/>
-            </w:tcBorders>
-            <w:shd w:val="clear" w:color="auto" w:fill="FFFFFF"/>
-            <w:tcMar>
-              <w:top w:w="0" w:type="dxa"/>
-              <w:bottom w:w="0" w:type="dxa"/>
-              <w:left w:w="0" w:type="dxa"/>
-              <w:right w:w="0" w:type="dxa"/>
-            </w:tcMar>
-            <w:vAlign w:val="top"/>
-          </w:tcPr>
-          <w:p>
-            <w:pPr>
-              <w:pStyle w:val="Normal"/>
-              <w:jc w:val="center"/>
-              <w:pBdr>
-                <w:bottom w:val="none" w:sz="0" w:space="0" w:color="000000"/>
-                <w:top w:val="none" w:sz="0" w:space="0" w:color="000000"/>
-                <w:left w:val="none" w:sz="0" w:space="0" w:color="000000"/>
-                <w:right w:val="none" w:sz="0" w:space="0" w:color="000000"/>
-              </w:pBdr>
-              <w:spacing w:after="100" w:before="100" w:line="240"/>
-              <w:ind w:left="100" w:right="100" w:firstLine="0" w:firstLineChars="0"/>
-              <w:rPr>
-                <w:rFonts w:ascii="Helvetica" w:hAnsi="Helvetica" w:eastAsia="Helvetica" w:cs="Helvetica"/>
-                <w:i w:val="false"/>
-                <w:b w:val="false"/>
-                <w:u w:val="none"/>
-                <w:sz w:val="22"/>
-                <w:szCs w:val="22"/>
-                <w:color w:val="000000"/>
-              </w:rPr>
-            </w:pPr>
-            <w:r>
-              <w:rPr>
-                <w:rFonts w:ascii="Helvetica" w:hAnsi="Helvetica" w:eastAsia="Helvetica" w:cs="Helvetica"/>
-                <w:i w:val="false"/>
-                <w:b w:val="false"/>
-                <w:u w:val="none"/>
-                <w:sz w:val="22"/>
-                <w:szCs w:val="22"/>
-                <w:color w:val="000000"/>
-              </w:rPr>
-              <w:t xml:space="preserve">0.120</w:t>
+              <w:t xml:space="preserve">0.40</w:t>
+            </w:r>
+          </w:p>
+        </w:tc>
+        <w:tc>
+          <w:tcPr>
+            <w:tcBorders>
+              <w:bottom w:val="none" w:sz="0" w:space="0" w:color="000000"/>
+              <w:top w:val="none" w:sz="0" w:space="0" w:color="000000"/>
+              <w:left w:val="none" w:sz="0" w:space="0" w:color="000000"/>
+              <w:right w:val="none" w:sz="0" w:space="0" w:color="000000"/>
+            </w:tcBorders>
+            <w:shd w:val="clear" w:color="auto" w:fill="FFFFFF"/>
+            <w:tcMar>
+              <w:top w:w="0" w:type="dxa"/>
+              <w:bottom w:w="0" w:type="dxa"/>
+              <w:left w:w="0" w:type="dxa"/>
+              <w:right w:w="0" w:type="dxa"/>
+            </w:tcMar>
+            <w:vAlign w:val="top"/>
+          </w:tcPr>
+          <w:p>
+            <w:pPr>
+              <w:pStyle w:val="Normal"/>
+              <w:jc w:val="center"/>
+              <w:pBdr>
+                <w:bottom w:val="none" w:sz="0" w:space="0" w:color="000000"/>
+                <w:top w:val="none" w:sz="0" w:space="0" w:color="000000"/>
+                <w:left w:val="none" w:sz="0" w:space="0" w:color="000000"/>
+                <w:right w:val="none" w:sz="0" w:space="0" w:color="000000"/>
+              </w:pBdr>
+              <w:spacing w:after="100" w:before="100" w:line="240"/>
+              <w:ind w:left="100" w:right="100" w:firstLine="0" w:firstLineChars="0"/>
+              <w:rPr>
+                <w:rFonts w:ascii="Helvetica" w:hAnsi="Helvetica" w:eastAsia="Helvetica" w:cs="Helvetica"/>
+                <w:i w:val="false"/>
+                <w:b w:val="false"/>
+                <w:u w:val="none"/>
+                <w:sz w:val="22"/>
+                <w:szCs w:val="22"/>
+                <w:color w:val="000000"/>
+              </w:rPr>
+            </w:pPr>
+            <w:r>
+              <w:rPr>
+                <w:rFonts w:ascii="Helvetica" w:hAnsi="Helvetica" w:eastAsia="Helvetica" w:cs="Helvetica"/>
+                <w:i w:val="false"/>
+                <w:b w:val="false"/>
+                <w:u w:val="none"/>
+                <w:sz w:val="22"/>
+                <w:szCs w:val="22"/>
+                <w:color w:val="000000"/>
+              </w:rPr>
+              <w:t xml:space="preserve">0.10, 1.68</w:t>
+            </w:r>
+          </w:p>
+        </w:tc>
+        <w:tc>
+          <w:tcPr>
+            <w:tcBorders>
+              <w:bottom w:val="none" w:sz="0" w:space="0" w:color="000000"/>
+              <w:top w:val="none" w:sz="0" w:space="0" w:color="000000"/>
+              <w:left w:val="none" w:sz="0" w:space="0" w:color="000000"/>
+              <w:right w:val="none" w:sz="0" w:space="0" w:color="000000"/>
+            </w:tcBorders>
+            <w:shd w:val="clear" w:color="auto" w:fill="FFFFFF"/>
+            <w:tcMar>
+              <w:top w:w="0" w:type="dxa"/>
+              <w:bottom w:w="0" w:type="dxa"/>
+              <w:left w:w="0" w:type="dxa"/>
+              <w:right w:w="0" w:type="dxa"/>
+            </w:tcMar>
+            <w:vAlign w:val="top"/>
+          </w:tcPr>
+          <w:p>
+            <w:pPr>
+              <w:pStyle w:val="Normal"/>
+              <w:jc w:val="center"/>
+              <w:pBdr>
+                <w:bottom w:val="none" w:sz="0" w:space="0" w:color="000000"/>
+                <w:top w:val="none" w:sz="0" w:space="0" w:color="000000"/>
+                <w:left w:val="none" w:sz="0" w:space="0" w:color="000000"/>
+                <w:right w:val="none" w:sz="0" w:space="0" w:color="000000"/>
+              </w:pBdr>
+              <w:spacing w:after="100" w:before="100" w:line="240"/>
+              <w:ind w:left="100" w:right="100" w:firstLine="0" w:firstLineChars="0"/>
+              <w:rPr>
+                <w:rFonts w:ascii="Helvetica" w:hAnsi="Helvetica" w:eastAsia="Helvetica" w:cs="Helvetica"/>
+                <w:i w:val="false"/>
+                <w:b w:val="false"/>
+                <w:u w:val="none"/>
+                <w:sz w:val="22"/>
+                <w:szCs w:val="22"/>
+                <w:color w:val="000000"/>
+              </w:rPr>
+            </w:pPr>
+            <w:r>
+              <w:rPr>
+                <w:rFonts w:ascii="Helvetica" w:hAnsi="Helvetica" w:eastAsia="Helvetica" w:cs="Helvetica"/>
+                <w:i w:val="false"/>
+                <w:b w:val="false"/>
+                <w:u w:val="none"/>
+                <w:sz w:val="22"/>
+                <w:szCs w:val="22"/>
+                <w:color w:val="000000"/>
+              </w:rPr>
+              <w:t xml:space="preserve">0.210</w:t>
             </w:r>
           </w:p>
         </w:tc>
@@ -12212,113 +12212,113 @@
                 <w:szCs w:val="22"/>
                 <w:color w:val="000000"/>
               </w:rPr>
-              <w:t xml:space="preserve">2.43</w:t>
-            </w:r>
-          </w:p>
-        </w:tc>
-        <w:tc>
-          <w:tcPr>
-            <w:tcBorders>
-              <w:bottom w:val="none" w:sz="0" w:space="0" w:color="000000"/>
-              <w:top w:val="none" w:sz="0" w:space="0" w:color="000000"/>
-              <w:left w:val="none" w:sz="0" w:space="0" w:color="000000"/>
-              <w:right w:val="none" w:sz="0" w:space="0" w:color="000000"/>
-            </w:tcBorders>
-            <w:shd w:val="clear" w:color="auto" w:fill="FFFFFF"/>
-            <w:tcMar>
-              <w:top w:w="0" w:type="dxa"/>
-              <w:bottom w:w="0" w:type="dxa"/>
-              <w:left w:w="0" w:type="dxa"/>
-              <w:right w:w="0" w:type="dxa"/>
-            </w:tcMar>
-            <w:vAlign w:val="top"/>
-          </w:tcPr>
-          <w:p>
-            <w:pPr>
-              <w:pStyle w:val="Normal"/>
-              <w:jc w:val="center"/>
-              <w:pBdr>
-                <w:bottom w:val="none" w:sz="0" w:space="0" w:color="000000"/>
-                <w:top w:val="none" w:sz="0" w:space="0" w:color="000000"/>
-                <w:left w:val="none" w:sz="0" w:space="0" w:color="000000"/>
-                <w:right w:val="none" w:sz="0" w:space="0" w:color="000000"/>
-              </w:pBdr>
-              <w:spacing w:after="100" w:before="100" w:line="240"/>
-              <w:ind w:left="100" w:right="100" w:firstLine="0" w:firstLineChars="0"/>
-              <w:rPr>
-                <w:rFonts w:ascii="Helvetica" w:hAnsi="Helvetica" w:eastAsia="Helvetica" w:cs="Helvetica"/>
-                <w:i w:val="false"/>
-                <w:b w:val="false"/>
-                <w:u w:val="none"/>
-                <w:sz w:val="22"/>
-                <w:szCs w:val="22"/>
-                <w:color w:val="000000"/>
-              </w:rPr>
-            </w:pPr>
-            <w:r>
-              <w:rPr>
-                <w:rFonts w:ascii="Helvetica" w:hAnsi="Helvetica" w:eastAsia="Helvetica" w:cs="Helvetica"/>
-                <w:i w:val="false"/>
-                <w:b w:val="false"/>
-                <w:u w:val="none"/>
-                <w:sz w:val="22"/>
-                <w:szCs w:val="22"/>
-                <w:color w:val="000000"/>
-              </w:rPr>
-              <w:t xml:space="preserve">0.65, 9.01</w:t>
-            </w:r>
-          </w:p>
-        </w:tc>
-        <w:tc>
-          <w:tcPr>
-            <w:tcBorders>
-              <w:bottom w:val="none" w:sz="0" w:space="0" w:color="000000"/>
-              <w:top w:val="none" w:sz="0" w:space="0" w:color="000000"/>
-              <w:left w:val="none" w:sz="0" w:space="0" w:color="000000"/>
-              <w:right w:val="none" w:sz="0" w:space="0" w:color="000000"/>
-            </w:tcBorders>
-            <w:shd w:val="clear" w:color="auto" w:fill="FFFFFF"/>
-            <w:tcMar>
-              <w:top w:w="0" w:type="dxa"/>
-              <w:bottom w:w="0" w:type="dxa"/>
-              <w:left w:w="0" w:type="dxa"/>
-              <w:right w:w="0" w:type="dxa"/>
-            </w:tcMar>
-            <w:vAlign w:val="top"/>
-          </w:tcPr>
-          <w:p>
-            <w:pPr>
-              <w:pStyle w:val="Normal"/>
-              <w:jc w:val="center"/>
-              <w:pBdr>
-                <w:bottom w:val="none" w:sz="0" w:space="0" w:color="000000"/>
-                <w:top w:val="none" w:sz="0" w:space="0" w:color="000000"/>
-                <w:left w:val="none" w:sz="0" w:space="0" w:color="000000"/>
-                <w:right w:val="none" w:sz="0" w:space="0" w:color="000000"/>
-              </w:pBdr>
-              <w:spacing w:after="100" w:before="100" w:line="240"/>
-              <w:ind w:left="100" w:right="100" w:firstLine="0" w:firstLineChars="0"/>
-              <w:rPr>
-                <w:rFonts w:ascii="Helvetica" w:hAnsi="Helvetica" w:eastAsia="Helvetica" w:cs="Helvetica"/>
-                <w:i w:val="false"/>
-                <w:b w:val="false"/>
-                <w:u w:val="none"/>
-                <w:sz w:val="22"/>
-                <w:szCs w:val="22"/>
-                <w:color w:val="000000"/>
-              </w:rPr>
-            </w:pPr>
-            <w:r>
-              <w:rPr>
-                <w:rFonts w:ascii="Helvetica" w:hAnsi="Helvetica" w:eastAsia="Helvetica" w:cs="Helvetica"/>
-                <w:i w:val="false"/>
-                <w:b w:val="false"/>
-                <w:u w:val="none"/>
-                <w:sz w:val="22"/>
-                <w:szCs w:val="22"/>
-                <w:color w:val="000000"/>
-              </w:rPr>
-              <w:t xml:space="preserve">0.190</w:t>
+              <w:t xml:space="preserve">2.49</w:t>
+            </w:r>
+          </w:p>
+        </w:tc>
+        <w:tc>
+          <w:tcPr>
+            <w:tcBorders>
+              <w:bottom w:val="none" w:sz="0" w:space="0" w:color="000000"/>
+              <w:top w:val="none" w:sz="0" w:space="0" w:color="000000"/>
+              <w:left w:val="none" w:sz="0" w:space="0" w:color="000000"/>
+              <w:right w:val="none" w:sz="0" w:space="0" w:color="000000"/>
+            </w:tcBorders>
+            <w:shd w:val="clear" w:color="auto" w:fill="FFFFFF"/>
+            <w:tcMar>
+              <w:top w:w="0" w:type="dxa"/>
+              <w:bottom w:w="0" w:type="dxa"/>
+              <w:left w:w="0" w:type="dxa"/>
+              <w:right w:w="0" w:type="dxa"/>
+            </w:tcMar>
+            <w:vAlign w:val="top"/>
+          </w:tcPr>
+          <w:p>
+            <w:pPr>
+              <w:pStyle w:val="Normal"/>
+              <w:jc w:val="center"/>
+              <w:pBdr>
+                <w:bottom w:val="none" w:sz="0" w:space="0" w:color="000000"/>
+                <w:top w:val="none" w:sz="0" w:space="0" w:color="000000"/>
+                <w:left w:val="none" w:sz="0" w:space="0" w:color="000000"/>
+                <w:right w:val="none" w:sz="0" w:space="0" w:color="000000"/>
+              </w:pBdr>
+              <w:spacing w:after="100" w:before="100" w:line="240"/>
+              <w:ind w:left="100" w:right="100" w:firstLine="0" w:firstLineChars="0"/>
+              <w:rPr>
+                <w:rFonts w:ascii="Helvetica" w:hAnsi="Helvetica" w:eastAsia="Helvetica" w:cs="Helvetica"/>
+                <w:i w:val="false"/>
+                <w:b w:val="false"/>
+                <w:u w:val="none"/>
+                <w:sz w:val="22"/>
+                <w:szCs w:val="22"/>
+                <w:color w:val="000000"/>
+              </w:rPr>
+            </w:pPr>
+            <w:r>
+              <w:rPr>
+                <w:rFonts w:ascii="Helvetica" w:hAnsi="Helvetica" w:eastAsia="Helvetica" w:cs="Helvetica"/>
+                <w:i w:val="false"/>
+                <w:b w:val="false"/>
+                <w:u w:val="none"/>
+                <w:sz w:val="22"/>
+                <w:szCs w:val="22"/>
+                <w:color w:val="000000"/>
+              </w:rPr>
+              <w:t xml:space="preserve">0.66, 9.42</w:t>
+            </w:r>
+          </w:p>
+        </w:tc>
+        <w:tc>
+          <w:tcPr>
+            <w:tcBorders>
+              <w:bottom w:val="none" w:sz="0" w:space="0" w:color="000000"/>
+              <w:top w:val="none" w:sz="0" w:space="0" w:color="000000"/>
+              <w:left w:val="none" w:sz="0" w:space="0" w:color="000000"/>
+              <w:right w:val="none" w:sz="0" w:space="0" w:color="000000"/>
+            </w:tcBorders>
+            <w:shd w:val="clear" w:color="auto" w:fill="FFFFFF"/>
+            <w:tcMar>
+              <w:top w:w="0" w:type="dxa"/>
+              <w:bottom w:w="0" w:type="dxa"/>
+              <w:left w:w="0" w:type="dxa"/>
+              <w:right w:w="0" w:type="dxa"/>
+            </w:tcMar>
+            <w:vAlign w:val="top"/>
+          </w:tcPr>
+          <w:p>
+            <w:pPr>
+              <w:pStyle w:val="Normal"/>
+              <w:jc w:val="center"/>
+              <w:pBdr>
+                <w:bottom w:val="none" w:sz="0" w:space="0" w:color="000000"/>
+                <w:top w:val="none" w:sz="0" w:space="0" w:color="000000"/>
+                <w:left w:val="none" w:sz="0" w:space="0" w:color="000000"/>
+                <w:right w:val="none" w:sz="0" w:space="0" w:color="000000"/>
+              </w:pBdr>
+              <w:spacing w:after="100" w:before="100" w:line="240"/>
+              <w:ind w:left="100" w:right="100" w:firstLine="0" w:firstLineChars="0"/>
+              <w:rPr>
+                <w:rFonts w:ascii="Helvetica" w:hAnsi="Helvetica" w:eastAsia="Helvetica" w:cs="Helvetica"/>
+                <w:i w:val="false"/>
+                <w:b w:val="false"/>
+                <w:u w:val="none"/>
+                <w:sz w:val="22"/>
+                <w:szCs w:val="22"/>
+                <w:color w:val="000000"/>
+              </w:rPr>
+            </w:pPr>
+            <w:r>
+              <w:rPr>
+                <w:rFonts w:ascii="Helvetica" w:hAnsi="Helvetica" w:eastAsia="Helvetica" w:cs="Helvetica"/>
+                <w:i w:val="false"/>
+                <w:b w:val="false"/>
+                <w:u w:val="none"/>
+                <w:sz w:val="22"/>
+                <w:szCs w:val="22"/>
+                <w:color w:val="000000"/>
+              </w:rPr>
+              <w:t xml:space="preserve">0.180</w:t>
             </w:r>
           </w:p>
         </w:tc>
@@ -12695,113 +12695,113 @@
                 <w:szCs w:val="22"/>
                 <w:color w:val="000000"/>
               </w:rPr>
-              <w:t xml:space="preserve">2.75</w:t>
-            </w:r>
-          </w:p>
-        </w:tc>
-        <w:tc>
-          <w:tcPr>
-            <w:tcBorders>
-              <w:bottom w:val="none" w:sz="0" w:space="0" w:color="000000"/>
-              <w:top w:val="none" w:sz="0" w:space="0" w:color="000000"/>
-              <w:left w:val="none" w:sz="0" w:space="0" w:color="000000"/>
-              <w:right w:val="none" w:sz="0" w:space="0" w:color="000000"/>
-            </w:tcBorders>
-            <w:shd w:val="clear" w:color="auto" w:fill="FFFFFF"/>
-            <w:tcMar>
-              <w:top w:w="0" w:type="dxa"/>
-              <w:bottom w:w="0" w:type="dxa"/>
-              <w:left w:w="0" w:type="dxa"/>
-              <w:right w:w="0" w:type="dxa"/>
-            </w:tcMar>
-            <w:vAlign w:val="top"/>
-          </w:tcPr>
-          <w:p>
-            <w:pPr>
-              <w:pStyle w:val="Normal"/>
-              <w:jc w:val="center"/>
-              <w:pBdr>
-                <w:bottom w:val="none" w:sz="0" w:space="0" w:color="000000"/>
-                <w:top w:val="none" w:sz="0" w:space="0" w:color="000000"/>
-                <w:left w:val="none" w:sz="0" w:space="0" w:color="000000"/>
-                <w:right w:val="none" w:sz="0" w:space="0" w:color="000000"/>
-              </w:pBdr>
-              <w:spacing w:after="100" w:before="100" w:line="240"/>
-              <w:ind w:left="100" w:right="100" w:firstLine="0" w:firstLineChars="0"/>
-              <w:rPr>
-                <w:rFonts w:ascii="Helvetica" w:hAnsi="Helvetica" w:eastAsia="Helvetica" w:cs="Helvetica"/>
-                <w:i w:val="false"/>
-                <w:b w:val="false"/>
-                <w:u w:val="none"/>
-                <w:sz w:val="22"/>
-                <w:szCs w:val="22"/>
-                <w:color w:val="000000"/>
-              </w:rPr>
-            </w:pPr>
-            <w:r>
-              <w:rPr>
-                <w:rFonts w:ascii="Helvetica" w:hAnsi="Helvetica" w:eastAsia="Helvetica" w:cs="Helvetica"/>
-                <w:i w:val="false"/>
-                <w:b w:val="false"/>
-                <w:u w:val="none"/>
-                <w:sz w:val="22"/>
-                <w:szCs w:val="22"/>
-                <w:color w:val="000000"/>
-              </w:rPr>
-              <w:t xml:space="preserve">0.58, 12.9</w:t>
-            </w:r>
-          </w:p>
-        </w:tc>
-        <w:tc>
-          <w:tcPr>
-            <w:tcBorders>
-              <w:bottom w:val="none" w:sz="0" w:space="0" w:color="000000"/>
-              <w:top w:val="none" w:sz="0" w:space="0" w:color="000000"/>
-              <w:left w:val="none" w:sz="0" w:space="0" w:color="000000"/>
-              <w:right w:val="none" w:sz="0" w:space="0" w:color="000000"/>
-            </w:tcBorders>
-            <w:shd w:val="clear" w:color="auto" w:fill="FFFFFF"/>
-            <w:tcMar>
-              <w:top w:w="0" w:type="dxa"/>
-              <w:bottom w:w="0" w:type="dxa"/>
-              <w:left w:w="0" w:type="dxa"/>
-              <w:right w:w="0" w:type="dxa"/>
-            </w:tcMar>
-            <w:vAlign w:val="top"/>
-          </w:tcPr>
-          <w:p>
-            <w:pPr>
-              <w:pStyle w:val="Normal"/>
-              <w:jc w:val="center"/>
-              <w:pBdr>
-                <w:bottom w:val="none" w:sz="0" w:space="0" w:color="000000"/>
-                <w:top w:val="none" w:sz="0" w:space="0" w:color="000000"/>
-                <w:left w:val="none" w:sz="0" w:space="0" w:color="000000"/>
-                <w:right w:val="none" w:sz="0" w:space="0" w:color="000000"/>
-              </w:pBdr>
-              <w:spacing w:after="100" w:before="100" w:line="240"/>
-              <w:ind w:left="100" w:right="100" w:firstLine="0" w:firstLineChars="0"/>
-              <w:rPr>
-                <w:rFonts w:ascii="Helvetica" w:hAnsi="Helvetica" w:eastAsia="Helvetica" w:cs="Helvetica"/>
-                <w:i w:val="false"/>
-                <w:b w:val="false"/>
-                <w:u w:val="none"/>
-                <w:sz w:val="22"/>
-                <w:szCs w:val="22"/>
-                <w:color w:val="000000"/>
-              </w:rPr>
-            </w:pPr>
-            <w:r>
-              <w:rPr>
-                <w:rFonts w:ascii="Helvetica" w:hAnsi="Helvetica" w:eastAsia="Helvetica" w:cs="Helvetica"/>
-                <w:i w:val="false"/>
-                <w:b w:val="false"/>
-                <w:u w:val="none"/>
-                <w:sz w:val="22"/>
-                <w:szCs w:val="22"/>
-                <w:color w:val="000000"/>
-              </w:rPr>
-              <w:t xml:space="preserve">0.200</w:t>
+              <w:t xml:space="preserve">2.51</w:t>
+            </w:r>
+          </w:p>
+        </w:tc>
+        <w:tc>
+          <w:tcPr>
+            <w:tcBorders>
+              <w:bottom w:val="none" w:sz="0" w:space="0" w:color="000000"/>
+              <w:top w:val="none" w:sz="0" w:space="0" w:color="000000"/>
+              <w:left w:val="none" w:sz="0" w:space="0" w:color="000000"/>
+              <w:right w:val="none" w:sz="0" w:space="0" w:color="000000"/>
+            </w:tcBorders>
+            <w:shd w:val="clear" w:color="auto" w:fill="FFFFFF"/>
+            <w:tcMar>
+              <w:top w:w="0" w:type="dxa"/>
+              <w:bottom w:w="0" w:type="dxa"/>
+              <w:left w:w="0" w:type="dxa"/>
+              <w:right w:w="0" w:type="dxa"/>
+            </w:tcMar>
+            <w:vAlign w:val="top"/>
+          </w:tcPr>
+          <w:p>
+            <w:pPr>
+              <w:pStyle w:val="Normal"/>
+              <w:jc w:val="center"/>
+              <w:pBdr>
+                <w:bottom w:val="none" w:sz="0" w:space="0" w:color="000000"/>
+                <w:top w:val="none" w:sz="0" w:space="0" w:color="000000"/>
+                <w:left w:val="none" w:sz="0" w:space="0" w:color="000000"/>
+                <w:right w:val="none" w:sz="0" w:space="0" w:color="000000"/>
+              </w:pBdr>
+              <w:spacing w:after="100" w:before="100" w:line="240"/>
+              <w:ind w:left="100" w:right="100" w:firstLine="0" w:firstLineChars="0"/>
+              <w:rPr>
+                <w:rFonts w:ascii="Helvetica" w:hAnsi="Helvetica" w:eastAsia="Helvetica" w:cs="Helvetica"/>
+                <w:i w:val="false"/>
+                <w:b w:val="false"/>
+                <w:u w:val="none"/>
+                <w:sz w:val="22"/>
+                <w:szCs w:val="22"/>
+                <w:color w:val="000000"/>
+              </w:rPr>
+            </w:pPr>
+            <w:r>
+              <w:rPr>
+                <w:rFonts w:ascii="Helvetica" w:hAnsi="Helvetica" w:eastAsia="Helvetica" w:cs="Helvetica"/>
+                <w:i w:val="false"/>
+                <w:b w:val="false"/>
+                <w:u w:val="none"/>
+                <w:sz w:val="22"/>
+                <w:szCs w:val="22"/>
+                <w:color w:val="000000"/>
+              </w:rPr>
+              <w:t xml:space="preserve">0.59, 10.7</w:t>
+            </w:r>
+          </w:p>
+        </w:tc>
+        <w:tc>
+          <w:tcPr>
+            <w:tcBorders>
+              <w:bottom w:val="none" w:sz="0" w:space="0" w:color="000000"/>
+              <w:top w:val="none" w:sz="0" w:space="0" w:color="000000"/>
+              <w:left w:val="none" w:sz="0" w:space="0" w:color="000000"/>
+              <w:right w:val="none" w:sz="0" w:space="0" w:color="000000"/>
+            </w:tcBorders>
+            <w:shd w:val="clear" w:color="auto" w:fill="FFFFFF"/>
+            <w:tcMar>
+              <w:top w:w="0" w:type="dxa"/>
+              <w:bottom w:w="0" w:type="dxa"/>
+              <w:left w:w="0" w:type="dxa"/>
+              <w:right w:w="0" w:type="dxa"/>
+            </w:tcMar>
+            <w:vAlign w:val="top"/>
+          </w:tcPr>
+          <w:p>
+            <w:pPr>
+              <w:pStyle w:val="Normal"/>
+              <w:jc w:val="center"/>
+              <w:pBdr>
+                <w:bottom w:val="none" w:sz="0" w:space="0" w:color="000000"/>
+                <w:top w:val="none" w:sz="0" w:space="0" w:color="000000"/>
+                <w:left w:val="none" w:sz="0" w:space="0" w:color="000000"/>
+                <w:right w:val="none" w:sz="0" w:space="0" w:color="000000"/>
+              </w:pBdr>
+              <w:spacing w:after="100" w:before="100" w:line="240"/>
+              <w:ind w:left="100" w:right="100" w:firstLine="0" w:firstLineChars="0"/>
+              <w:rPr>
+                <w:rFonts w:ascii="Helvetica" w:hAnsi="Helvetica" w:eastAsia="Helvetica" w:cs="Helvetica"/>
+                <w:i w:val="false"/>
+                <w:b w:val="false"/>
+                <w:u w:val="none"/>
+                <w:sz w:val="22"/>
+                <w:szCs w:val="22"/>
+                <w:color w:val="000000"/>
+              </w:rPr>
+            </w:pPr>
+            <w:r>
+              <w:rPr>
+                <w:rFonts w:ascii="Helvetica" w:hAnsi="Helvetica" w:eastAsia="Helvetica" w:cs="Helvetica"/>
+                <w:i w:val="false"/>
+                <w:b w:val="false"/>
+                <w:u w:val="none"/>
+                <w:sz w:val="22"/>
+                <w:szCs w:val="22"/>
+                <w:color w:val="000000"/>
+              </w:rPr>
+              <w:t xml:space="preserve">0.210</w:t>
             </w:r>
           </w:p>
         </w:tc>
@@ -13178,60 +13178,60 @@
                 <w:szCs w:val="22"/>
                 <w:color w:val="000000"/>
               </w:rPr>
-              <w:t xml:space="preserve">16.1</w:t>
-            </w:r>
-          </w:p>
-        </w:tc>
-        <w:tc>
-          <w:tcPr>
-            <w:tcBorders>
-              <w:bottom w:val="none" w:sz="0" w:space="0" w:color="000000"/>
-              <w:top w:val="none" w:sz="0" w:space="0" w:color="000000"/>
-              <w:left w:val="none" w:sz="0" w:space="0" w:color="000000"/>
-              <w:right w:val="none" w:sz="0" w:space="0" w:color="000000"/>
-            </w:tcBorders>
-            <w:shd w:val="clear" w:color="auto" w:fill="FFFFFF"/>
-            <w:tcMar>
-              <w:top w:w="0" w:type="dxa"/>
-              <w:bottom w:w="0" w:type="dxa"/>
-              <w:left w:w="0" w:type="dxa"/>
-              <w:right w:w="0" w:type="dxa"/>
-            </w:tcMar>
-            <w:vAlign w:val="top"/>
-          </w:tcPr>
-          <w:p>
-            <w:pPr>
-              <w:pStyle w:val="Normal"/>
-              <w:jc w:val="center"/>
-              <w:pBdr>
-                <w:bottom w:val="none" w:sz="0" w:space="0" w:color="000000"/>
-                <w:top w:val="none" w:sz="0" w:space="0" w:color="000000"/>
-                <w:left w:val="none" w:sz="0" w:space="0" w:color="000000"/>
-                <w:right w:val="none" w:sz="0" w:space="0" w:color="000000"/>
-              </w:pBdr>
-              <w:spacing w:after="100" w:before="100" w:line="240"/>
-              <w:ind w:left="100" w:right="100" w:firstLine="0" w:firstLineChars="0"/>
-              <w:rPr>
-                <w:rFonts w:ascii="Helvetica" w:hAnsi="Helvetica" w:eastAsia="Helvetica" w:cs="Helvetica"/>
-                <w:i w:val="false"/>
-                <w:b w:val="false"/>
-                <w:u w:val="none"/>
-                <w:sz w:val="22"/>
-                <w:szCs w:val="22"/>
-                <w:color w:val="000000"/>
-              </w:rPr>
-            </w:pPr>
-            <w:r>
-              <w:rPr>
-                <w:rFonts w:ascii="Helvetica" w:hAnsi="Helvetica" w:eastAsia="Helvetica" w:cs="Helvetica"/>
-                <w:i w:val="false"/>
-                <w:b w:val="false"/>
-                <w:u w:val="none"/>
-                <w:sz w:val="22"/>
-                <w:szCs w:val="22"/>
-                <w:color w:val="000000"/>
-              </w:rPr>
-              <w:t xml:space="preserve">4.01, 64.7</w:t>
+              <w:t xml:space="preserve">11.6</w:t>
+            </w:r>
+          </w:p>
+        </w:tc>
+        <w:tc>
+          <w:tcPr>
+            <w:tcBorders>
+              <w:bottom w:val="none" w:sz="0" w:space="0" w:color="000000"/>
+              <w:top w:val="none" w:sz="0" w:space="0" w:color="000000"/>
+              <w:left w:val="none" w:sz="0" w:space="0" w:color="000000"/>
+              <w:right w:val="none" w:sz="0" w:space="0" w:color="000000"/>
+            </w:tcBorders>
+            <w:shd w:val="clear" w:color="auto" w:fill="FFFFFF"/>
+            <w:tcMar>
+              <w:top w:w="0" w:type="dxa"/>
+              <w:bottom w:w="0" w:type="dxa"/>
+              <w:left w:w="0" w:type="dxa"/>
+              <w:right w:w="0" w:type="dxa"/>
+            </w:tcMar>
+            <w:vAlign w:val="top"/>
+          </w:tcPr>
+          <w:p>
+            <w:pPr>
+              <w:pStyle w:val="Normal"/>
+              <w:jc w:val="center"/>
+              <w:pBdr>
+                <w:bottom w:val="none" w:sz="0" w:space="0" w:color="000000"/>
+                <w:top w:val="none" w:sz="0" w:space="0" w:color="000000"/>
+                <w:left w:val="none" w:sz="0" w:space="0" w:color="000000"/>
+                <w:right w:val="none" w:sz="0" w:space="0" w:color="000000"/>
+              </w:pBdr>
+              <w:spacing w:after="100" w:before="100" w:line="240"/>
+              <w:ind w:left="100" w:right="100" w:firstLine="0" w:firstLineChars="0"/>
+              <w:rPr>
+                <w:rFonts w:ascii="Helvetica" w:hAnsi="Helvetica" w:eastAsia="Helvetica" w:cs="Helvetica"/>
+                <w:i w:val="false"/>
+                <w:b w:val="false"/>
+                <w:u w:val="none"/>
+                <w:sz w:val="22"/>
+                <w:szCs w:val="22"/>
+                <w:color w:val="000000"/>
+              </w:rPr>
+            </w:pPr>
+            <w:r>
+              <w:rPr>
+                <w:rFonts w:ascii="Helvetica" w:hAnsi="Helvetica" w:eastAsia="Helvetica" w:cs="Helvetica"/>
+                <w:i w:val="false"/>
+                <w:b w:val="false"/>
+                <w:u w:val="none"/>
+                <w:sz w:val="22"/>
+                <w:szCs w:val="22"/>
+                <w:color w:val="000000"/>
+              </w:rPr>
+              <w:t xml:space="preserve">3.01, 44.9</w:t>
             </w:r>
           </w:p>
         </w:tc>
@@ -13661,113 +13661,113 @@
                 <w:szCs w:val="22"/>
                 <w:color w:val="000000"/>
               </w:rPr>
-              <w:t xml:space="preserve">0.15</w:t>
-            </w:r>
-          </w:p>
-        </w:tc>
-        <w:tc>
-          <w:tcPr>
-            <w:tcBorders>
-              <w:bottom w:val="none" w:sz="0" w:space="0" w:color="000000"/>
-              <w:top w:val="none" w:sz="0" w:space="0" w:color="000000"/>
-              <w:left w:val="none" w:sz="0" w:space="0" w:color="000000"/>
-              <w:right w:val="none" w:sz="0" w:space="0" w:color="000000"/>
-            </w:tcBorders>
-            <w:shd w:val="clear" w:color="auto" w:fill="FFFFFF"/>
-            <w:tcMar>
-              <w:top w:w="0" w:type="dxa"/>
-              <w:bottom w:w="0" w:type="dxa"/>
-              <w:left w:w="0" w:type="dxa"/>
-              <w:right w:w="0" w:type="dxa"/>
-            </w:tcMar>
-            <w:vAlign w:val="top"/>
-          </w:tcPr>
-          <w:p>
-            <w:pPr>
-              <w:pStyle w:val="Normal"/>
-              <w:jc w:val="center"/>
-              <w:pBdr>
-                <w:bottom w:val="none" w:sz="0" w:space="0" w:color="000000"/>
-                <w:top w:val="none" w:sz="0" w:space="0" w:color="000000"/>
-                <w:left w:val="none" w:sz="0" w:space="0" w:color="000000"/>
-                <w:right w:val="none" w:sz="0" w:space="0" w:color="000000"/>
-              </w:pBdr>
-              <w:spacing w:after="100" w:before="100" w:line="240"/>
-              <w:ind w:left="100" w:right="100" w:firstLine="0" w:firstLineChars="0"/>
-              <w:rPr>
-                <w:rFonts w:ascii="Helvetica" w:hAnsi="Helvetica" w:eastAsia="Helvetica" w:cs="Helvetica"/>
-                <w:i w:val="false"/>
-                <w:b w:val="false"/>
-                <w:u w:val="none"/>
-                <w:sz w:val="22"/>
-                <w:szCs w:val="22"/>
-                <w:color w:val="000000"/>
-              </w:rPr>
-            </w:pPr>
-            <w:r>
-              <w:rPr>
-                <w:rFonts w:ascii="Helvetica" w:hAnsi="Helvetica" w:eastAsia="Helvetica" w:cs="Helvetica"/>
-                <w:i w:val="false"/>
-                <w:b w:val="false"/>
-                <w:u w:val="none"/>
-                <w:sz w:val="22"/>
-                <w:szCs w:val="22"/>
-                <w:color w:val="000000"/>
-              </w:rPr>
-              <w:t xml:space="preserve">0.03, 0.91</w:t>
-            </w:r>
-          </w:p>
-        </w:tc>
-        <w:tc>
-          <w:tcPr>
-            <w:tcBorders>
-              <w:bottom w:val="none" w:sz="0" w:space="0" w:color="000000"/>
-              <w:top w:val="none" w:sz="0" w:space="0" w:color="000000"/>
-              <w:left w:val="none" w:sz="0" w:space="0" w:color="000000"/>
-              <w:right w:val="none" w:sz="0" w:space="0" w:color="000000"/>
-            </w:tcBorders>
-            <w:shd w:val="clear" w:color="auto" w:fill="FFFFFF"/>
-            <w:tcMar>
-              <w:top w:w="0" w:type="dxa"/>
-              <w:bottom w:w="0" w:type="dxa"/>
-              <w:left w:w="0" w:type="dxa"/>
-              <w:right w:w="0" w:type="dxa"/>
-            </w:tcMar>
-            <w:vAlign w:val="top"/>
-          </w:tcPr>
-          <w:p>
-            <w:pPr>
-              <w:pStyle w:val="Normal"/>
-              <w:jc w:val="center"/>
-              <w:pBdr>
-                <w:bottom w:val="none" w:sz="0" w:space="0" w:color="000000"/>
-                <w:top w:val="none" w:sz="0" w:space="0" w:color="000000"/>
-                <w:left w:val="none" w:sz="0" w:space="0" w:color="000000"/>
-                <w:right w:val="none" w:sz="0" w:space="0" w:color="000000"/>
-              </w:pBdr>
-              <w:spacing w:after="100" w:before="100" w:line="240"/>
-              <w:ind w:left="100" w:right="100" w:firstLine="0" w:firstLineChars="0"/>
-              <w:rPr>
-                <w:rFonts w:ascii="Helvetica" w:hAnsi="Helvetica" w:eastAsia="Helvetica" w:cs="Helvetica"/>
-                <w:i w:val="false"/>
-                <w:b w:val="false"/>
-                <w:u w:val="none"/>
-                <w:sz w:val="22"/>
-                <w:szCs w:val="22"/>
-                <w:color w:val="000000"/>
-              </w:rPr>
-            </w:pPr>
-            <w:r>
-              <w:rPr>
-                <w:rFonts w:ascii="Helvetica" w:hAnsi="Helvetica" w:eastAsia="Helvetica" w:cs="Helvetica"/>
-                <w:i w:val="false"/>
-                <w:b w:val="false"/>
-                <w:u w:val="none"/>
-                <w:sz w:val="22"/>
-                <w:szCs w:val="22"/>
-                <w:color w:val="000000"/>
-              </w:rPr>
-              <w:t xml:space="preserve">0.039</w:t>
+              <w:t xml:space="preserve">0.21</w:t>
+            </w:r>
+          </w:p>
+        </w:tc>
+        <w:tc>
+          <w:tcPr>
+            <w:tcBorders>
+              <w:bottom w:val="none" w:sz="0" w:space="0" w:color="000000"/>
+              <w:top w:val="none" w:sz="0" w:space="0" w:color="000000"/>
+              <w:left w:val="none" w:sz="0" w:space="0" w:color="000000"/>
+              <w:right w:val="none" w:sz="0" w:space="0" w:color="000000"/>
+            </w:tcBorders>
+            <w:shd w:val="clear" w:color="auto" w:fill="FFFFFF"/>
+            <w:tcMar>
+              <w:top w:w="0" w:type="dxa"/>
+              <w:bottom w:w="0" w:type="dxa"/>
+              <w:left w:w="0" w:type="dxa"/>
+              <w:right w:w="0" w:type="dxa"/>
+            </w:tcMar>
+            <w:vAlign w:val="top"/>
+          </w:tcPr>
+          <w:p>
+            <w:pPr>
+              <w:pStyle w:val="Normal"/>
+              <w:jc w:val="center"/>
+              <w:pBdr>
+                <w:bottom w:val="none" w:sz="0" w:space="0" w:color="000000"/>
+                <w:top w:val="none" w:sz="0" w:space="0" w:color="000000"/>
+                <w:left w:val="none" w:sz="0" w:space="0" w:color="000000"/>
+                <w:right w:val="none" w:sz="0" w:space="0" w:color="000000"/>
+              </w:pBdr>
+              <w:spacing w:after="100" w:before="100" w:line="240"/>
+              <w:ind w:left="100" w:right="100" w:firstLine="0" w:firstLineChars="0"/>
+              <w:rPr>
+                <w:rFonts w:ascii="Helvetica" w:hAnsi="Helvetica" w:eastAsia="Helvetica" w:cs="Helvetica"/>
+                <w:i w:val="false"/>
+                <w:b w:val="false"/>
+                <w:u w:val="none"/>
+                <w:sz w:val="22"/>
+                <w:szCs w:val="22"/>
+                <w:color w:val="000000"/>
+              </w:rPr>
+            </w:pPr>
+            <w:r>
+              <w:rPr>
+                <w:rFonts w:ascii="Helvetica" w:hAnsi="Helvetica" w:eastAsia="Helvetica" w:cs="Helvetica"/>
+                <w:i w:val="false"/>
+                <w:b w:val="false"/>
+                <w:u w:val="none"/>
+                <w:sz w:val="22"/>
+                <w:szCs w:val="22"/>
+                <w:color w:val="000000"/>
+              </w:rPr>
+              <w:t xml:space="preserve">0.04, 1.16</w:t>
+            </w:r>
+          </w:p>
+        </w:tc>
+        <w:tc>
+          <w:tcPr>
+            <w:tcBorders>
+              <w:bottom w:val="none" w:sz="0" w:space="0" w:color="000000"/>
+              <w:top w:val="none" w:sz="0" w:space="0" w:color="000000"/>
+              <w:left w:val="none" w:sz="0" w:space="0" w:color="000000"/>
+              <w:right w:val="none" w:sz="0" w:space="0" w:color="000000"/>
+            </w:tcBorders>
+            <w:shd w:val="clear" w:color="auto" w:fill="FFFFFF"/>
+            <w:tcMar>
+              <w:top w:w="0" w:type="dxa"/>
+              <w:bottom w:w="0" w:type="dxa"/>
+              <w:left w:w="0" w:type="dxa"/>
+              <w:right w:w="0" w:type="dxa"/>
+            </w:tcMar>
+            <w:vAlign w:val="top"/>
+          </w:tcPr>
+          <w:p>
+            <w:pPr>
+              <w:pStyle w:val="Normal"/>
+              <w:jc w:val="center"/>
+              <w:pBdr>
+                <w:bottom w:val="none" w:sz="0" w:space="0" w:color="000000"/>
+                <w:top w:val="none" w:sz="0" w:space="0" w:color="000000"/>
+                <w:left w:val="none" w:sz="0" w:space="0" w:color="000000"/>
+                <w:right w:val="none" w:sz="0" w:space="0" w:color="000000"/>
+              </w:pBdr>
+              <w:spacing w:after="100" w:before="100" w:line="240"/>
+              <w:ind w:left="100" w:right="100" w:firstLine="0" w:firstLineChars="0"/>
+              <w:rPr>
+                <w:rFonts w:ascii="Helvetica" w:hAnsi="Helvetica" w:eastAsia="Helvetica" w:cs="Helvetica"/>
+                <w:i w:val="false"/>
+                <w:b w:val="false"/>
+                <w:u w:val="none"/>
+                <w:sz w:val="22"/>
+                <w:szCs w:val="22"/>
+                <w:color w:val="000000"/>
+              </w:rPr>
+            </w:pPr>
+            <w:r>
+              <w:rPr>
+                <w:rFonts w:ascii="Helvetica" w:hAnsi="Helvetica" w:eastAsia="Helvetica" w:cs="Helvetica"/>
+                <w:i w:val="false"/>
+                <w:b w:val="false"/>
+                <w:u w:val="none"/>
+                <w:sz w:val="22"/>
+                <w:szCs w:val="22"/>
+                <w:color w:val="000000"/>
+              </w:rPr>
+              <w:t xml:space="preserve">0.074</w:t>
             </w:r>
           </w:p>
         </w:tc>
@@ -14197,60 +14197,60 @@
                 <w:szCs w:val="22"/>
                 <w:color w:val="000000"/>
               </w:rPr>
-              <w:t xml:space="preserve">0.96, 1.07</w:t>
-            </w:r>
-          </w:p>
-        </w:tc>
-        <w:tc>
-          <w:tcPr>
-            <w:tcBorders>
-              <w:bottom w:val="none" w:sz="0" w:space="0" w:color="000000"/>
-              <w:top w:val="none" w:sz="0" w:space="0" w:color="000000"/>
-              <w:left w:val="none" w:sz="0" w:space="0" w:color="000000"/>
-              <w:right w:val="none" w:sz="0" w:space="0" w:color="000000"/>
-            </w:tcBorders>
-            <w:shd w:val="clear" w:color="auto" w:fill="FFFFFF"/>
-            <w:tcMar>
-              <w:top w:w="0" w:type="dxa"/>
-              <w:bottom w:w="0" w:type="dxa"/>
-              <w:left w:w="0" w:type="dxa"/>
-              <w:right w:w="0" w:type="dxa"/>
-            </w:tcMar>
-            <w:vAlign w:val="top"/>
-          </w:tcPr>
-          <w:p>
-            <w:pPr>
-              <w:pStyle w:val="Normal"/>
-              <w:jc w:val="center"/>
-              <w:pBdr>
-                <w:bottom w:val="none" w:sz="0" w:space="0" w:color="000000"/>
-                <w:top w:val="none" w:sz="0" w:space="0" w:color="000000"/>
-                <w:left w:val="none" w:sz="0" w:space="0" w:color="000000"/>
-                <w:right w:val="none" w:sz="0" w:space="0" w:color="000000"/>
-              </w:pBdr>
-              <w:spacing w:after="100" w:before="100" w:line="240"/>
-              <w:ind w:left="100" w:right="100" w:firstLine="0" w:firstLineChars="0"/>
-              <w:rPr>
-                <w:rFonts w:ascii="Helvetica" w:hAnsi="Helvetica" w:eastAsia="Helvetica" w:cs="Helvetica"/>
-                <w:i w:val="false"/>
-                <w:b w:val="false"/>
-                <w:u w:val="none"/>
-                <w:sz w:val="22"/>
-                <w:szCs w:val="22"/>
-                <w:color w:val="000000"/>
-              </w:rPr>
-            </w:pPr>
-            <w:r>
-              <w:rPr>
-                <w:rFonts w:ascii="Helvetica" w:hAnsi="Helvetica" w:eastAsia="Helvetica" w:cs="Helvetica"/>
-                <w:i w:val="false"/>
-                <w:b w:val="false"/>
-                <w:u w:val="none"/>
-                <w:sz w:val="22"/>
-                <w:szCs w:val="22"/>
-                <w:color w:val="000000"/>
-              </w:rPr>
-              <w:t xml:space="preserve">0.610</w:t>
+              <w:t xml:space="preserve">0.96, 1.06</w:t>
+            </w:r>
+          </w:p>
+        </w:tc>
+        <w:tc>
+          <w:tcPr>
+            <w:tcBorders>
+              <w:bottom w:val="none" w:sz="0" w:space="0" w:color="000000"/>
+              <w:top w:val="none" w:sz="0" w:space="0" w:color="000000"/>
+              <w:left w:val="none" w:sz="0" w:space="0" w:color="000000"/>
+              <w:right w:val="none" w:sz="0" w:space="0" w:color="000000"/>
+            </w:tcBorders>
+            <w:shd w:val="clear" w:color="auto" w:fill="FFFFFF"/>
+            <w:tcMar>
+              <w:top w:w="0" w:type="dxa"/>
+              <w:bottom w:w="0" w:type="dxa"/>
+              <w:left w:w="0" w:type="dxa"/>
+              <w:right w:w="0" w:type="dxa"/>
+            </w:tcMar>
+            <w:vAlign w:val="top"/>
+          </w:tcPr>
+          <w:p>
+            <w:pPr>
+              <w:pStyle w:val="Normal"/>
+              <w:jc w:val="center"/>
+              <w:pBdr>
+                <w:bottom w:val="none" w:sz="0" w:space="0" w:color="000000"/>
+                <w:top w:val="none" w:sz="0" w:space="0" w:color="000000"/>
+                <w:left w:val="none" w:sz="0" w:space="0" w:color="000000"/>
+                <w:right w:val="none" w:sz="0" w:space="0" w:color="000000"/>
+              </w:pBdr>
+              <w:spacing w:after="100" w:before="100" w:line="240"/>
+              <w:ind w:left="100" w:right="100" w:firstLine="0" w:firstLineChars="0"/>
+              <w:rPr>
+                <w:rFonts w:ascii="Helvetica" w:hAnsi="Helvetica" w:eastAsia="Helvetica" w:cs="Helvetica"/>
+                <w:i w:val="false"/>
+                <w:b w:val="false"/>
+                <w:u w:val="none"/>
+                <w:sz w:val="22"/>
+                <w:szCs w:val="22"/>
+                <w:color w:val="000000"/>
+              </w:rPr>
+            </w:pPr>
+            <w:r>
+              <w:rPr>
+                <w:rFonts w:ascii="Helvetica" w:hAnsi="Helvetica" w:eastAsia="Helvetica" w:cs="Helvetica"/>
+                <w:i w:val="false"/>
+                <w:b w:val="false"/>
+                <w:u w:val="none"/>
+                <w:sz w:val="22"/>
+                <w:szCs w:val="22"/>
+                <w:color w:val="000000"/>
+              </w:rPr>
+              <w:t xml:space="preserve">0.660</w:t>
             </w:r>
           </w:p>
         </w:tc>
@@ -14627,596 +14627,113 @@
                 <w:szCs w:val="22"/>
                 <w:color w:val="000000"/>
               </w:rPr>
-              <w:t xml:space="preserve">1.07</w:t>
-            </w:r>
-          </w:p>
-        </w:tc>
-        <w:tc>
-          <w:tcPr>
-            <w:tcBorders>
-              <w:bottom w:val="none" w:sz="0" w:space="0" w:color="000000"/>
-              <w:top w:val="none" w:sz="0" w:space="0" w:color="000000"/>
-              <w:left w:val="none" w:sz="0" w:space="0" w:color="000000"/>
-              <w:right w:val="none" w:sz="0" w:space="0" w:color="000000"/>
-            </w:tcBorders>
-            <w:shd w:val="clear" w:color="auto" w:fill="FFFFFF"/>
-            <w:tcMar>
-              <w:top w:w="0" w:type="dxa"/>
-              <w:bottom w:w="0" w:type="dxa"/>
-              <w:left w:w="0" w:type="dxa"/>
-              <w:right w:w="0" w:type="dxa"/>
-            </w:tcMar>
-            <w:vAlign w:val="top"/>
-          </w:tcPr>
-          <w:p>
-            <w:pPr>
-              <w:pStyle w:val="Normal"/>
-              <w:jc w:val="center"/>
-              <w:pBdr>
-                <w:bottom w:val="none" w:sz="0" w:space="0" w:color="000000"/>
-                <w:top w:val="none" w:sz="0" w:space="0" w:color="000000"/>
-                <w:left w:val="none" w:sz="0" w:space="0" w:color="000000"/>
-                <w:right w:val="none" w:sz="0" w:space="0" w:color="000000"/>
-              </w:pBdr>
-              <w:spacing w:after="100" w:before="100" w:line="240"/>
-              <w:ind w:left="100" w:right="100" w:firstLine="0" w:firstLineChars="0"/>
-              <w:rPr>
-                <w:rFonts w:ascii="Helvetica" w:hAnsi="Helvetica" w:eastAsia="Helvetica" w:cs="Helvetica"/>
-                <w:i w:val="false"/>
-                <w:b w:val="false"/>
-                <w:u w:val="none"/>
-                <w:sz w:val="22"/>
-                <w:szCs w:val="22"/>
-                <w:color w:val="000000"/>
-              </w:rPr>
-            </w:pPr>
-            <w:r>
-              <w:rPr>
-                <w:rFonts w:ascii="Helvetica" w:hAnsi="Helvetica" w:eastAsia="Helvetica" w:cs="Helvetica"/>
-                <w:i w:val="false"/>
-                <w:b w:val="false"/>
-                <w:u w:val="none"/>
-                <w:sz w:val="22"/>
-                <w:szCs w:val="22"/>
-                <w:color w:val="000000"/>
-              </w:rPr>
-              <w:t xml:space="preserve">0.57, 2.01</w:t>
-            </w:r>
-          </w:p>
-        </w:tc>
-        <w:tc>
-          <w:tcPr>
-            <w:tcBorders>
-              <w:bottom w:val="none" w:sz="0" w:space="0" w:color="000000"/>
-              <w:top w:val="none" w:sz="0" w:space="0" w:color="000000"/>
-              <w:left w:val="none" w:sz="0" w:space="0" w:color="000000"/>
-              <w:right w:val="none" w:sz="0" w:space="0" w:color="000000"/>
-            </w:tcBorders>
-            <w:shd w:val="clear" w:color="auto" w:fill="FFFFFF"/>
-            <w:tcMar>
-              <w:top w:w="0" w:type="dxa"/>
-              <w:bottom w:w="0" w:type="dxa"/>
-              <w:left w:w="0" w:type="dxa"/>
-              <w:right w:w="0" w:type="dxa"/>
-            </w:tcMar>
-            <w:vAlign w:val="top"/>
-          </w:tcPr>
-          <w:p>
-            <w:pPr>
-              <w:pStyle w:val="Normal"/>
-              <w:jc w:val="center"/>
-              <w:pBdr>
-                <w:bottom w:val="none" w:sz="0" w:space="0" w:color="000000"/>
-                <w:top w:val="none" w:sz="0" w:space="0" w:color="000000"/>
-                <w:left w:val="none" w:sz="0" w:space="0" w:color="000000"/>
-                <w:right w:val="none" w:sz="0" w:space="0" w:color="000000"/>
-              </w:pBdr>
-              <w:spacing w:after="100" w:before="100" w:line="240"/>
-              <w:ind w:left="100" w:right="100" w:firstLine="0" w:firstLineChars="0"/>
-              <w:rPr>
-                <w:rFonts w:ascii="Helvetica" w:hAnsi="Helvetica" w:eastAsia="Helvetica" w:cs="Helvetica"/>
-                <w:i w:val="false"/>
-                <w:b w:val="false"/>
-                <w:u w:val="none"/>
-                <w:sz w:val="22"/>
-                <w:szCs w:val="22"/>
-                <w:color w:val="000000"/>
-              </w:rPr>
-            </w:pPr>
-            <w:r>
-              <w:rPr>
-                <w:rFonts w:ascii="Helvetica" w:hAnsi="Helvetica" w:eastAsia="Helvetica" w:cs="Helvetica"/>
-                <w:i w:val="false"/>
-                <w:b w:val="false"/>
-                <w:u w:val="none"/>
-                <w:sz w:val="22"/>
-                <w:szCs w:val="22"/>
-                <w:color w:val="000000"/>
-              </w:rPr>
-              <w:t xml:space="preserve">0.830</w:t>
-            </w:r>
-          </w:p>
-        </w:tc>
-      </w:tr>
-      <w:tr>
-        <w:trPr>
-          <w:trHeight w:val="598" w:hRule="auto"/>
-        </w:trPr>
-        body30
-        <w:tc>
-          <w:tcPr>
-            <w:tcBorders>
-              <w:bottom w:val="none" w:sz="0" w:space="0" w:color="000000"/>
-              <w:top w:val="none" w:sz="0" w:space="0" w:color="000000"/>
-              <w:left w:val="none" w:sz="0" w:space="0" w:color="000000"/>
-              <w:right w:val="none" w:sz="0" w:space="0" w:color="000000"/>
-            </w:tcBorders>
-            <w:shd w:val="clear" w:color="auto" w:fill="FFFFFF"/>
-            <w:tcMar>
-              <w:top w:w="0" w:type="dxa"/>
-              <w:bottom w:w="0" w:type="dxa"/>
-              <w:left w:w="0" w:type="dxa"/>
-              <w:right w:w="0" w:type="dxa"/>
-            </w:tcMar>
-            <w:vAlign w:val="top"/>
-          </w:tcPr>
-          <w:p>
-            <w:pPr>
-              <w:pStyle w:val="Normal"/>
-              <w:jc w:val="left"/>
-              <w:pBdr>
-                <w:bottom w:val="none" w:sz="0" w:space="0" w:color="000000"/>
-                <w:top w:val="none" w:sz="0" w:space="0" w:color="000000"/>
-                <w:left w:val="none" w:sz="0" w:space="0" w:color="000000"/>
-                <w:right w:val="none" w:sz="0" w:space="0" w:color="000000"/>
-              </w:pBdr>
-              <w:spacing w:after="100" w:before="100" w:line="240"/>
-              <w:ind w:left="100" w:right="100" w:firstLine="0" w:firstLineChars="0"/>
-              <w:rPr>
-                <w:rFonts w:ascii="Helvetica" w:hAnsi="Helvetica" w:eastAsia="Helvetica" w:cs="Helvetica"/>
-                <w:i w:val="false"/>
-                <w:b w:val="false"/>
-                <w:u w:val="none"/>
-                <w:sz w:val="22"/>
-                <w:szCs w:val="22"/>
-                <w:color w:val="000000"/>
-              </w:rPr>
-            </w:pPr>
-            <w:r>
-              <w:rPr>
-                <w:rFonts w:ascii="Helvetica" w:hAnsi="Helvetica" w:eastAsia="Helvetica" w:cs="Helvetica"/>
-                <w:i w:val="false"/>
-                <w:b w:val="false"/>
-                <w:u w:val="none"/>
-                <w:sz w:val="22"/>
-                <w:szCs w:val="22"/>
-                <w:color w:val="000000"/>
-              </w:rPr>
-              <w:t xml:space="preserve">steroids</w:t>
-            </w:r>
-          </w:p>
-        </w:tc>
-        <w:tc>
-          <w:tcPr>
-            <w:tcBorders>
-              <w:bottom w:val="none" w:sz="0" w:space="0" w:color="000000"/>
-              <w:top w:val="none" w:sz="0" w:space="0" w:color="000000"/>
-              <w:left w:val="none" w:sz="0" w:space="0" w:color="000000"/>
-              <w:right w:val="none" w:sz="0" w:space="0" w:color="000000"/>
-            </w:tcBorders>
-            <w:shd w:val="clear" w:color="auto" w:fill="FFFFFF"/>
-            <w:tcMar>
-              <w:top w:w="0" w:type="dxa"/>
-              <w:bottom w:w="0" w:type="dxa"/>
-              <w:left w:w="0" w:type="dxa"/>
-              <w:right w:w="0" w:type="dxa"/>
-            </w:tcMar>
-            <w:vAlign w:val="top"/>
-          </w:tcPr>
-          <w:p>
-            <w:pPr>
-              <w:pStyle w:val="Normal"/>
-              <w:jc w:val="center"/>
-              <w:pBdr>
-                <w:bottom w:val="none" w:sz="0" w:space="0" w:color="000000"/>
-                <w:top w:val="none" w:sz="0" w:space="0" w:color="000000"/>
-                <w:left w:val="none" w:sz="0" w:space="0" w:color="000000"/>
-                <w:right w:val="none" w:sz="0" w:space="0" w:color="000000"/>
-              </w:pBdr>
-              <w:spacing w:after="100" w:before="100" w:line="240"/>
-              <w:ind w:left="100" w:right="100" w:firstLine="0" w:firstLineChars="0"/>
-              <w:rPr>
-                <w:rFonts w:ascii="Helvetica" w:hAnsi="Helvetica" w:eastAsia="Helvetica" w:cs="Helvetica"/>
-                <w:i w:val="false"/>
-                <w:b w:val="false"/>
-                <w:u w:val="none"/>
-                <w:sz w:val="22"/>
-                <w:szCs w:val="22"/>
-                <w:color w:val="000000"/>
-              </w:rPr>
-            </w:pPr>
-            <w:r>
-              <w:rPr>
-                <w:rFonts w:ascii="Helvetica" w:hAnsi="Helvetica" w:eastAsia="Helvetica" w:cs="Helvetica"/>
-                <w:i w:val="false"/>
-                <w:b w:val="false"/>
-                <w:u w:val="none"/>
-                <w:sz w:val="22"/>
-                <w:szCs w:val="22"/>
-                <w:color w:val="000000"/>
-              </w:rPr>
-              <w:t xml:space="preserve">264</w:t>
-            </w:r>
-          </w:p>
-        </w:tc>
-        <w:tc>
-          <w:tcPr>
-            <w:tcBorders>
-              <w:bottom w:val="none" w:sz="0" w:space="0" w:color="000000"/>
-              <w:top w:val="none" w:sz="0" w:space="0" w:color="000000"/>
-              <w:left w:val="none" w:sz="0" w:space="0" w:color="000000"/>
-              <w:right w:val="none" w:sz="0" w:space="0" w:color="000000"/>
-            </w:tcBorders>
-            <w:shd w:val="clear" w:color="auto" w:fill="FFFFFF"/>
-            <w:tcMar>
-              <w:top w:w="0" w:type="dxa"/>
-              <w:bottom w:w="0" w:type="dxa"/>
-              <w:left w:w="0" w:type="dxa"/>
-              <w:right w:w="0" w:type="dxa"/>
-            </w:tcMar>
-            <w:vAlign w:val="top"/>
-          </w:tcPr>
-          <w:p>
-            <w:pPr>
-              <w:pStyle w:val="Normal"/>
-              <w:jc w:val="center"/>
-              <w:pBdr>
-                <w:bottom w:val="none" w:sz="0" w:space="0" w:color="000000"/>
-                <w:top w:val="none" w:sz="0" w:space="0" w:color="000000"/>
-                <w:left w:val="none" w:sz="0" w:space="0" w:color="000000"/>
-                <w:right w:val="none" w:sz="0" w:space="0" w:color="000000"/>
-              </w:pBdr>
-              <w:spacing w:after="100" w:before="100" w:line="240"/>
-              <w:ind w:left="100" w:right="100" w:firstLine="0" w:firstLineChars="0"/>
-              <w:rPr>
-                <w:rFonts w:ascii="Helvetica" w:hAnsi="Helvetica" w:eastAsia="Helvetica" w:cs="Helvetica"/>
-                <w:i w:val="false"/>
-                <w:b w:val="false"/>
-                <w:u w:val="none"/>
-                <w:sz w:val="22"/>
-                <w:szCs w:val="22"/>
-                <w:color w:val="000000"/>
-              </w:rPr>
-            </w:pPr>
-            <w:r>
-              <w:rPr>
-                <w:rFonts w:ascii="Helvetica" w:hAnsi="Helvetica" w:eastAsia="Helvetica" w:cs="Helvetica"/>
-                <w:i w:val="false"/>
-                <w:b w:val="false"/>
-                <w:u w:val="none"/>
-                <w:sz w:val="22"/>
-                <w:szCs w:val="22"/>
-                <w:color w:val="000000"/>
-              </w:rPr>
-              <w:t xml:space="preserve">22,716</w:t>
-            </w:r>
-          </w:p>
-        </w:tc>
-        <w:tc>
-          <w:tcPr>
-            <w:tcBorders>
-              <w:bottom w:val="none" w:sz="0" w:space="0" w:color="000000"/>
-              <w:top w:val="none" w:sz="0" w:space="0" w:color="000000"/>
-              <w:left w:val="none" w:sz="0" w:space="0" w:color="000000"/>
-              <w:right w:val="none" w:sz="0" w:space="0" w:color="000000"/>
-            </w:tcBorders>
-            <w:shd w:val="clear" w:color="auto" w:fill="FFFFFF"/>
-            <w:tcMar>
-              <w:top w:w="0" w:type="dxa"/>
-              <w:bottom w:w="0" w:type="dxa"/>
-              <w:left w:w="0" w:type="dxa"/>
-              <w:right w:w="0" w:type="dxa"/>
-            </w:tcMar>
-            <w:vAlign w:val="top"/>
-          </w:tcPr>
-          <w:p>
-            <w:pPr>
-              <w:pStyle w:val="Normal"/>
-              <w:jc w:val="center"/>
-              <w:pBdr>
-                <w:bottom w:val="none" w:sz="0" w:space="0" w:color="000000"/>
-                <w:top w:val="none" w:sz="0" w:space="0" w:color="000000"/>
-                <w:left w:val="none" w:sz="0" w:space="0" w:color="000000"/>
-                <w:right w:val="none" w:sz="0" w:space="0" w:color="000000"/>
-              </w:pBdr>
-              <w:spacing w:after="100" w:before="100" w:line="240"/>
-              <w:ind w:left="100" w:right="100" w:firstLine="0" w:firstLineChars="0"/>
-              <w:rPr>
-                <w:rFonts w:ascii="Helvetica" w:hAnsi="Helvetica" w:eastAsia="Helvetica" w:cs="Helvetica"/>
-                <w:i w:val="false"/>
-                <w:b w:val="false"/>
-                <w:u w:val="none"/>
-                <w:sz w:val="22"/>
-                <w:szCs w:val="22"/>
-                <w:color w:val="000000"/>
-              </w:rPr>
-            </w:pPr>
-            <w:r>
-              <w:rPr>
-                <w:rFonts w:ascii="Helvetica" w:hAnsi="Helvetica" w:eastAsia="Helvetica" w:cs="Helvetica"/>
-                <w:i w:val="false"/>
-                <w:b w:val="false"/>
-                <w:u w:val="none"/>
-                <w:sz w:val="22"/>
-                <w:szCs w:val="22"/>
-                <w:color w:val="000000"/>
-              </w:rPr>
-              <w:t xml:space="preserve">8,802, 58,626</w:t>
-            </w:r>
-          </w:p>
-        </w:tc>
-        <w:tc>
-          <w:tcPr>
-            <w:tcBorders>
-              <w:bottom w:val="none" w:sz="0" w:space="0" w:color="000000"/>
-              <w:top w:val="none" w:sz="0" w:space="0" w:color="000000"/>
-              <w:left w:val="none" w:sz="0" w:space="0" w:color="000000"/>
-              <w:right w:val="none" w:sz="0" w:space="0" w:color="000000"/>
-            </w:tcBorders>
-            <w:shd w:val="clear" w:color="auto" w:fill="FFFFFF"/>
-            <w:tcMar>
-              <w:top w:w="0" w:type="dxa"/>
-              <w:bottom w:w="0" w:type="dxa"/>
-              <w:left w:w="0" w:type="dxa"/>
-              <w:right w:w="0" w:type="dxa"/>
-            </w:tcMar>
-            <w:vAlign w:val="top"/>
-          </w:tcPr>
-          <w:p>
-            <w:pPr>
-              <w:pStyle w:val="Normal"/>
-              <w:jc w:val="center"/>
-              <w:pBdr>
-                <w:bottom w:val="none" w:sz="0" w:space="0" w:color="000000"/>
-                <w:top w:val="none" w:sz="0" w:space="0" w:color="000000"/>
-                <w:left w:val="none" w:sz="0" w:space="0" w:color="000000"/>
-                <w:right w:val="none" w:sz="0" w:space="0" w:color="000000"/>
-              </w:pBdr>
-              <w:spacing w:after="100" w:before="100" w:line="240"/>
-              <w:ind w:left="100" w:right="100" w:firstLine="0" w:firstLineChars="0"/>
-              <w:rPr>
-                <w:rFonts w:ascii="Helvetica" w:hAnsi="Helvetica" w:eastAsia="Helvetica" w:cs="Helvetica"/>
-                <w:i w:val="false"/>
-                <w:b w:val="false"/>
-                <w:u w:val="none"/>
-                <w:sz w:val="22"/>
-                <w:szCs w:val="22"/>
-                <w:color w:val="000000"/>
-              </w:rPr>
-            </w:pPr>
-            <w:r>
-              <w:rPr>
-                <w:rFonts w:ascii="Helvetica" w:hAnsi="Helvetica" w:eastAsia="Helvetica" w:cs="Helvetica"/>
-                <w:i w:val="false"/>
-                <w:b w:val="false"/>
-                <w:u w:val="none"/>
-                <w:sz w:val="22"/>
-                <w:szCs w:val="22"/>
-                <w:color w:val="000000"/>
-              </w:rPr>
-              <w:t xml:space="preserve">&lt;0.001</w:t>
-            </w:r>
-          </w:p>
-        </w:tc>
-        <w:tc>
-          <w:tcPr>
-            <w:tcBorders>
-              <w:bottom w:val="none" w:sz="0" w:space="0" w:color="000000"/>
-              <w:top w:val="none" w:sz="0" w:space="0" w:color="000000"/>
-              <w:left w:val="none" w:sz="0" w:space="0" w:color="000000"/>
-              <w:right w:val="none" w:sz="0" w:space="0" w:color="000000"/>
-            </w:tcBorders>
-            <w:shd w:val="clear" w:color="auto" w:fill="FFFFFF"/>
-            <w:tcMar>
-              <w:top w:w="0" w:type="dxa"/>
-              <w:bottom w:w="0" w:type="dxa"/>
-              <w:left w:w="0" w:type="dxa"/>
-              <w:right w:w="0" w:type="dxa"/>
-            </w:tcMar>
-            <w:vAlign w:val="top"/>
-          </w:tcPr>
-          <w:p>
-            <w:pPr>
-              <w:pStyle w:val="Normal"/>
-              <w:jc w:val="center"/>
-              <w:pBdr>
-                <w:bottom w:val="none" w:sz="0" w:space="0" w:color="000000"/>
-                <w:top w:val="none" w:sz="0" w:space="0" w:color="000000"/>
-                <w:left w:val="none" w:sz="0" w:space="0" w:color="000000"/>
-                <w:right w:val="none" w:sz="0" w:space="0" w:color="000000"/>
-              </w:pBdr>
-              <w:spacing w:after="100" w:before="100" w:line="240"/>
-              <w:ind w:left="100" w:right="100" w:firstLine="0" w:firstLineChars="0"/>
-              <w:rPr>
-                <w:rFonts w:ascii="Helvetica" w:hAnsi="Helvetica" w:eastAsia="Helvetica" w:cs="Helvetica"/>
-                <w:i w:val="false"/>
-                <w:b w:val="false"/>
-                <w:u w:val="none"/>
-                <w:sz w:val="22"/>
-                <w:szCs w:val="22"/>
-                <w:color w:val="000000"/>
-              </w:rPr>
-            </w:pPr>
-            <w:r>
-              <w:rPr>
-                <w:rFonts w:ascii="Helvetica" w:hAnsi="Helvetica" w:eastAsia="Helvetica" w:cs="Helvetica"/>
-                <w:i w:val="false"/>
-                <w:b w:val="false"/>
-                <w:u w:val="none"/>
-                <w:sz w:val="22"/>
-                <w:szCs w:val="22"/>
-                <w:color w:val="000000"/>
-              </w:rPr>
-              <w:t xml:space="preserve">264</w:t>
-            </w:r>
-          </w:p>
-        </w:tc>
-        <w:tc>
-          <w:tcPr>
-            <w:tcBorders>
-              <w:bottom w:val="none" w:sz="0" w:space="0" w:color="000000"/>
-              <w:top w:val="none" w:sz="0" w:space="0" w:color="000000"/>
-              <w:left w:val="none" w:sz="0" w:space="0" w:color="000000"/>
-              <w:right w:val="none" w:sz="0" w:space="0" w:color="000000"/>
-            </w:tcBorders>
-            <w:shd w:val="clear" w:color="auto" w:fill="FFFFFF"/>
-            <w:tcMar>
-              <w:top w:w="0" w:type="dxa"/>
-              <w:bottom w:w="0" w:type="dxa"/>
-              <w:left w:w="0" w:type="dxa"/>
-              <w:right w:w="0" w:type="dxa"/>
-            </w:tcMar>
-            <w:vAlign w:val="top"/>
-          </w:tcPr>
-          <w:p>
-            <w:pPr>
-              <w:pStyle w:val="Normal"/>
-              <w:jc w:val="center"/>
-              <w:pBdr>
-                <w:bottom w:val="none" w:sz="0" w:space="0" w:color="000000"/>
-                <w:top w:val="none" w:sz="0" w:space="0" w:color="000000"/>
-                <w:left w:val="none" w:sz="0" w:space="0" w:color="000000"/>
-                <w:right w:val="none" w:sz="0" w:space="0" w:color="000000"/>
-              </w:pBdr>
-              <w:spacing w:after="100" w:before="100" w:line="240"/>
-              <w:ind w:left="100" w:right="100" w:firstLine="0" w:firstLineChars="0"/>
-              <w:rPr>
-                <w:rFonts w:ascii="Helvetica" w:hAnsi="Helvetica" w:eastAsia="Helvetica" w:cs="Helvetica"/>
-                <w:i w:val="false"/>
-                <w:b w:val="false"/>
-                <w:u w:val="none"/>
-                <w:sz w:val="22"/>
-                <w:szCs w:val="22"/>
-                <w:color w:val="000000"/>
-              </w:rPr>
-            </w:pPr>
-            <w:r>
-              <w:rPr>
-                <w:rFonts w:ascii="Helvetica" w:hAnsi="Helvetica" w:eastAsia="Helvetica" w:cs="Helvetica"/>
-                <w:i w:val="false"/>
-                <w:b w:val="false"/>
-                <w:u w:val="none"/>
-                <w:sz w:val="22"/>
-                <w:szCs w:val="22"/>
-                <w:color w:val="000000"/>
-              </w:rPr>
-              <w:t xml:space="preserve">137,105</w:t>
-            </w:r>
-          </w:p>
-        </w:tc>
-        <w:tc>
-          <w:tcPr>
-            <w:tcBorders>
-              <w:bottom w:val="none" w:sz="0" w:space="0" w:color="000000"/>
-              <w:top w:val="none" w:sz="0" w:space="0" w:color="000000"/>
-              <w:left w:val="none" w:sz="0" w:space="0" w:color="000000"/>
-              <w:right w:val="none" w:sz="0" w:space="0" w:color="000000"/>
-            </w:tcBorders>
-            <w:shd w:val="clear" w:color="auto" w:fill="FFFFFF"/>
-            <w:tcMar>
-              <w:top w:w="0" w:type="dxa"/>
-              <w:bottom w:w="0" w:type="dxa"/>
-              <w:left w:w="0" w:type="dxa"/>
-              <w:right w:w="0" w:type="dxa"/>
-            </w:tcMar>
-            <w:vAlign w:val="top"/>
-          </w:tcPr>
-          <w:p>
-            <w:pPr>
-              <w:pStyle w:val="Normal"/>
-              <w:jc w:val="center"/>
-              <w:pBdr>
-                <w:bottom w:val="none" w:sz="0" w:space="0" w:color="000000"/>
-                <w:top w:val="none" w:sz="0" w:space="0" w:color="000000"/>
-                <w:left w:val="none" w:sz="0" w:space="0" w:color="000000"/>
-                <w:right w:val="none" w:sz="0" w:space="0" w:color="000000"/>
-              </w:pBdr>
-              <w:spacing w:after="100" w:before="100" w:line="240"/>
-              <w:ind w:left="100" w:right="100" w:firstLine="0" w:firstLineChars="0"/>
-              <w:rPr>
-                <w:rFonts w:ascii="Helvetica" w:hAnsi="Helvetica" w:eastAsia="Helvetica" w:cs="Helvetica"/>
-                <w:i w:val="false"/>
-                <w:b w:val="false"/>
-                <w:u w:val="none"/>
-                <w:sz w:val="22"/>
-                <w:szCs w:val="22"/>
-                <w:color w:val="000000"/>
-              </w:rPr>
-            </w:pPr>
-            <w:r>
-              <w:rPr>
-                <w:rFonts w:ascii="Helvetica" w:hAnsi="Helvetica" w:eastAsia="Helvetica" w:cs="Helvetica"/>
-                <w:i w:val="false"/>
-                <w:b w:val="false"/>
-                <w:u w:val="none"/>
-                <w:sz w:val="22"/>
-                <w:szCs w:val="22"/>
-                <w:color w:val="000000"/>
-              </w:rPr>
-              <w:t xml:space="preserve">27,906, 673,607</w:t>
-            </w:r>
-          </w:p>
-        </w:tc>
-        <w:tc>
-          <w:tcPr>
-            <w:tcBorders>
-              <w:bottom w:val="none" w:sz="0" w:space="0" w:color="000000"/>
-              <w:top w:val="none" w:sz="0" w:space="0" w:color="000000"/>
-              <w:left w:val="none" w:sz="0" w:space="0" w:color="000000"/>
-              <w:right w:val="none" w:sz="0" w:space="0" w:color="000000"/>
-            </w:tcBorders>
-            <w:shd w:val="clear" w:color="auto" w:fill="FFFFFF"/>
-            <w:tcMar>
-              <w:top w:w="0" w:type="dxa"/>
-              <w:bottom w:w="0" w:type="dxa"/>
-              <w:left w:w="0" w:type="dxa"/>
-              <w:right w:w="0" w:type="dxa"/>
-            </w:tcMar>
-            <w:vAlign w:val="top"/>
-          </w:tcPr>
-          <w:p>
-            <w:pPr>
-              <w:pStyle w:val="Normal"/>
-              <w:jc w:val="center"/>
-              <w:pBdr>
-                <w:bottom w:val="none" w:sz="0" w:space="0" w:color="000000"/>
-                <w:top w:val="none" w:sz="0" w:space="0" w:color="000000"/>
-                <w:left w:val="none" w:sz="0" w:space="0" w:color="000000"/>
-                <w:right w:val="none" w:sz="0" w:space="0" w:color="000000"/>
-              </w:pBdr>
-              <w:spacing w:after="100" w:before="100" w:line="240"/>
-              <w:ind w:left="100" w:right="100" w:firstLine="0" w:firstLineChars="0"/>
-              <w:rPr>
-                <w:rFonts w:ascii="Helvetica" w:hAnsi="Helvetica" w:eastAsia="Helvetica" w:cs="Helvetica"/>
-                <w:i w:val="false"/>
-                <w:b w:val="false"/>
-                <w:u w:val="none"/>
-                <w:sz w:val="22"/>
-                <w:szCs w:val="22"/>
-                <w:color w:val="000000"/>
-              </w:rPr>
-            </w:pPr>
-            <w:r>
-              <w:rPr>
-                <w:rFonts w:ascii="Helvetica" w:hAnsi="Helvetica" w:eastAsia="Helvetica" w:cs="Helvetica"/>
-                <w:i w:val="false"/>
-                <w:b w:val="false"/>
-                <w:u w:val="none"/>
-                <w:sz w:val="22"/>
-                <w:szCs w:val="22"/>
-                <w:color w:val="000000"/>
-              </w:rPr>
-              <w:t xml:space="preserve">&lt;0.001</w:t>
+              <w:t xml:space="preserve">1.39</w:t>
+            </w:r>
+          </w:p>
+        </w:tc>
+        <w:tc>
+          <w:tcPr>
+            <w:tcBorders>
+              <w:bottom w:val="none" w:sz="0" w:space="0" w:color="000000"/>
+              <w:top w:val="none" w:sz="0" w:space="0" w:color="000000"/>
+              <w:left w:val="none" w:sz="0" w:space="0" w:color="000000"/>
+              <w:right w:val="none" w:sz="0" w:space="0" w:color="000000"/>
+            </w:tcBorders>
+            <w:shd w:val="clear" w:color="auto" w:fill="FFFFFF"/>
+            <w:tcMar>
+              <w:top w:w="0" w:type="dxa"/>
+              <w:bottom w:w="0" w:type="dxa"/>
+              <w:left w:w="0" w:type="dxa"/>
+              <w:right w:w="0" w:type="dxa"/>
+            </w:tcMar>
+            <w:vAlign w:val="top"/>
+          </w:tcPr>
+          <w:p>
+            <w:pPr>
+              <w:pStyle w:val="Normal"/>
+              <w:jc w:val="center"/>
+              <w:pBdr>
+                <w:bottom w:val="none" w:sz="0" w:space="0" w:color="000000"/>
+                <w:top w:val="none" w:sz="0" w:space="0" w:color="000000"/>
+                <w:left w:val="none" w:sz="0" w:space="0" w:color="000000"/>
+                <w:right w:val="none" w:sz="0" w:space="0" w:color="000000"/>
+              </w:pBdr>
+              <w:spacing w:after="100" w:before="100" w:line="240"/>
+              <w:ind w:left="100" w:right="100" w:firstLine="0" w:firstLineChars="0"/>
+              <w:rPr>
+                <w:rFonts w:ascii="Helvetica" w:hAnsi="Helvetica" w:eastAsia="Helvetica" w:cs="Helvetica"/>
+                <w:i w:val="false"/>
+                <w:b w:val="false"/>
+                <w:u w:val="none"/>
+                <w:sz w:val="22"/>
+                <w:szCs w:val="22"/>
+                <w:color w:val="000000"/>
+              </w:rPr>
+            </w:pPr>
+            <w:r>
+              <w:rPr>
+                <w:rFonts w:ascii="Helvetica" w:hAnsi="Helvetica" w:eastAsia="Helvetica" w:cs="Helvetica"/>
+                <w:i w:val="false"/>
+                <w:b w:val="false"/>
+                <w:u w:val="none"/>
+                <w:sz w:val="22"/>
+                <w:szCs w:val="22"/>
+                <w:color w:val="000000"/>
+              </w:rPr>
+              <w:t xml:space="preserve">0.73, 2.66</w:t>
+            </w:r>
+          </w:p>
+        </w:tc>
+        <w:tc>
+          <w:tcPr>
+            <w:tcBorders>
+              <w:bottom w:val="none" w:sz="0" w:space="0" w:color="000000"/>
+              <w:top w:val="none" w:sz="0" w:space="0" w:color="000000"/>
+              <w:left w:val="none" w:sz="0" w:space="0" w:color="000000"/>
+              <w:right w:val="none" w:sz="0" w:space="0" w:color="000000"/>
+            </w:tcBorders>
+            <w:shd w:val="clear" w:color="auto" w:fill="FFFFFF"/>
+            <w:tcMar>
+              <w:top w:w="0" w:type="dxa"/>
+              <w:bottom w:w="0" w:type="dxa"/>
+              <w:left w:w="0" w:type="dxa"/>
+              <w:right w:w="0" w:type="dxa"/>
+            </w:tcMar>
+            <w:vAlign w:val="top"/>
+          </w:tcPr>
+          <w:p>
+            <w:pPr>
+              <w:pStyle w:val="Normal"/>
+              <w:jc w:val="center"/>
+              <w:pBdr>
+                <w:bottom w:val="none" w:sz="0" w:space="0" w:color="000000"/>
+                <w:top w:val="none" w:sz="0" w:space="0" w:color="000000"/>
+                <w:left w:val="none" w:sz="0" w:space="0" w:color="000000"/>
+                <w:right w:val="none" w:sz="0" w:space="0" w:color="000000"/>
+              </w:pBdr>
+              <w:spacing w:after="100" w:before="100" w:line="240"/>
+              <w:ind w:left="100" w:right="100" w:firstLine="0" w:firstLineChars="0"/>
+              <w:rPr>
+                <w:rFonts w:ascii="Helvetica" w:hAnsi="Helvetica" w:eastAsia="Helvetica" w:cs="Helvetica"/>
+                <w:i w:val="false"/>
+                <w:b w:val="false"/>
+                <w:u w:val="none"/>
+                <w:sz w:val="22"/>
+                <w:szCs w:val="22"/>
+                <w:color w:val="000000"/>
+              </w:rPr>
+            </w:pPr>
+            <w:r>
+              <w:rPr>
+                <w:rFonts w:ascii="Helvetica" w:hAnsi="Helvetica" w:eastAsia="Helvetica" w:cs="Helvetica"/>
+                <w:i w:val="false"/>
+                <w:b w:val="false"/>
+                <w:u w:val="none"/>
+                <w:sz w:val="22"/>
+                <w:szCs w:val="22"/>
+                <w:color w:val="000000"/>
+              </w:rPr>
+              <w:t xml:space="preserve">0.320</w:t>
             </w:r>
           </w:p>
         </w:tc>
@@ -15225,7 +14742,7 @@
         <w:trPr>
           <w:trHeight w:val="616" w:hRule="auto"/>
         </w:trPr>
-        body31
+        body30
         <w:tc>
           <w:tcPr>
             <w:tcBorders>
@@ -15593,113 +15110,113 @@
                 <w:szCs w:val="22"/>
                 <w:color w:val="000000"/>
               </w:rPr>
-              <w:t xml:space="preserve">1.04</w:t>
-            </w:r>
-          </w:p>
-        </w:tc>
-        <w:tc>
-          <w:tcPr>
-            <w:tcBorders>
-              <w:bottom w:val="none" w:sz="0" w:space="0" w:color="000000"/>
-              <w:top w:val="none" w:sz="0" w:space="0" w:color="000000"/>
-              <w:left w:val="none" w:sz="0" w:space="0" w:color="000000"/>
-              <w:right w:val="none" w:sz="0" w:space="0" w:color="000000"/>
-            </w:tcBorders>
-            <w:shd w:val="clear" w:color="auto" w:fill="FFFFFF"/>
-            <w:tcMar>
-              <w:top w:w="0" w:type="dxa"/>
-              <w:bottom w:w="0" w:type="dxa"/>
-              <w:left w:w="0" w:type="dxa"/>
-              <w:right w:w="0" w:type="dxa"/>
-            </w:tcMar>
-            <w:vAlign w:val="top"/>
-          </w:tcPr>
-          <w:p>
-            <w:pPr>
-              <w:pStyle w:val="Normal"/>
-              <w:jc w:val="center"/>
-              <w:pBdr>
-                <w:bottom w:val="none" w:sz="0" w:space="0" w:color="000000"/>
-                <w:top w:val="none" w:sz="0" w:space="0" w:color="000000"/>
-                <w:left w:val="none" w:sz="0" w:space="0" w:color="000000"/>
-                <w:right w:val="none" w:sz="0" w:space="0" w:color="000000"/>
-              </w:pBdr>
-              <w:spacing w:after="100" w:before="100" w:line="240"/>
-              <w:ind w:left="100" w:right="100" w:firstLine="0" w:firstLineChars="0"/>
-              <w:rPr>
-                <w:rFonts w:ascii="Helvetica" w:hAnsi="Helvetica" w:eastAsia="Helvetica" w:cs="Helvetica"/>
-                <w:i w:val="false"/>
-                <w:b w:val="false"/>
-                <w:u w:val="none"/>
-                <w:sz w:val="22"/>
-                <w:szCs w:val="22"/>
-                <w:color w:val="000000"/>
-              </w:rPr>
-            </w:pPr>
-            <w:r>
-              <w:rPr>
-                <w:rFonts w:ascii="Helvetica" w:hAnsi="Helvetica" w:eastAsia="Helvetica" w:cs="Helvetica"/>
-                <w:i w:val="false"/>
-                <w:b w:val="false"/>
-                <w:u w:val="none"/>
-                <w:sz w:val="22"/>
-                <w:szCs w:val="22"/>
-                <w:color w:val="000000"/>
-              </w:rPr>
-              <w:t xml:space="preserve">0.47, 2.28</w:t>
-            </w:r>
-          </w:p>
-        </w:tc>
-        <w:tc>
-          <w:tcPr>
-            <w:tcBorders>
-              <w:bottom w:val="none" w:sz="0" w:space="0" w:color="000000"/>
-              <w:top w:val="none" w:sz="0" w:space="0" w:color="000000"/>
-              <w:left w:val="none" w:sz="0" w:space="0" w:color="000000"/>
-              <w:right w:val="none" w:sz="0" w:space="0" w:color="000000"/>
-            </w:tcBorders>
-            <w:shd w:val="clear" w:color="auto" w:fill="FFFFFF"/>
-            <w:tcMar>
-              <w:top w:w="0" w:type="dxa"/>
-              <w:bottom w:w="0" w:type="dxa"/>
-              <w:left w:w="0" w:type="dxa"/>
-              <w:right w:w="0" w:type="dxa"/>
-            </w:tcMar>
-            <w:vAlign w:val="top"/>
-          </w:tcPr>
-          <w:p>
-            <w:pPr>
-              <w:pStyle w:val="Normal"/>
-              <w:jc w:val="center"/>
-              <w:pBdr>
-                <w:bottom w:val="none" w:sz="0" w:space="0" w:color="000000"/>
-                <w:top w:val="none" w:sz="0" w:space="0" w:color="000000"/>
-                <w:left w:val="none" w:sz="0" w:space="0" w:color="000000"/>
-                <w:right w:val="none" w:sz="0" w:space="0" w:color="000000"/>
-              </w:pBdr>
-              <w:spacing w:after="100" w:before="100" w:line="240"/>
-              <w:ind w:left="100" w:right="100" w:firstLine="0" w:firstLineChars="0"/>
-              <w:rPr>
-                <w:rFonts w:ascii="Helvetica" w:hAnsi="Helvetica" w:eastAsia="Helvetica" w:cs="Helvetica"/>
-                <w:i w:val="false"/>
-                <w:b w:val="false"/>
-                <w:u w:val="none"/>
-                <w:sz w:val="22"/>
-                <w:szCs w:val="22"/>
-                <w:color w:val="000000"/>
-              </w:rPr>
-            </w:pPr>
-            <w:r>
-              <w:rPr>
-                <w:rFonts w:ascii="Helvetica" w:hAnsi="Helvetica" w:eastAsia="Helvetica" w:cs="Helvetica"/>
-                <w:i w:val="false"/>
-                <w:b w:val="false"/>
-                <w:u w:val="none"/>
-                <w:sz w:val="22"/>
-                <w:szCs w:val="22"/>
-                <w:color w:val="000000"/>
-              </w:rPr>
-              <w:t xml:space="preserve">0.930</w:t>
+              <w:t xml:space="preserve">1.16</w:t>
+            </w:r>
+          </w:p>
+        </w:tc>
+        <w:tc>
+          <w:tcPr>
+            <w:tcBorders>
+              <w:bottom w:val="none" w:sz="0" w:space="0" w:color="000000"/>
+              <w:top w:val="none" w:sz="0" w:space="0" w:color="000000"/>
+              <w:left w:val="none" w:sz="0" w:space="0" w:color="000000"/>
+              <w:right w:val="none" w:sz="0" w:space="0" w:color="000000"/>
+            </w:tcBorders>
+            <w:shd w:val="clear" w:color="auto" w:fill="FFFFFF"/>
+            <w:tcMar>
+              <w:top w:w="0" w:type="dxa"/>
+              <w:bottom w:w="0" w:type="dxa"/>
+              <w:left w:w="0" w:type="dxa"/>
+              <w:right w:w="0" w:type="dxa"/>
+            </w:tcMar>
+            <w:vAlign w:val="top"/>
+          </w:tcPr>
+          <w:p>
+            <w:pPr>
+              <w:pStyle w:val="Normal"/>
+              <w:jc w:val="center"/>
+              <w:pBdr>
+                <w:bottom w:val="none" w:sz="0" w:space="0" w:color="000000"/>
+                <w:top w:val="none" w:sz="0" w:space="0" w:color="000000"/>
+                <w:left w:val="none" w:sz="0" w:space="0" w:color="000000"/>
+                <w:right w:val="none" w:sz="0" w:space="0" w:color="000000"/>
+              </w:pBdr>
+              <w:spacing w:after="100" w:before="100" w:line="240"/>
+              <w:ind w:left="100" w:right="100" w:firstLine="0" w:firstLineChars="0"/>
+              <w:rPr>
+                <w:rFonts w:ascii="Helvetica" w:hAnsi="Helvetica" w:eastAsia="Helvetica" w:cs="Helvetica"/>
+                <w:i w:val="false"/>
+                <w:b w:val="false"/>
+                <w:u w:val="none"/>
+                <w:sz w:val="22"/>
+                <w:szCs w:val="22"/>
+                <w:color w:val="000000"/>
+              </w:rPr>
+            </w:pPr>
+            <w:r>
+              <w:rPr>
+                <w:rFonts w:ascii="Helvetica" w:hAnsi="Helvetica" w:eastAsia="Helvetica" w:cs="Helvetica"/>
+                <w:i w:val="false"/>
+                <w:b w:val="false"/>
+                <w:u w:val="none"/>
+                <w:sz w:val="22"/>
+                <w:szCs w:val="22"/>
+                <w:color w:val="000000"/>
+              </w:rPr>
+              <w:t xml:space="preserve">0.52, 2.54</w:t>
+            </w:r>
+          </w:p>
+        </w:tc>
+        <w:tc>
+          <w:tcPr>
+            <w:tcBorders>
+              <w:bottom w:val="none" w:sz="0" w:space="0" w:color="000000"/>
+              <w:top w:val="none" w:sz="0" w:space="0" w:color="000000"/>
+              <w:left w:val="none" w:sz="0" w:space="0" w:color="000000"/>
+              <w:right w:val="none" w:sz="0" w:space="0" w:color="000000"/>
+            </w:tcBorders>
+            <w:shd w:val="clear" w:color="auto" w:fill="FFFFFF"/>
+            <w:tcMar>
+              <w:top w:w="0" w:type="dxa"/>
+              <w:bottom w:w="0" w:type="dxa"/>
+              <w:left w:w="0" w:type="dxa"/>
+              <w:right w:w="0" w:type="dxa"/>
+            </w:tcMar>
+            <w:vAlign w:val="top"/>
+          </w:tcPr>
+          <w:p>
+            <w:pPr>
+              <w:pStyle w:val="Normal"/>
+              <w:jc w:val="center"/>
+              <w:pBdr>
+                <w:bottom w:val="none" w:sz="0" w:space="0" w:color="000000"/>
+                <w:top w:val="none" w:sz="0" w:space="0" w:color="000000"/>
+                <w:left w:val="none" w:sz="0" w:space="0" w:color="000000"/>
+                <w:right w:val="none" w:sz="0" w:space="0" w:color="000000"/>
+              </w:pBdr>
+              <w:spacing w:after="100" w:before="100" w:line="240"/>
+              <w:ind w:left="100" w:right="100" w:firstLine="0" w:firstLineChars="0"/>
+              <w:rPr>
+                <w:rFonts w:ascii="Helvetica" w:hAnsi="Helvetica" w:eastAsia="Helvetica" w:cs="Helvetica"/>
+                <w:i w:val="false"/>
+                <w:b w:val="false"/>
+                <w:u w:val="none"/>
+                <w:sz w:val="22"/>
+                <w:szCs w:val="22"/>
+                <w:color w:val="000000"/>
+              </w:rPr>
+            </w:pPr>
+            <w:r>
+              <w:rPr>
+                <w:rFonts w:ascii="Helvetica" w:hAnsi="Helvetica" w:eastAsia="Helvetica" w:cs="Helvetica"/>
+                <w:i w:val="false"/>
+                <w:b w:val="false"/>
+                <w:u w:val="none"/>
+                <w:sz w:val="22"/>
+                <w:szCs w:val="22"/>
+                <w:color w:val="000000"/>
+              </w:rPr>
+              <w:t xml:space="preserve">0.720</w:t>
             </w:r>
           </w:p>
         </w:tc>
@@ -15708,7 +15225,7 @@
         <w:trPr>
           <w:trHeight w:val="619" w:hRule="auto"/>
         </w:trPr>
-        body32
+        body31
         <w:tc>
           <w:tcPr>
             <w:tcBorders>
@@ -16129,7 +15646,7 @@
                 <w:szCs w:val="22"/>
                 <w:color w:val="000000"/>
               </w:rPr>
-              <w:t xml:space="preserve">0.98, 1.03</w:t>
+              <w:t xml:space="preserve">0.97, 1.03</w:t>
             </w:r>
           </w:p>
         </w:tc>
@@ -16182,7 +15699,7 @@
                 <w:szCs w:val="22"/>
                 <w:color w:val="000000"/>
               </w:rPr>
-              <w:t xml:space="preserve">0.870</w:t>
+              <w:t xml:space="preserve">0.900</w:t>
             </w:r>
           </w:p>
         </w:tc>

--- a/docs/tables/whole/sec6_aki.docx
+++ b/docs/tables/whole/sec6_aki.docx
@@ -1103,7 +1103,7 @@
                 <w:szCs w:val="22"/>
                 <w:color w:val="000000"/>
               </w:rPr>
-              <w:t xml:space="preserve">0.96</w:t>
+              <w:t xml:space="preserve">0.97</w:t>
             </w:r>
           </w:p>
         </w:tc>
@@ -1156,7 +1156,7 @@
                 <w:szCs w:val="22"/>
                 <w:color w:val="000000"/>
               </w:rPr>
-              <w:t xml:space="preserve">0.74, 1.25</w:t>
+              <w:t xml:space="preserve">0.79, 1.20</w:t>
             </w:r>
           </w:p>
         </w:tc>
@@ -1209,7 +1209,7 @@
                 <w:szCs w:val="22"/>
                 <w:color w:val="000000"/>
               </w:rPr>
-              <w:t xml:space="preserve">0.770</w:t>
+              <w:t xml:space="preserve">0.780</w:t>
             </w:r>
           </w:p>
         </w:tc>
@@ -1692,7 +1692,7 @@
                 <w:szCs w:val="22"/>
                 <w:color w:val="000000"/>
               </w:rPr>
-              <w:t xml:space="preserve">0.360</w:t>
+              <w:t xml:space="preserve">0.340</w:t>
             </w:r>
           </w:p>
         </w:tc>
@@ -3035,60 +3035,60 @@
                 <w:szCs w:val="22"/>
                 <w:color w:val="000000"/>
               </w:rPr>
-              <w:t xml:space="preserve">3.18</w:t>
-            </w:r>
-          </w:p>
-        </w:tc>
-        <w:tc>
-          <w:tcPr>
-            <w:tcBorders>
-              <w:bottom w:val="none" w:sz="0" w:space="0" w:color="000000"/>
-              <w:top w:val="none" w:sz="0" w:space="0" w:color="000000"/>
-              <w:left w:val="none" w:sz="0" w:space="0" w:color="000000"/>
-              <w:right w:val="none" w:sz="0" w:space="0" w:color="000000"/>
-            </w:tcBorders>
-            <w:shd w:val="clear" w:color="auto" w:fill="FFFFFF"/>
-            <w:tcMar>
-              <w:top w:w="0" w:type="dxa"/>
-              <w:bottom w:w="0" w:type="dxa"/>
-              <w:left w:w="0" w:type="dxa"/>
-              <w:right w:w="0" w:type="dxa"/>
-            </w:tcMar>
-            <w:vAlign w:val="top"/>
-          </w:tcPr>
-          <w:p>
-            <w:pPr>
-              <w:pStyle w:val="Normal"/>
-              <w:jc w:val="center"/>
-              <w:pBdr>
-                <w:bottom w:val="none" w:sz="0" w:space="0" w:color="000000"/>
-                <w:top w:val="none" w:sz="0" w:space="0" w:color="000000"/>
-                <w:left w:val="none" w:sz="0" w:space="0" w:color="000000"/>
-                <w:right w:val="none" w:sz="0" w:space="0" w:color="000000"/>
-              </w:pBdr>
-              <w:spacing w:after="100" w:before="100" w:line="240"/>
-              <w:ind w:left="100" w:right="100" w:firstLine="0" w:firstLineChars="0"/>
-              <w:rPr>
-                <w:rFonts w:ascii="Helvetica" w:hAnsi="Helvetica" w:eastAsia="Helvetica" w:cs="Helvetica"/>
-                <w:i w:val="false"/>
-                <w:b w:val="false"/>
-                <w:u w:val="none"/>
-                <w:sz w:val="22"/>
-                <w:szCs w:val="22"/>
-                <w:color w:val="000000"/>
-              </w:rPr>
-            </w:pPr>
-            <w:r>
-              <w:rPr>
-                <w:rFonts w:ascii="Helvetica" w:hAnsi="Helvetica" w:eastAsia="Helvetica" w:cs="Helvetica"/>
-                <w:i w:val="false"/>
-                <w:b w:val="false"/>
-                <w:u w:val="none"/>
-                <w:sz w:val="22"/>
-                <w:szCs w:val="22"/>
-                <w:color w:val="000000"/>
-              </w:rPr>
-              <w:t xml:space="preserve">1.09, 9.26</w:t>
+              <w:t xml:space="preserve">3.23</w:t>
+            </w:r>
+          </w:p>
+        </w:tc>
+        <w:tc>
+          <w:tcPr>
+            <w:tcBorders>
+              <w:bottom w:val="none" w:sz="0" w:space="0" w:color="000000"/>
+              <w:top w:val="none" w:sz="0" w:space="0" w:color="000000"/>
+              <w:left w:val="none" w:sz="0" w:space="0" w:color="000000"/>
+              <w:right w:val="none" w:sz="0" w:space="0" w:color="000000"/>
+            </w:tcBorders>
+            <w:shd w:val="clear" w:color="auto" w:fill="FFFFFF"/>
+            <w:tcMar>
+              <w:top w:w="0" w:type="dxa"/>
+              <w:bottom w:w="0" w:type="dxa"/>
+              <w:left w:w="0" w:type="dxa"/>
+              <w:right w:w="0" w:type="dxa"/>
+            </w:tcMar>
+            <w:vAlign w:val="top"/>
+          </w:tcPr>
+          <w:p>
+            <w:pPr>
+              <w:pStyle w:val="Normal"/>
+              <w:jc w:val="center"/>
+              <w:pBdr>
+                <w:bottom w:val="none" w:sz="0" w:space="0" w:color="000000"/>
+                <w:top w:val="none" w:sz="0" w:space="0" w:color="000000"/>
+                <w:left w:val="none" w:sz="0" w:space="0" w:color="000000"/>
+                <w:right w:val="none" w:sz="0" w:space="0" w:color="000000"/>
+              </w:pBdr>
+              <w:spacing w:after="100" w:before="100" w:line="240"/>
+              <w:ind w:left="100" w:right="100" w:firstLine="0" w:firstLineChars="0"/>
+              <w:rPr>
+                <w:rFonts w:ascii="Helvetica" w:hAnsi="Helvetica" w:eastAsia="Helvetica" w:cs="Helvetica"/>
+                <w:i w:val="false"/>
+                <w:b w:val="false"/>
+                <w:u w:val="none"/>
+                <w:sz w:val="22"/>
+                <w:szCs w:val="22"/>
+                <w:color w:val="000000"/>
+              </w:rPr>
+            </w:pPr>
+            <w:r>
+              <w:rPr>
+                <w:rFonts w:ascii="Helvetica" w:hAnsi="Helvetica" w:eastAsia="Helvetica" w:cs="Helvetica"/>
+                <w:i w:val="false"/>
+                <w:b w:val="false"/>
+                <w:u w:val="none"/>
+                <w:sz w:val="22"/>
+                <w:szCs w:val="22"/>
+                <w:color w:val="000000"/>
+              </w:rPr>
+              <w:t xml:space="preserve">1.10, 9.52</w:t>
             </w:r>
           </w:p>
         </w:tc>
@@ -3518,113 +3518,113 @@
                 <w:szCs w:val="22"/>
                 <w:color w:val="000000"/>
               </w:rPr>
-              <w:t xml:space="preserve">1.12</w:t>
-            </w:r>
-          </w:p>
-        </w:tc>
-        <w:tc>
-          <w:tcPr>
-            <w:tcBorders>
-              <w:bottom w:val="none" w:sz="0" w:space="0" w:color="000000"/>
-              <w:top w:val="none" w:sz="0" w:space="0" w:color="000000"/>
-              <w:left w:val="none" w:sz="0" w:space="0" w:color="000000"/>
-              <w:right w:val="none" w:sz="0" w:space="0" w:color="000000"/>
-            </w:tcBorders>
-            <w:shd w:val="clear" w:color="auto" w:fill="FFFFFF"/>
-            <w:tcMar>
-              <w:top w:w="0" w:type="dxa"/>
-              <w:bottom w:w="0" w:type="dxa"/>
-              <w:left w:w="0" w:type="dxa"/>
-              <w:right w:w="0" w:type="dxa"/>
-            </w:tcMar>
-            <w:vAlign w:val="top"/>
-          </w:tcPr>
-          <w:p>
-            <w:pPr>
-              <w:pStyle w:val="Normal"/>
-              <w:jc w:val="center"/>
-              <w:pBdr>
-                <w:bottom w:val="none" w:sz="0" w:space="0" w:color="000000"/>
-                <w:top w:val="none" w:sz="0" w:space="0" w:color="000000"/>
-                <w:left w:val="none" w:sz="0" w:space="0" w:color="000000"/>
-                <w:right w:val="none" w:sz="0" w:space="0" w:color="000000"/>
-              </w:pBdr>
-              <w:spacing w:after="100" w:before="100" w:line="240"/>
-              <w:ind w:left="100" w:right="100" w:firstLine="0" w:firstLineChars="0"/>
-              <w:rPr>
-                <w:rFonts w:ascii="Helvetica" w:hAnsi="Helvetica" w:eastAsia="Helvetica" w:cs="Helvetica"/>
-                <w:i w:val="false"/>
-                <w:b w:val="false"/>
-                <w:u w:val="none"/>
-                <w:sz w:val="22"/>
-                <w:szCs w:val="22"/>
-                <w:color w:val="000000"/>
-              </w:rPr>
-            </w:pPr>
-            <w:r>
-              <w:rPr>
-                <w:rFonts w:ascii="Helvetica" w:hAnsi="Helvetica" w:eastAsia="Helvetica" w:cs="Helvetica"/>
-                <w:i w:val="false"/>
-                <w:b w:val="false"/>
-                <w:u w:val="none"/>
-                <w:sz w:val="22"/>
-                <w:szCs w:val="22"/>
-                <w:color w:val="000000"/>
-              </w:rPr>
-              <w:t xml:space="preserve">0.98, 1.28</w:t>
-            </w:r>
-          </w:p>
-        </w:tc>
-        <w:tc>
-          <w:tcPr>
-            <w:tcBorders>
-              <w:bottom w:val="none" w:sz="0" w:space="0" w:color="000000"/>
-              <w:top w:val="none" w:sz="0" w:space="0" w:color="000000"/>
-              <w:left w:val="none" w:sz="0" w:space="0" w:color="000000"/>
-              <w:right w:val="none" w:sz="0" w:space="0" w:color="000000"/>
-            </w:tcBorders>
-            <w:shd w:val="clear" w:color="auto" w:fill="FFFFFF"/>
-            <w:tcMar>
-              <w:top w:w="0" w:type="dxa"/>
-              <w:bottom w:w="0" w:type="dxa"/>
-              <w:left w:w="0" w:type="dxa"/>
-              <w:right w:w="0" w:type="dxa"/>
-            </w:tcMar>
-            <w:vAlign w:val="top"/>
-          </w:tcPr>
-          <w:p>
-            <w:pPr>
-              <w:pStyle w:val="Normal"/>
-              <w:jc w:val="center"/>
-              <w:pBdr>
-                <w:bottom w:val="none" w:sz="0" w:space="0" w:color="000000"/>
-                <w:top w:val="none" w:sz="0" w:space="0" w:color="000000"/>
-                <w:left w:val="none" w:sz="0" w:space="0" w:color="000000"/>
-                <w:right w:val="none" w:sz="0" w:space="0" w:color="000000"/>
-              </w:pBdr>
-              <w:spacing w:after="100" w:before="100" w:line="240"/>
-              <w:ind w:left="100" w:right="100" w:firstLine="0" w:firstLineChars="0"/>
-              <w:rPr>
-                <w:rFonts w:ascii="Helvetica" w:hAnsi="Helvetica" w:eastAsia="Helvetica" w:cs="Helvetica"/>
-                <w:i w:val="false"/>
-                <w:b w:val="false"/>
-                <w:u w:val="none"/>
-                <w:sz w:val="22"/>
-                <w:szCs w:val="22"/>
-                <w:color w:val="000000"/>
-              </w:rPr>
-            </w:pPr>
-            <w:r>
-              <w:rPr>
-                <w:rFonts w:ascii="Helvetica" w:hAnsi="Helvetica" w:eastAsia="Helvetica" w:cs="Helvetica"/>
-                <w:i w:val="false"/>
-                <w:b w:val="false"/>
-                <w:u w:val="none"/>
-                <w:sz w:val="22"/>
-                <w:szCs w:val="22"/>
-                <w:color w:val="000000"/>
-              </w:rPr>
-              <w:t xml:space="preserve">0.110</w:t>
+              <w:t xml:space="preserve">1.11</w:t>
+            </w:r>
+          </w:p>
+        </w:tc>
+        <w:tc>
+          <w:tcPr>
+            <w:tcBorders>
+              <w:bottom w:val="none" w:sz="0" w:space="0" w:color="000000"/>
+              <w:top w:val="none" w:sz="0" w:space="0" w:color="000000"/>
+              <w:left w:val="none" w:sz="0" w:space="0" w:color="000000"/>
+              <w:right w:val="none" w:sz="0" w:space="0" w:color="000000"/>
+            </w:tcBorders>
+            <w:shd w:val="clear" w:color="auto" w:fill="FFFFFF"/>
+            <w:tcMar>
+              <w:top w:w="0" w:type="dxa"/>
+              <w:bottom w:w="0" w:type="dxa"/>
+              <w:left w:w="0" w:type="dxa"/>
+              <w:right w:w="0" w:type="dxa"/>
+            </w:tcMar>
+            <w:vAlign w:val="top"/>
+          </w:tcPr>
+          <w:p>
+            <w:pPr>
+              <w:pStyle w:val="Normal"/>
+              <w:jc w:val="center"/>
+              <w:pBdr>
+                <w:bottom w:val="none" w:sz="0" w:space="0" w:color="000000"/>
+                <w:top w:val="none" w:sz="0" w:space="0" w:color="000000"/>
+                <w:left w:val="none" w:sz="0" w:space="0" w:color="000000"/>
+                <w:right w:val="none" w:sz="0" w:space="0" w:color="000000"/>
+              </w:pBdr>
+              <w:spacing w:after="100" w:before="100" w:line="240"/>
+              <w:ind w:left="100" w:right="100" w:firstLine="0" w:firstLineChars="0"/>
+              <w:rPr>
+                <w:rFonts w:ascii="Helvetica" w:hAnsi="Helvetica" w:eastAsia="Helvetica" w:cs="Helvetica"/>
+                <w:i w:val="false"/>
+                <w:b w:val="false"/>
+                <w:u w:val="none"/>
+                <w:sz w:val="22"/>
+                <w:szCs w:val="22"/>
+                <w:color w:val="000000"/>
+              </w:rPr>
+            </w:pPr>
+            <w:r>
+              <w:rPr>
+                <w:rFonts w:ascii="Helvetica" w:hAnsi="Helvetica" w:eastAsia="Helvetica" w:cs="Helvetica"/>
+                <w:i w:val="false"/>
+                <w:b w:val="false"/>
+                <w:u w:val="none"/>
+                <w:sz w:val="22"/>
+                <w:szCs w:val="22"/>
+                <w:color w:val="000000"/>
+              </w:rPr>
+              <w:t xml:space="preserve">0.97, 1.27</w:t>
+            </w:r>
+          </w:p>
+        </w:tc>
+        <w:tc>
+          <w:tcPr>
+            <w:tcBorders>
+              <w:bottom w:val="none" w:sz="0" w:space="0" w:color="000000"/>
+              <w:top w:val="none" w:sz="0" w:space="0" w:color="000000"/>
+              <w:left w:val="none" w:sz="0" w:space="0" w:color="000000"/>
+              <w:right w:val="none" w:sz="0" w:space="0" w:color="000000"/>
+            </w:tcBorders>
+            <w:shd w:val="clear" w:color="auto" w:fill="FFFFFF"/>
+            <w:tcMar>
+              <w:top w:w="0" w:type="dxa"/>
+              <w:bottom w:w="0" w:type="dxa"/>
+              <w:left w:w="0" w:type="dxa"/>
+              <w:right w:w="0" w:type="dxa"/>
+            </w:tcMar>
+            <w:vAlign w:val="top"/>
+          </w:tcPr>
+          <w:p>
+            <w:pPr>
+              <w:pStyle w:val="Normal"/>
+              <w:jc w:val="center"/>
+              <w:pBdr>
+                <w:bottom w:val="none" w:sz="0" w:space="0" w:color="000000"/>
+                <w:top w:val="none" w:sz="0" w:space="0" w:color="000000"/>
+                <w:left w:val="none" w:sz="0" w:space="0" w:color="000000"/>
+                <w:right w:val="none" w:sz="0" w:space="0" w:color="000000"/>
+              </w:pBdr>
+              <w:spacing w:after="100" w:before="100" w:line="240"/>
+              <w:ind w:left="100" w:right="100" w:firstLine="0" w:firstLineChars="0"/>
+              <w:rPr>
+                <w:rFonts w:ascii="Helvetica" w:hAnsi="Helvetica" w:eastAsia="Helvetica" w:cs="Helvetica"/>
+                <w:i w:val="false"/>
+                <w:b w:val="false"/>
+                <w:u w:val="none"/>
+                <w:sz w:val="22"/>
+                <w:szCs w:val="22"/>
+                <w:color w:val="000000"/>
+              </w:rPr>
+            </w:pPr>
+            <w:r>
+              <w:rPr>
+                <w:rFonts w:ascii="Helvetica" w:hAnsi="Helvetica" w:eastAsia="Helvetica" w:cs="Helvetica"/>
+                <w:i w:val="false"/>
+                <w:b w:val="false"/>
+                <w:u w:val="none"/>
+                <w:sz w:val="22"/>
+                <w:szCs w:val="22"/>
+                <w:color w:val="000000"/>
+              </w:rPr>
+              <w:t xml:space="preserve">0.120</w:t>
             </w:r>
           </w:p>
         </w:tc>
@@ -4967,60 +4967,60 @@
                 <w:szCs w:val="22"/>
                 <w:color w:val="000000"/>
               </w:rPr>
-              <w:t xml:space="preserve">1.76</w:t>
-            </w:r>
-          </w:p>
-        </w:tc>
-        <w:tc>
-          <w:tcPr>
-            <w:tcBorders>
-              <w:bottom w:val="none" w:sz="0" w:space="0" w:color="000000"/>
-              <w:top w:val="none" w:sz="0" w:space="0" w:color="000000"/>
-              <w:left w:val="none" w:sz="0" w:space="0" w:color="000000"/>
-              <w:right w:val="none" w:sz="0" w:space="0" w:color="000000"/>
-            </w:tcBorders>
-            <w:shd w:val="clear" w:color="auto" w:fill="FFFFFF"/>
-            <w:tcMar>
-              <w:top w:w="0" w:type="dxa"/>
-              <w:bottom w:w="0" w:type="dxa"/>
-              <w:left w:w="0" w:type="dxa"/>
-              <w:right w:w="0" w:type="dxa"/>
-            </w:tcMar>
-            <w:vAlign w:val="top"/>
-          </w:tcPr>
-          <w:p>
-            <w:pPr>
-              <w:pStyle w:val="Normal"/>
-              <w:jc w:val="center"/>
-              <w:pBdr>
-                <w:bottom w:val="none" w:sz="0" w:space="0" w:color="000000"/>
-                <w:top w:val="none" w:sz="0" w:space="0" w:color="000000"/>
-                <w:left w:val="none" w:sz="0" w:space="0" w:color="000000"/>
-                <w:right w:val="none" w:sz="0" w:space="0" w:color="000000"/>
-              </w:pBdr>
-              <w:spacing w:after="100" w:before="100" w:line="240"/>
-              <w:ind w:left="100" w:right="100" w:firstLine="0" w:firstLineChars="0"/>
-              <w:rPr>
-                <w:rFonts w:ascii="Helvetica" w:hAnsi="Helvetica" w:eastAsia="Helvetica" w:cs="Helvetica"/>
-                <w:i w:val="false"/>
-                <w:b w:val="false"/>
-                <w:u w:val="none"/>
-                <w:sz w:val="22"/>
-                <w:szCs w:val="22"/>
-                <w:color w:val="000000"/>
-              </w:rPr>
-            </w:pPr>
-            <w:r>
-              <w:rPr>
-                <w:rFonts w:ascii="Helvetica" w:hAnsi="Helvetica" w:eastAsia="Helvetica" w:cs="Helvetica"/>
-                <w:i w:val="false"/>
-                <w:b w:val="false"/>
-                <w:u w:val="none"/>
-                <w:sz w:val="22"/>
-                <w:szCs w:val="22"/>
-                <w:color w:val="000000"/>
-              </w:rPr>
-              <w:t xml:space="preserve">0.85, 3.64</w:t>
+              <w:t xml:space="preserve">1.74</w:t>
+            </w:r>
+          </w:p>
+        </w:tc>
+        <w:tc>
+          <w:tcPr>
+            <w:tcBorders>
+              <w:bottom w:val="none" w:sz="0" w:space="0" w:color="000000"/>
+              <w:top w:val="none" w:sz="0" w:space="0" w:color="000000"/>
+              <w:left w:val="none" w:sz="0" w:space="0" w:color="000000"/>
+              <w:right w:val="none" w:sz="0" w:space="0" w:color="000000"/>
+            </w:tcBorders>
+            <w:shd w:val="clear" w:color="auto" w:fill="FFFFFF"/>
+            <w:tcMar>
+              <w:top w:w="0" w:type="dxa"/>
+              <w:bottom w:w="0" w:type="dxa"/>
+              <w:left w:w="0" w:type="dxa"/>
+              <w:right w:w="0" w:type="dxa"/>
+            </w:tcMar>
+            <w:vAlign w:val="top"/>
+          </w:tcPr>
+          <w:p>
+            <w:pPr>
+              <w:pStyle w:val="Normal"/>
+              <w:jc w:val="center"/>
+              <w:pBdr>
+                <w:bottom w:val="none" w:sz="0" w:space="0" w:color="000000"/>
+                <w:top w:val="none" w:sz="0" w:space="0" w:color="000000"/>
+                <w:left w:val="none" w:sz="0" w:space="0" w:color="000000"/>
+                <w:right w:val="none" w:sz="0" w:space="0" w:color="000000"/>
+              </w:pBdr>
+              <w:spacing w:after="100" w:before="100" w:line="240"/>
+              <w:ind w:left="100" w:right="100" w:firstLine="0" w:firstLineChars="0"/>
+              <w:rPr>
+                <w:rFonts w:ascii="Helvetica" w:hAnsi="Helvetica" w:eastAsia="Helvetica" w:cs="Helvetica"/>
+                <w:i w:val="false"/>
+                <w:b w:val="false"/>
+                <w:u w:val="none"/>
+                <w:sz w:val="22"/>
+                <w:szCs w:val="22"/>
+                <w:color w:val="000000"/>
+              </w:rPr>
+            </w:pPr>
+            <w:r>
+              <w:rPr>
+                <w:rFonts w:ascii="Helvetica" w:hAnsi="Helvetica" w:eastAsia="Helvetica" w:cs="Helvetica"/>
+                <w:i w:val="false"/>
+                <w:b w:val="false"/>
+                <w:u w:val="none"/>
+                <w:sz w:val="22"/>
+                <w:szCs w:val="22"/>
+                <w:color w:val="000000"/>
+              </w:rPr>
+              <w:t xml:space="preserve">0.84, 3.60</w:t>
             </w:r>
           </w:p>
         </w:tc>
@@ -6416,113 +6416,113 @@
                 <w:szCs w:val="22"/>
                 <w:color w:val="000000"/>
               </w:rPr>
-              <w:t xml:space="preserve">6.57</w:t>
-            </w:r>
-          </w:p>
-        </w:tc>
-        <w:tc>
-          <w:tcPr>
-            <w:tcBorders>
-              <w:bottom w:val="none" w:sz="0" w:space="0" w:color="000000"/>
-              <w:top w:val="none" w:sz="0" w:space="0" w:color="000000"/>
-              <w:left w:val="none" w:sz="0" w:space="0" w:color="000000"/>
-              <w:right w:val="none" w:sz="0" w:space="0" w:color="000000"/>
-            </w:tcBorders>
-            <w:shd w:val="clear" w:color="auto" w:fill="FFFFFF"/>
-            <w:tcMar>
-              <w:top w:w="0" w:type="dxa"/>
-              <w:bottom w:w="0" w:type="dxa"/>
-              <w:left w:w="0" w:type="dxa"/>
-              <w:right w:w="0" w:type="dxa"/>
-            </w:tcMar>
-            <w:vAlign w:val="top"/>
-          </w:tcPr>
-          <w:p>
-            <w:pPr>
-              <w:pStyle w:val="Normal"/>
-              <w:jc w:val="center"/>
-              <w:pBdr>
-                <w:bottom w:val="none" w:sz="0" w:space="0" w:color="000000"/>
-                <w:top w:val="none" w:sz="0" w:space="0" w:color="000000"/>
-                <w:left w:val="none" w:sz="0" w:space="0" w:color="000000"/>
-                <w:right w:val="none" w:sz="0" w:space="0" w:color="000000"/>
-              </w:pBdr>
-              <w:spacing w:after="100" w:before="100" w:line="240"/>
-              <w:ind w:left="100" w:right="100" w:firstLine="0" w:firstLineChars="0"/>
-              <w:rPr>
-                <w:rFonts w:ascii="Helvetica" w:hAnsi="Helvetica" w:eastAsia="Helvetica" w:cs="Helvetica"/>
-                <w:i w:val="false"/>
-                <w:b w:val="false"/>
-                <w:u w:val="none"/>
-                <w:sz w:val="22"/>
-                <w:szCs w:val="22"/>
-                <w:color w:val="000000"/>
-              </w:rPr>
-            </w:pPr>
-            <w:r>
-              <w:rPr>
-                <w:rFonts w:ascii="Helvetica" w:hAnsi="Helvetica" w:eastAsia="Helvetica" w:cs="Helvetica"/>
-                <w:i w:val="false"/>
-                <w:b w:val="false"/>
-                <w:u w:val="none"/>
-                <w:sz w:val="22"/>
-                <w:szCs w:val="22"/>
-                <w:color w:val="000000"/>
-              </w:rPr>
-              <w:t xml:space="preserve">1.17, 37.0</w:t>
-            </w:r>
-          </w:p>
-        </w:tc>
-        <w:tc>
-          <w:tcPr>
-            <w:tcBorders>
-              <w:bottom w:val="none" w:sz="0" w:space="0" w:color="000000"/>
-              <w:top w:val="none" w:sz="0" w:space="0" w:color="000000"/>
-              <w:left w:val="none" w:sz="0" w:space="0" w:color="000000"/>
-              <w:right w:val="none" w:sz="0" w:space="0" w:color="000000"/>
-            </w:tcBorders>
-            <w:shd w:val="clear" w:color="auto" w:fill="FFFFFF"/>
-            <w:tcMar>
-              <w:top w:w="0" w:type="dxa"/>
-              <w:bottom w:w="0" w:type="dxa"/>
-              <w:left w:w="0" w:type="dxa"/>
-              <w:right w:w="0" w:type="dxa"/>
-            </w:tcMar>
-            <w:vAlign w:val="top"/>
-          </w:tcPr>
-          <w:p>
-            <w:pPr>
-              <w:pStyle w:val="Normal"/>
-              <w:jc w:val="center"/>
-              <w:pBdr>
-                <w:bottom w:val="none" w:sz="0" w:space="0" w:color="000000"/>
-                <w:top w:val="none" w:sz="0" w:space="0" w:color="000000"/>
-                <w:left w:val="none" w:sz="0" w:space="0" w:color="000000"/>
-                <w:right w:val="none" w:sz="0" w:space="0" w:color="000000"/>
-              </w:pBdr>
-              <w:spacing w:after="100" w:before="100" w:line="240"/>
-              <w:ind w:left="100" w:right="100" w:firstLine="0" w:firstLineChars="0"/>
-              <w:rPr>
-                <w:rFonts w:ascii="Helvetica" w:hAnsi="Helvetica" w:eastAsia="Helvetica" w:cs="Helvetica"/>
-                <w:i w:val="false"/>
-                <w:b w:val="false"/>
-                <w:u w:val="none"/>
-                <w:sz w:val="22"/>
-                <w:szCs w:val="22"/>
-                <w:color w:val="000000"/>
-              </w:rPr>
-            </w:pPr>
-            <w:r>
-              <w:rPr>
-                <w:rFonts w:ascii="Helvetica" w:hAnsi="Helvetica" w:eastAsia="Helvetica" w:cs="Helvetica"/>
-                <w:i w:val="false"/>
-                <w:b w:val="false"/>
-                <w:u w:val="none"/>
-                <w:sz w:val="22"/>
-                <w:szCs w:val="22"/>
-                <w:color w:val="000000"/>
-              </w:rPr>
-              <w:t xml:space="preserve">0.033</w:t>
+              <w:t xml:space="preserve">6.58</w:t>
+            </w:r>
+          </w:p>
+        </w:tc>
+        <w:tc>
+          <w:tcPr>
+            <w:tcBorders>
+              <w:bottom w:val="none" w:sz="0" w:space="0" w:color="000000"/>
+              <w:top w:val="none" w:sz="0" w:space="0" w:color="000000"/>
+              <w:left w:val="none" w:sz="0" w:space="0" w:color="000000"/>
+              <w:right w:val="none" w:sz="0" w:space="0" w:color="000000"/>
+            </w:tcBorders>
+            <w:shd w:val="clear" w:color="auto" w:fill="FFFFFF"/>
+            <w:tcMar>
+              <w:top w:w="0" w:type="dxa"/>
+              <w:bottom w:w="0" w:type="dxa"/>
+              <w:left w:w="0" w:type="dxa"/>
+              <w:right w:w="0" w:type="dxa"/>
+            </w:tcMar>
+            <w:vAlign w:val="top"/>
+          </w:tcPr>
+          <w:p>
+            <w:pPr>
+              <w:pStyle w:val="Normal"/>
+              <w:jc w:val="center"/>
+              <w:pBdr>
+                <w:bottom w:val="none" w:sz="0" w:space="0" w:color="000000"/>
+                <w:top w:val="none" w:sz="0" w:space="0" w:color="000000"/>
+                <w:left w:val="none" w:sz="0" w:space="0" w:color="000000"/>
+                <w:right w:val="none" w:sz="0" w:space="0" w:color="000000"/>
+              </w:pBdr>
+              <w:spacing w:after="100" w:before="100" w:line="240"/>
+              <w:ind w:left="100" w:right="100" w:firstLine="0" w:firstLineChars="0"/>
+              <w:rPr>
+                <w:rFonts w:ascii="Helvetica" w:hAnsi="Helvetica" w:eastAsia="Helvetica" w:cs="Helvetica"/>
+                <w:i w:val="false"/>
+                <w:b w:val="false"/>
+                <w:u w:val="none"/>
+                <w:sz w:val="22"/>
+                <w:szCs w:val="22"/>
+                <w:color w:val="000000"/>
+              </w:rPr>
+            </w:pPr>
+            <w:r>
+              <w:rPr>
+                <w:rFonts w:ascii="Helvetica" w:hAnsi="Helvetica" w:eastAsia="Helvetica" w:cs="Helvetica"/>
+                <w:i w:val="false"/>
+                <w:b w:val="false"/>
+                <w:u w:val="none"/>
+                <w:sz w:val="22"/>
+                <w:szCs w:val="22"/>
+                <w:color w:val="000000"/>
+              </w:rPr>
+              <w:t xml:space="preserve">1.18, 36.7</w:t>
+            </w:r>
+          </w:p>
+        </w:tc>
+        <w:tc>
+          <w:tcPr>
+            <w:tcBorders>
+              <w:bottom w:val="none" w:sz="0" w:space="0" w:color="000000"/>
+              <w:top w:val="none" w:sz="0" w:space="0" w:color="000000"/>
+              <w:left w:val="none" w:sz="0" w:space="0" w:color="000000"/>
+              <w:right w:val="none" w:sz="0" w:space="0" w:color="000000"/>
+            </w:tcBorders>
+            <w:shd w:val="clear" w:color="auto" w:fill="FFFFFF"/>
+            <w:tcMar>
+              <w:top w:w="0" w:type="dxa"/>
+              <w:bottom w:w="0" w:type="dxa"/>
+              <w:left w:w="0" w:type="dxa"/>
+              <w:right w:w="0" w:type="dxa"/>
+            </w:tcMar>
+            <w:vAlign w:val="top"/>
+          </w:tcPr>
+          <w:p>
+            <w:pPr>
+              <w:pStyle w:val="Normal"/>
+              <w:jc w:val="center"/>
+              <w:pBdr>
+                <w:bottom w:val="none" w:sz="0" w:space="0" w:color="000000"/>
+                <w:top w:val="none" w:sz="0" w:space="0" w:color="000000"/>
+                <w:left w:val="none" w:sz="0" w:space="0" w:color="000000"/>
+                <w:right w:val="none" w:sz="0" w:space="0" w:color="000000"/>
+              </w:pBdr>
+              <w:spacing w:after="100" w:before="100" w:line="240"/>
+              <w:ind w:left="100" w:right="100" w:firstLine="0" w:firstLineChars="0"/>
+              <w:rPr>
+                <w:rFonts w:ascii="Helvetica" w:hAnsi="Helvetica" w:eastAsia="Helvetica" w:cs="Helvetica"/>
+                <w:i w:val="false"/>
+                <w:b w:val="false"/>
+                <w:u w:val="none"/>
+                <w:sz w:val="22"/>
+                <w:szCs w:val="22"/>
+                <w:color w:val="000000"/>
+              </w:rPr>
+            </w:pPr>
+            <w:r>
+              <w:rPr>
+                <w:rFonts w:ascii="Helvetica" w:hAnsi="Helvetica" w:eastAsia="Helvetica" w:cs="Helvetica"/>
+                <w:i w:val="false"/>
+                <w:b w:val="false"/>
+                <w:u w:val="none"/>
+                <w:sz w:val="22"/>
+                <w:szCs w:val="22"/>
+                <w:color w:val="000000"/>
+              </w:rPr>
+              <w:t xml:space="preserve">0.032</w:t>
             </w:r>
           </w:p>
         </w:tc>
@@ -6899,113 +6899,113 @@
                 <w:szCs w:val="22"/>
                 <w:color w:val="000000"/>
               </w:rPr>
-              <w:t xml:space="preserve">0.96</w:t>
-            </w:r>
-          </w:p>
-        </w:tc>
-        <w:tc>
-          <w:tcPr>
-            <w:tcBorders>
-              <w:bottom w:val="none" w:sz="0" w:space="0" w:color="000000"/>
-              <w:top w:val="none" w:sz="0" w:space="0" w:color="000000"/>
-              <w:left w:val="none" w:sz="0" w:space="0" w:color="000000"/>
-              <w:right w:val="none" w:sz="0" w:space="0" w:color="000000"/>
-            </w:tcBorders>
-            <w:shd w:val="clear" w:color="auto" w:fill="FFFFFF"/>
-            <w:tcMar>
-              <w:top w:w="0" w:type="dxa"/>
-              <w:bottom w:w="0" w:type="dxa"/>
-              <w:left w:w="0" w:type="dxa"/>
-              <w:right w:w="0" w:type="dxa"/>
-            </w:tcMar>
-            <w:vAlign w:val="top"/>
-          </w:tcPr>
-          <w:p>
-            <w:pPr>
-              <w:pStyle w:val="Normal"/>
-              <w:jc w:val="center"/>
-              <w:pBdr>
-                <w:bottom w:val="none" w:sz="0" w:space="0" w:color="000000"/>
-                <w:top w:val="none" w:sz="0" w:space="0" w:color="000000"/>
-                <w:left w:val="none" w:sz="0" w:space="0" w:color="000000"/>
-                <w:right w:val="none" w:sz="0" w:space="0" w:color="000000"/>
-              </w:pBdr>
-              <w:spacing w:after="100" w:before="100" w:line="240"/>
-              <w:ind w:left="100" w:right="100" w:firstLine="0" w:firstLineChars="0"/>
-              <w:rPr>
-                <w:rFonts w:ascii="Helvetica" w:hAnsi="Helvetica" w:eastAsia="Helvetica" w:cs="Helvetica"/>
-                <w:i w:val="false"/>
-                <w:b w:val="false"/>
-                <w:u w:val="none"/>
-                <w:sz w:val="22"/>
-                <w:szCs w:val="22"/>
-                <w:color w:val="000000"/>
-              </w:rPr>
-            </w:pPr>
-            <w:r>
-              <w:rPr>
-                <w:rFonts w:ascii="Helvetica" w:hAnsi="Helvetica" w:eastAsia="Helvetica" w:cs="Helvetica"/>
-                <w:i w:val="false"/>
-                <w:b w:val="false"/>
-                <w:u w:val="none"/>
-                <w:sz w:val="22"/>
-                <w:szCs w:val="22"/>
-                <w:color w:val="000000"/>
-              </w:rPr>
-              <w:t xml:space="preserve">0.20, 4.64</w:t>
-            </w:r>
-          </w:p>
-        </w:tc>
-        <w:tc>
-          <w:tcPr>
-            <w:tcBorders>
-              <w:bottom w:val="none" w:sz="0" w:space="0" w:color="000000"/>
-              <w:top w:val="none" w:sz="0" w:space="0" w:color="000000"/>
-              <w:left w:val="none" w:sz="0" w:space="0" w:color="000000"/>
-              <w:right w:val="none" w:sz="0" w:space="0" w:color="000000"/>
-            </w:tcBorders>
-            <w:shd w:val="clear" w:color="auto" w:fill="FFFFFF"/>
-            <w:tcMar>
-              <w:top w:w="0" w:type="dxa"/>
-              <w:bottom w:w="0" w:type="dxa"/>
-              <w:left w:w="0" w:type="dxa"/>
-              <w:right w:w="0" w:type="dxa"/>
-            </w:tcMar>
-            <w:vAlign w:val="top"/>
-          </w:tcPr>
-          <w:p>
-            <w:pPr>
-              <w:pStyle w:val="Normal"/>
-              <w:jc w:val="center"/>
-              <w:pBdr>
-                <w:bottom w:val="none" w:sz="0" w:space="0" w:color="000000"/>
-                <w:top w:val="none" w:sz="0" w:space="0" w:color="000000"/>
-                <w:left w:val="none" w:sz="0" w:space="0" w:color="000000"/>
-                <w:right w:val="none" w:sz="0" w:space="0" w:color="000000"/>
-              </w:pBdr>
-              <w:spacing w:after="100" w:before="100" w:line="240"/>
-              <w:ind w:left="100" w:right="100" w:firstLine="0" w:firstLineChars="0"/>
-              <w:rPr>
-                <w:rFonts w:ascii="Helvetica" w:hAnsi="Helvetica" w:eastAsia="Helvetica" w:cs="Helvetica"/>
-                <w:i w:val="false"/>
-                <w:b w:val="false"/>
-                <w:u w:val="none"/>
-                <w:sz w:val="22"/>
-                <w:szCs w:val="22"/>
-                <w:color w:val="000000"/>
-              </w:rPr>
-            </w:pPr>
-            <w:r>
-              <w:rPr>
-                <w:rFonts w:ascii="Helvetica" w:hAnsi="Helvetica" w:eastAsia="Helvetica" w:cs="Helvetica"/>
-                <w:i w:val="false"/>
-                <w:b w:val="false"/>
-                <w:u w:val="none"/>
-                <w:sz w:val="22"/>
-                <w:szCs w:val="22"/>
-                <w:color w:val="000000"/>
-              </w:rPr>
-              <w:t xml:space="preserve">0.960</w:t>
+              <w:t xml:space="preserve">0.95</w:t>
+            </w:r>
+          </w:p>
+        </w:tc>
+        <w:tc>
+          <w:tcPr>
+            <w:tcBorders>
+              <w:bottom w:val="none" w:sz="0" w:space="0" w:color="000000"/>
+              <w:top w:val="none" w:sz="0" w:space="0" w:color="000000"/>
+              <w:left w:val="none" w:sz="0" w:space="0" w:color="000000"/>
+              <w:right w:val="none" w:sz="0" w:space="0" w:color="000000"/>
+            </w:tcBorders>
+            <w:shd w:val="clear" w:color="auto" w:fill="FFFFFF"/>
+            <w:tcMar>
+              <w:top w:w="0" w:type="dxa"/>
+              <w:bottom w:w="0" w:type="dxa"/>
+              <w:left w:w="0" w:type="dxa"/>
+              <w:right w:w="0" w:type="dxa"/>
+            </w:tcMar>
+            <w:vAlign w:val="top"/>
+          </w:tcPr>
+          <w:p>
+            <w:pPr>
+              <w:pStyle w:val="Normal"/>
+              <w:jc w:val="center"/>
+              <w:pBdr>
+                <w:bottom w:val="none" w:sz="0" w:space="0" w:color="000000"/>
+                <w:top w:val="none" w:sz="0" w:space="0" w:color="000000"/>
+                <w:left w:val="none" w:sz="0" w:space="0" w:color="000000"/>
+                <w:right w:val="none" w:sz="0" w:space="0" w:color="000000"/>
+              </w:pBdr>
+              <w:spacing w:after="100" w:before="100" w:line="240"/>
+              <w:ind w:left="100" w:right="100" w:firstLine="0" w:firstLineChars="0"/>
+              <w:rPr>
+                <w:rFonts w:ascii="Helvetica" w:hAnsi="Helvetica" w:eastAsia="Helvetica" w:cs="Helvetica"/>
+                <w:i w:val="false"/>
+                <w:b w:val="false"/>
+                <w:u w:val="none"/>
+                <w:sz w:val="22"/>
+                <w:szCs w:val="22"/>
+                <w:color w:val="000000"/>
+              </w:rPr>
+            </w:pPr>
+            <w:r>
+              <w:rPr>
+                <w:rFonts w:ascii="Helvetica" w:hAnsi="Helvetica" w:eastAsia="Helvetica" w:cs="Helvetica"/>
+                <w:i w:val="false"/>
+                <w:b w:val="false"/>
+                <w:u w:val="none"/>
+                <w:sz w:val="22"/>
+                <w:szCs w:val="22"/>
+                <w:color w:val="000000"/>
+              </w:rPr>
+              <w:t xml:space="preserve">0.20, 4.60</w:t>
+            </w:r>
+          </w:p>
+        </w:tc>
+        <w:tc>
+          <w:tcPr>
+            <w:tcBorders>
+              <w:bottom w:val="none" w:sz="0" w:space="0" w:color="000000"/>
+              <w:top w:val="none" w:sz="0" w:space="0" w:color="000000"/>
+              <w:left w:val="none" w:sz="0" w:space="0" w:color="000000"/>
+              <w:right w:val="none" w:sz="0" w:space="0" w:color="000000"/>
+            </w:tcBorders>
+            <w:shd w:val="clear" w:color="auto" w:fill="FFFFFF"/>
+            <w:tcMar>
+              <w:top w:w="0" w:type="dxa"/>
+              <w:bottom w:w="0" w:type="dxa"/>
+              <w:left w:w="0" w:type="dxa"/>
+              <w:right w:w="0" w:type="dxa"/>
+            </w:tcMar>
+            <w:vAlign w:val="top"/>
+          </w:tcPr>
+          <w:p>
+            <w:pPr>
+              <w:pStyle w:val="Normal"/>
+              <w:jc w:val="center"/>
+              <w:pBdr>
+                <w:bottom w:val="none" w:sz="0" w:space="0" w:color="000000"/>
+                <w:top w:val="none" w:sz="0" w:space="0" w:color="000000"/>
+                <w:left w:val="none" w:sz="0" w:space="0" w:color="000000"/>
+                <w:right w:val="none" w:sz="0" w:space="0" w:color="000000"/>
+              </w:pBdr>
+              <w:spacing w:after="100" w:before="100" w:line="240"/>
+              <w:ind w:left="100" w:right="100" w:firstLine="0" w:firstLineChars="0"/>
+              <w:rPr>
+                <w:rFonts w:ascii="Helvetica" w:hAnsi="Helvetica" w:eastAsia="Helvetica" w:cs="Helvetica"/>
+                <w:i w:val="false"/>
+                <w:b w:val="false"/>
+                <w:u w:val="none"/>
+                <w:sz w:val="22"/>
+                <w:szCs w:val="22"/>
+                <w:color w:val="000000"/>
+              </w:rPr>
+            </w:pPr>
+            <w:r>
+              <w:rPr>
+                <w:rFonts w:ascii="Helvetica" w:hAnsi="Helvetica" w:eastAsia="Helvetica" w:cs="Helvetica"/>
+                <w:i w:val="false"/>
+                <w:b w:val="false"/>
+                <w:u w:val="none"/>
+                <w:sz w:val="22"/>
+                <w:szCs w:val="22"/>
+                <w:color w:val="000000"/>
+              </w:rPr>
+              <w:t xml:space="preserve">0.950</w:t>
             </w:r>
           </w:p>
         </w:tc>
@@ -7382,113 +7382,113 @@
                 <w:szCs w:val="22"/>
                 <w:color w:val="000000"/>
               </w:rPr>
-              <w:t xml:space="preserve">0.91</w:t>
-            </w:r>
-          </w:p>
-        </w:tc>
-        <w:tc>
-          <w:tcPr>
-            <w:tcBorders>
-              <w:bottom w:val="none" w:sz="0" w:space="0" w:color="000000"/>
-              <w:top w:val="none" w:sz="0" w:space="0" w:color="000000"/>
-              <w:left w:val="none" w:sz="0" w:space="0" w:color="000000"/>
-              <w:right w:val="none" w:sz="0" w:space="0" w:color="000000"/>
-            </w:tcBorders>
-            <w:shd w:val="clear" w:color="auto" w:fill="FFFFFF"/>
-            <w:tcMar>
-              <w:top w:w="0" w:type="dxa"/>
-              <w:bottom w:w="0" w:type="dxa"/>
-              <w:left w:w="0" w:type="dxa"/>
-              <w:right w:w="0" w:type="dxa"/>
-            </w:tcMar>
-            <w:vAlign w:val="top"/>
-          </w:tcPr>
-          <w:p>
-            <w:pPr>
-              <w:pStyle w:val="Normal"/>
-              <w:jc w:val="center"/>
-              <w:pBdr>
-                <w:bottom w:val="none" w:sz="0" w:space="0" w:color="000000"/>
-                <w:top w:val="none" w:sz="0" w:space="0" w:color="000000"/>
-                <w:left w:val="none" w:sz="0" w:space="0" w:color="000000"/>
-                <w:right w:val="none" w:sz="0" w:space="0" w:color="000000"/>
-              </w:pBdr>
-              <w:spacing w:after="100" w:before="100" w:line="240"/>
-              <w:ind w:left="100" w:right="100" w:firstLine="0" w:firstLineChars="0"/>
-              <w:rPr>
-                <w:rFonts w:ascii="Helvetica" w:hAnsi="Helvetica" w:eastAsia="Helvetica" w:cs="Helvetica"/>
-                <w:i w:val="false"/>
-                <w:b w:val="false"/>
-                <w:u w:val="none"/>
-                <w:sz w:val="22"/>
-                <w:szCs w:val="22"/>
-                <w:color w:val="000000"/>
-              </w:rPr>
-            </w:pPr>
-            <w:r>
-              <w:rPr>
-                <w:rFonts w:ascii="Helvetica" w:hAnsi="Helvetica" w:eastAsia="Helvetica" w:cs="Helvetica"/>
-                <w:i w:val="false"/>
-                <w:b w:val="false"/>
-                <w:u w:val="none"/>
-                <w:sz w:val="22"/>
-                <w:szCs w:val="22"/>
-                <w:color w:val="000000"/>
-              </w:rPr>
-              <w:t xml:space="preserve">0.18, 4.55</w:t>
-            </w:r>
-          </w:p>
-        </w:tc>
-        <w:tc>
-          <w:tcPr>
-            <w:tcBorders>
-              <w:bottom w:val="none" w:sz="0" w:space="0" w:color="000000"/>
-              <w:top w:val="none" w:sz="0" w:space="0" w:color="000000"/>
-              <w:left w:val="none" w:sz="0" w:space="0" w:color="000000"/>
-              <w:right w:val="none" w:sz="0" w:space="0" w:color="000000"/>
-            </w:tcBorders>
-            <w:shd w:val="clear" w:color="auto" w:fill="FFFFFF"/>
-            <w:tcMar>
-              <w:top w:w="0" w:type="dxa"/>
-              <w:bottom w:w="0" w:type="dxa"/>
-              <w:left w:w="0" w:type="dxa"/>
-              <w:right w:w="0" w:type="dxa"/>
-            </w:tcMar>
-            <w:vAlign w:val="top"/>
-          </w:tcPr>
-          <w:p>
-            <w:pPr>
-              <w:pStyle w:val="Normal"/>
-              <w:jc w:val="center"/>
-              <w:pBdr>
-                <w:bottom w:val="none" w:sz="0" w:space="0" w:color="000000"/>
-                <w:top w:val="none" w:sz="0" w:space="0" w:color="000000"/>
-                <w:left w:val="none" w:sz="0" w:space="0" w:color="000000"/>
-                <w:right w:val="none" w:sz="0" w:space="0" w:color="000000"/>
-              </w:pBdr>
-              <w:spacing w:after="100" w:before="100" w:line="240"/>
-              <w:ind w:left="100" w:right="100" w:firstLine="0" w:firstLineChars="0"/>
-              <w:rPr>
-                <w:rFonts w:ascii="Helvetica" w:hAnsi="Helvetica" w:eastAsia="Helvetica" w:cs="Helvetica"/>
-                <w:i w:val="false"/>
-                <w:b w:val="false"/>
-                <w:u w:val="none"/>
-                <w:sz w:val="22"/>
-                <w:szCs w:val="22"/>
-                <w:color w:val="000000"/>
-              </w:rPr>
-            </w:pPr>
-            <w:r>
-              <w:rPr>
-                <w:rFonts w:ascii="Helvetica" w:hAnsi="Helvetica" w:eastAsia="Helvetica" w:cs="Helvetica"/>
-                <w:i w:val="false"/>
-                <w:b w:val="false"/>
-                <w:u w:val="none"/>
-                <w:sz w:val="22"/>
-                <w:szCs w:val="22"/>
-                <w:color w:val="000000"/>
-              </w:rPr>
-              <w:t xml:space="preserve">0.910</w:t>
+              <w:t xml:space="preserve">0.89</w:t>
+            </w:r>
+          </w:p>
+        </w:tc>
+        <w:tc>
+          <w:tcPr>
+            <w:tcBorders>
+              <w:bottom w:val="none" w:sz="0" w:space="0" w:color="000000"/>
+              <w:top w:val="none" w:sz="0" w:space="0" w:color="000000"/>
+              <w:left w:val="none" w:sz="0" w:space="0" w:color="000000"/>
+              <w:right w:val="none" w:sz="0" w:space="0" w:color="000000"/>
+            </w:tcBorders>
+            <w:shd w:val="clear" w:color="auto" w:fill="FFFFFF"/>
+            <w:tcMar>
+              <w:top w:w="0" w:type="dxa"/>
+              <w:bottom w:w="0" w:type="dxa"/>
+              <w:left w:w="0" w:type="dxa"/>
+              <w:right w:w="0" w:type="dxa"/>
+            </w:tcMar>
+            <w:vAlign w:val="top"/>
+          </w:tcPr>
+          <w:p>
+            <w:pPr>
+              <w:pStyle w:val="Normal"/>
+              <w:jc w:val="center"/>
+              <w:pBdr>
+                <w:bottom w:val="none" w:sz="0" w:space="0" w:color="000000"/>
+                <w:top w:val="none" w:sz="0" w:space="0" w:color="000000"/>
+                <w:left w:val="none" w:sz="0" w:space="0" w:color="000000"/>
+                <w:right w:val="none" w:sz="0" w:space="0" w:color="000000"/>
+              </w:pBdr>
+              <w:spacing w:after="100" w:before="100" w:line="240"/>
+              <w:ind w:left="100" w:right="100" w:firstLine="0" w:firstLineChars="0"/>
+              <w:rPr>
+                <w:rFonts w:ascii="Helvetica" w:hAnsi="Helvetica" w:eastAsia="Helvetica" w:cs="Helvetica"/>
+                <w:i w:val="false"/>
+                <w:b w:val="false"/>
+                <w:u w:val="none"/>
+                <w:sz w:val="22"/>
+                <w:szCs w:val="22"/>
+                <w:color w:val="000000"/>
+              </w:rPr>
+            </w:pPr>
+            <w:r>
+              <w:rPr>
+                <w:rFonts w:ascii="Helvetica" w:hAnsi="Helvetica" w:eastAsia="Helvetica" w:cs="Helvetica"/>
+                <w:i w:val="false"/>
+                <w:b w:val="false"/>
+                <w:u w:val="none"/>
+                <w:sz w:val="22"/>
+                <w:szCs w:val="22"/>
+                <w:color w:val="000000"/>
+              </w:rPr>
+              <w:t xml:space="preserve">0.18, 4.48</w:t>
+            </w:r>
+          </w:p>
+        </w:tc>
+        <w:tc>
+          <w:tcPr>
+            <w:tcBorders>
+              <w:bottom w:val="none" w:sz="0" w:space="0" w:color="000000"/>
+              <w:top w:val="none" w:sz="0" w:space="0" w:color="000000"/>
+              <w:left w:val="none" w:sz="0" w:space="0" w:color="000000"/>
+              <w:right w:val="none" w:sz="0" w:space="0" w:color="000000"/>
+            </w:tcBorders>
+            <w:shd w:val="clear" w:color="auto" w:fill="FFFFFF"/>
+            <w:tcMar>
+              <w:top w:w="0" w:type="dxa"/>
+              <w:bottom w:w="0" w:type="dxa"/>
+              <w:left w:w="0" w:type="dxa"/>
+              <w:right w:w="0" w:type="dxa"/>
+            </w:tcMar>
+            <w:vAlign w:val="top"/>
+          </w:tcPr>
+          <w:p>
+            <w:pPr>
+              <w:pStyle w:val="Normal"/>
+              <w:jc w:val="center"/>
+              <w:pBdr>
+                <w:bottom w:val="none" w:sz="0" w:space="0" w:color="000000"/>
+                <w:top w:val="none" w:sz="0" w:space="0" w:color="000000"/>
+                <w:left w:val="none" w:sz="0" w:space="0" w:color="000000"/>
+                <w:right w:val="none" w:sz="0" w:space="0" w:color="000000"/>
+              </w:pBdr>
+              <w:spacing w:after="100" w:before="100" w:line="240"/>
+              <w:ind w:left="100" w:right="100" w:firstLine="0" w:firstLineChars="0"/>
+              <w:rPr>
+                <w:rFonts w:ascii="Helvetica" w:hAnsi="Helvetica" w:eastAsia="Helvetica" w:cs="Helvetica"/>
+                <w:i w:val="false"/>
+                <w:b w:val="false"/>
+                <w:u w:val="none"/>
+                <w:sz w:val="22"/>
+                <w:szCs w:val="22"/>
+                <w:color w:val="000000"/>
+              </w:rPr>
+            </w:pPr>
+            <w:r>
+              <w:rPr>
+                <w:rFonts w:ascii="Helvetica" w:hAnsi="Helvetica" w:eastAsia="Helvetica" w:cs="Helvetica"/>
+                <w:i w:val="false"/>
+                <w:b w:val="false"/>
+                <w:u w:val="none"/>
+                <w:sz w:val="22"/>
+                <w:szCs w:val="22"/>
+                <w:color w:val="000000"/>
+              </w:rPr>
+              <w:t xml:space="preserve">0.890</w:t>
             </w:r>
           </w:p>
         </w:tc>
@@ -7918,7 +7918,7 @@
                 <w:szCs w:val="22"/>
                 <w:color w:val="000000"/>
               </w:rPr>
-              <w:t xml:space="preserve">0.10, 9.83</w:t>
+              <w:t xml:space="preserve">0.10, 9.76</w:t>
             </w:r>
           </w:p>
         </w:tc>
@@ -8348,113 +8348,113 @@
                 <w:szCs w:val="22"/>
                 <w:color w:val="000000"/>
               </w:rPr>
-              <w:t xml:space="preserve">0.86</w:t>
-            </w:r>
-          </w:p>
-        </w:tc>
-        <w:tc>
-          <w:tcPr>
-            <w:tcBorders>
-              <w:bottom w:val="none" w:sz="0" w:space="0" w:color="000000"/>
-              <w:top w:val="none" w:sz="0" w:space="0" w:color="000000"/>
-              <w:left w:val="none" w:sz="0" w:space="0" w:color="000000"/>
-              <w:right w:val="none" w:sz="0" w:space="0" w:color="000000"/>
-            </w:tcBorders>
-            <w:shd w:val="clear" w:color="auto" w:fill="FFFFFF"/>
-            <w:tcMar>
-              <w:top w:w="0" w:type="dxa"/>
-              <w:bottom w:w="0" w:type="dxa"/>
-              <w:left w:w="0" w:type="dxa"/>
-              <w:right w:w="0" w:type="dxa"/>
-            </w:tcMar>
-            <w:vAlign w:val="top"/>
-          </w:tcPr>
-          <w:p>
-            <w:pPr>
-              <w:pStyle w:val="Normal"/>
-              <w:jc w:val="center"/>
-              <w:pBdr>
-                <w:bottom w:val="none" w:sz="0" w:space="0" w:color="000000"/>
-                <w:top w:val="none" w:sz="0" w:space="0" w:color="000000"/>
-                <w:left w:val="none" w:sz="0" w:space="0" w:color="000000"/>
-                <w:right w:val="none" w:sz="0" w:space="0" w:color="000000"/>
-              </w:pBdr>
-              <w:spacing w:after="100" w:before="100" w:line="240"/>
-              <w:ind w:left="100" w:right="100" w:firstLine="0" w:firstLineChars="0"/>
-              <w:rPr>
-                <w:rFonts w:ascii="Helvetica" w:hAnsi="Helvetica" w:eastAsia="Helvetica" w:cs="Helvetica"/>
-                <w:i w:val="false"/>
-                <w:b w:val="false"/>
-                <w:u w:val="none"/>
-                <w:sz w:val="22"/>
-                <w:szCs w:val="22"/>
-                <w:color w:val="000000"/>
-              </w:rPr>
-            </w:pPr>
-            <w:r>
-              <w:rPr>
-                <w:rFonts w:ascii="Helvetica" w:hAnsi="Helvetica" w:eastAsia="Helvetica" w:cs="Helvetica"/>
-                <w:i w:val="false"/>
-                <w:b w:val="false"/>
-                <w:u w:val="none"/>
-                <w:sz w:val="22"/>
-                <w:szCs w:val="22"/>
-                <w:color w:val="000000"/>
-              </w:rPr>
-              <w:t xml:space="preserve">0.19, 3.97</w:t>
-            </w:r>
-          </w:p>
-        </w:tc>
-        <w:tc>
-          <w:tcPr>
-            <w:tcBorders>
-              <w:bottom w:val="none" w:sz="0" w:space="0" w:color="000000"/>
-              <w:top w:val="none" w:sz="0" w:space="0" w:color="000000"/>
-              <w:left w:val="none" w:sz="0" w:space="0" w:color="000000"/>
-              <w:right w:val="none" w:sz="0" w:space="0" w:color="000000"/>
-            </w:tcBorders>
-            <w:shd w:val="clear" w:color="auto" w:fill="FFFFFF"/>
-            <w:tcMar>
-              <w:top w:w="0" w:type="dxa"/>
-              <w:bottom w:w="0" w:type="dxa"/>
-              <w:left w:w="0" w:type="dxa"/>
-              <w:right w:w="0" w:type="dxa"/>
-            </w:tcMar>
-            <w:vAlign w:val="top"/>
-          </w:tcPr>
-          <w:p>
-            <w:pPr>
-              <w:pStyle w:val="Normal"/>
-              <w:jc w:val="center"/>
-              <w:pBdr>
-                <w:bottom w:val="none" w:sz="0" w:space="0" w:color="000000"/>
-                <w:top w:val="none" w:sz="0" w:space="0" w:color="000000"/>
-                <w:left w:val="none" w:sz="0" w:space="0" w:color="000000"/>
-                <w:right w:val="none" w:sz="0" w:space="0" w:color="000000"/>
-              </w:pBdr>
-              <w:spacing w:after="100" w:before="100" w:line="240"/>
-              <w:ind w:left="100" w:right="100" w:firstLine="0" w:firstLineChars="0"/>
-              <w:rPr>
-                <w:rFonts w:ascii="Helvetica" w:hAnsi="Helvetica" w:eastAsia="Helvetica" w:cs="Helvetica"/>
-                <w:i w:val="false"/>
-                <w:b w:val="false"/>
-                <w:u w:val="none"/>
-                <w:sz w:val="22"/>
-                <w:szCs w:val="22"/>
-                <w:color w:val="000000"/>
-              </w:rPr>
-            </w:pPr>
-            <w:r>
-              <w:rPr>
-                <w:rFonts w:ascii="Helvetica" w:hAnsi="Helvetica" w:eastAsia="Helvetica" w:cs="Helvetica"/>
-                <w:i w:val="false"/>
-                <w:b w:val="false"/>
-                <w:u w:val="none"/>
-                <w:sz w:val="22"/>
-                <w:szCs w:val="22"/>
-                <w:color w:val="000000"/>
-              </w:rPr>
-              <w:t xml:space="preserve">0.850</w:t>
+              <w:t xml:space="preserve">0.85</w:t>
+            </w:r>
+          </w:p>
+        </w:tc>
+        <w:tc>
+          <w:tcPr>
+            <w:tcBorders>
+              <w:bottom w:val="none" w:sz="0" w:space="0" w:color="000000"/>
+              <w:top w:val="none" w:sz="0" w:space="0" w:color="000000"/>
+              <w:left w:val="none" w:sz="0" w:space="0" w:color="000000"/>
+              <w:right w:val="none" w:sz="0" w:space="0" w:color="000000"/>
+            </w:tcBorders>
+            <w:shd w:val="clear" w:color="auto" w:fill="FFFFFF"/>
+            <w:tcMar>
+              <w:top w:w="0" w:type="dxa"/>
+              <w:bottom w:w="0" w:type="dxa"/>
+              <w:left w:w="0" w:type="dxa"/>
+              <w:right w:w="0" w:type="dxa"/>
+            </w:tcMar>
+            <w:vAlign w:val="top"/>
+          </w:tcPr>
+          <w:p>
+            <w:pPr>
+              <w:pStyle w:val="Normal"/>
+              <w:jc w:val="center"/>
+              <w:pBdr>
+                <w:bottom w:val="none" w:sz="0" w:space="0" w:color="000000"/>
+                <w:top w:val="none" w:sz="0" w:space="0" w:color="000000"/>
+                <w:left w:val="none" w:sz="0" w:space="0" w:color="000000"/>
+                <w:right w:val="none" w:sz="0" w:space="0" w:color="000000"/>
+              </w:pBdr>
+              <w:spacing w:after="100" w:before="100" w:line="240"/>
+              <w:ind w:left="100" w:right="100" w:firstLine="0" w:firstLineChars="0"/>
+              <w:rPr>
+                <w:rFonts w:ascii="Helvetica" w:hAnsi="Helvetica" w:eastAsia="Helvetica" w:cs="Helvetica"/>
+                <w:i w:val="false"/>
+                <w:b w:val="false"/>
+                <w:u w:val="none"/>
+                <w:sz w:val="22"/>
+                <w:szCs w:val="22"/>
+                <w:color w:val="000000"/>
+              </w:rPr>
+            </w:pPr>
+            <w:r>
+              <w:rPr>
+                <w:rFonts w:ascii="Helvetica" w:hAnsi="Helvetica" w:eastAsia="Helvetica" w:cs="Helvetica"/>
+                <w:i w:val="false"/>
+                <w:b w:val="false"/>
+                <w:u w:val="none"/>
+                <w:sz w:val="22"/>
+                <w:szCs w:val="22"/>
+                <w:color w:val="000000"/>
+              </w:rPr>
+              <w:t xml:space="preserve">0.18, 3.94</w:t>
+            </w:r>
+          </w:p>
+        </w:tc>
+        <w:tc>
+          <w:tcPr>
+            <w:tcBorders>
+              <w:bottom w:val="none" w:sz="0" w:space="0" w:color="000000"/>
+              <w:top w:val="none" w:sz="0" w:space="0" w:color="000000"/>
+              <w:left w:val="none" w:sz="0" w:space="0" w:color="000000"/>
+              <w:right w:val="none" w:sz="0" w:space="0" w:color="000000"/>
+            </w:tcBorders>
+            <w:shd w:val="clear" w:color="auto" w:fill="FFFFFF"/>
+            <w:tcMar>
+              <w:top w:w="0" w:type="dxa"/>
+              <w:bottom w:w="0" w:type="dxa"/>
+              <w:left w:w="0" w:type="dxa"/>
+              <w:right w:w="0" w:type="dxa"/>
+            </w:tcMar>
+            <w:vAlign w:val="top"/>
+          </w:tcPr>
+          <w:p>
+            <w:pPr>
+              <w:pStyle w:val="Normal"/>
+              <w:jc w:val="center"/>
+              <w:pBdr>
+                <w:bottom w:val="none" w:sz="0" w:space="0" w:color="000000"/>
+                <w:top w:val="none" w:sz="0" w:space="0" w:color="000000"/>
+                <w:left w:val="none" w:sz="0" w:space="0" w:color="000000"/>
+                <w:right w:val="none" w:sz="0" w:space="0" w:color="000000"/>
+              </w:pBdr>
+              <w:spacing w:after="100" w:before="100" w:line="240"/>
+              <w:ind w:left="100" w:right="100" w:firstLine="0" w:firstLineChars="0"/>
+              <w:rPr>
+                <w:rFonts w:ascii="Helvetica" w:hAnsi="Helvetica" w:eastAsia="Helvetica" w:cs="Helvetica"/>
+                <w:i w:val="false"/>
+                <w:b w:val="false"/>
+                <w:u w:val="none"/>
+                <w:sz w:val="22"/>
+                <w:szCs w:val="22"/>
+                <w:color w:val="000000"/>
+              </w:rPr>
+            </w:pPr>
+            <w:r>
+              <w:rPr>
+                <w:rFonts w:ascii="Helvetica" w:hAnsi="Helvetica" w:eastAsia="Helvetica" w:cs="Helvetica"/>
+                <w:i w:val="false"/>
+                <w:b w:val="false"/>
+                <w:u w:val="none"/>
+                <w:sz w:val="22"/>
+                <w:szCs w:val="22"/>
+                <w:color w:val="000000"/>
+              </w:rPr>
+              <w:t xml:space="preserve">0.840</w:t>
             </w:r>
           </w:p>
         </w:tc>
@@ -8831,113 +8831,113 @@
                 <w:szCs w:val="22"/>
                 <w:color w:val="000000"/>
               </w:rPr>
-              <w:t xml:space="preserve">3.41</w:t>
-            </w:r>
-          </w:p>
-        </w:tc>
-        <w:tc>
-          <w:tcPr>
-            <w:tcBorders>
-              <w:bottom w:val="none" w:sz="0" w:space="0" w:color="000000"/>
-              <w:top w:val="none" w:sz="0" w:space="0" w:color="000000"/>
-              <w:left w:val="none" w:sz="0" w:space="0" w:color="000000"/>
-              <w:right w:val="none" w:sz="0" w:space="0" w:color="000000"/>
-            </w:tcBorders>
-            <w:shd w:val="clear" w:color="auto" w:fill="FFFFFF"/>
-            <w:tcMar>
-              <w:top w:w="0" w:type="dxa"/>
-              <w:bottom w:w="0" w:type="dxa"/>
-              <w:left w:w="0" w:type="dxa"/>
-              <w:right w:w="0" w:type="dxa"/>
-            </w:tcMar>
-            <w:vAlign w:val="top"/>
-          </w:tcPr>
-          <w:p>
-            <w:pPr>
-              <w:pStyle w:val="Normal"/>
-              <w:jc w:val="center"/>
-              <w:pBdr>
-                <w:bottom w:val="none" w:sz="0" w:space="0" w:color="000000"/>
-                <w:top w:val="none" w:sz="0" w:space="0" w:color="000000"/>
-                <w:left w:val="none" w:sz="0" w:space="0" w:color="000000"/>
-                <w:right w:val="none" w:sz="0" w:space="0" w:color="000000"/>
-              </w:pBdr>
-              <w:spacing w:after="100" w:before="100" w:line="240"/>
-              <w:ind w:left="100" w:right="100" w:firstLine="0" w:firstLineChars="0"/>
-              <w:rPr>
-                <w:rFonts w:ascii="Helvetica" w:hAnsi="Helvetica" w:eastAsia="Helvetica" w:cs="Helvetica"/>
-                <w:i w:val="false"/>
-                <w:b w:val="false"/>
-                <w:u w:val="none"/>
-                <w:sz w:val="22"/>
-                <w:szCs w:val="22"/>
-                <w:color w:val="000000"/>
-              </w:rPr>
-            </w:pPr>
-            <w:r>
-              <w:rPr>
-                <w:rFonts w:ascii="Helvetica" w:hAnsi="Helvetica" w:eastAsia="Helvetica" w:cs="Helvetica"/>
-                <w:i w:val="false"/>
-                <w:b w:val="false"/>
-                <w:u w:val="none"/>
-                <w:sz w:val="22"/>
-                <w:szCs w:val="22"/>
-                <w:color w:val="000000"/>
-              </w:rPr>
-              <w:t xml:space="preserve">0.78, 14.9</w:t>
-            </w:r>
-          </w:p>
-        </w:tc>
-        <w:tc>
-          <w:tcPr>
-            <w:tcBorders>
-              <w:bottom w:val="none" w:sz="0" w:space="0" w:color="000000"/>
-              <w:top w:val="none" w:sz="0" w:space="0" w:color="000000"/>
-              <w:left w:val="none" w:sz="0" w:space="0" w:color="000000"/>
-              <w:right w:val="none" w:sz="0" w:space="0" w:color="000000"/>
-            </w:tcBorders>
-            <w:shd w:val="clear" w:color="auto" w:fill="FFFFFF"/>
-            <w:tcMar>
-              <w:top w:w="0" w:type="dxa"/>
-              <w:bottom w:w="0" w:type="dxa"/>
-              <w:left w:w="0" w:type="dxa"/>
-              <w:right w:w="0" w:type="dxa"/>
-            </w:tcMar>
-            <w:vAlign w:val="top"/>
-          </w:tcPr>
-          <w:p>
-            <w:pPr>
-              <w:pStyle w:val="Normal"/>
-              <w:jc w:val="center"/>
-              <w:pBdr>
-                <w:bottom w:val="none" w:sz="0" w:space="0" w:color="000000"/>
-                <w:top w:val="none" w:sz="0" w:space="0" w:color="000000"/>
-                <w:left w:val="none" w:sz="0" w:space="0" w:color="000000"/>
-                <w:right w:val="none" w:sz="0" w:space="0" w:color="000000"/>
-              </w:pBdr>
-              <w:spacing w:after="100" w:before="100" w:line="240"/>
-              <w:ind w:left="100" w:right="100" w:firstLine="0" w:firstLineChars="0"/>
-              <w:rPr>
-                <w:rFonts w:ascii="Helvetica" w:hAnsi="Helvetica" w:eastAsia="Helvetica" w:cs="Helvetica"/>
-                <w:i w:val="false"/>
-                <w:b w:val="false"/>
-                <w:u w:val="none"/>
-                <w:sz w:val="22"/>
-                <w:szCs w:val="22"/>
-                <w:color w:val="000000"/>
-              </w:rPr>
-            </w:pPr>
-            <w:r>
-              <w:rPr>
-                <w:rFonts w:ascii="Helvetica" w:hAnsi="Helvetica" w:eastAsia="Helvetica" w:cs="Helvetica"/>
-                <w:i w:val="false"/>
-                <w:b w:val="false"/>
-                <w:u w:val="none"/>
-                <w:sz w:val="22"/>
-                <w:szCs w:val="22"/>
-                <w:color w:val="000000"/>
-              </w:rPr>
-              <w:t xml:space="preserve">0.100</w:t>
+              <w:t xml:space="preserve">3.40</w:t>
+            </w:r>
+          </w:p>
+        </w:tc>
+        <w:tc>
+          <w:tcPr>
+            <w:tcBorders>
+              <w:bottom w:val="none" w:sz="0" w:space="0" w:color="000000"/>
+              <w:top w:val="none" w:sz="0" w:space="0" w:color="000000"/>
+              <w:left w:val="none" w:sz="0" w:space="0" w:color="000000"/>
+              <w:right w:val="none" w:sz="0" w:space="0" w:color="000000"/>
+            </w:tcBorders>
+            <w:shd w:val="clear" w:color="auto" w:fill="FFFFFF"/>
+            <w:tcMar>
+              <w:top w:w="0" w:type="dxa"/>
+              <w:bottom w:w="0" w:type="dxa"/>
+              <w:left w:w="0" w:type="dxa"/>
+              <w:right w:w="0" w:type="dxa"/>
+            </w:tcMar>
+            <w:vAlign w:val="top"/>
+          </w:tcPr>
+          <w:p>
+            <w:pPr>
+              <w:pStyle w:val="Normal"/>
+              <w:jc w:val="center"/>
+              <w:pBdr>
+                <w:bottom w:val="none" w:sz="0" w:space="0" w:color="000000"/>
+                <w:top w:val="none" w:sz="0" w:space="0" w:color="000000"/>
+                <w:left w:val="none" w:sz="0" w:space="0" w:color="000000"/>
+                <w:right w:val="none" w:sz="0" w:space="0" w:color="000000"/>
+              </w:pBdr>
+              <w:spacing w:after="100" w:before="100" w:line="240"/>
+              <w:ind w:left="100" w:right="100" w:firstLine="0" w:firstLineChars="0"/>
+              <w:rPr>
+                <w:rFonts w:ascii="Helvetica" w:hAnsi="Helvetica" w:eastAsia="Helvetica" w:cs="Helvetica"/>
+                <w:i w:val="false"/>
+                <w:b w:val="false"/>
+                <w:u w:val="none"/>
+                <w:sz w:val="22"/>
+                <w:szCs w:val="22"/>
+                <w:color w:val="000000"/>
+              </w:rPr>
+            </w:pPr>
+            <w:r>
+              <w:rPr>
+                <w:rFonts w:ascii="Helvetica" w:hAnsi="Helvetica" w:eastAsia="Helvetica" w:cs="Helvetica"/>
+                <w:i w:val="false"/>
+                <w:b w:val="false"/>
+                <w:u w:val="none"/>
+                <w:sz w:val="22"/>
+                <w:szCs w:val="22"/>
+                <w:color w:val="000000"/>
+              </w:rPr>
+              <w:t xml:space="preserve">0.77, 15.0</w:t>
+            </w:r>
+          </w:p>
+        </w:tc>
+        <w:tc>
+          <w:tcPr>
+            <w:tcBorders>
+              <w:bottom w:val="none" w:sz="0" w:space="0" w:color="000000"/>
+              <w:top w:val="none" w:sz="0" w:space="0" w:color="000000"/>
+              <w:left w:val="none" w:sz="0" w:space="0" w:color="000000"/>
+              <w:right w:val="none" w:sz="0" w:space="0" w:color="000000"/>
+            </w:tcBorders>
+            <w:shd w:val="clear" w:color="auto" w:fill="FFFFFF"/>
+            <w:tcMar>
+              <w:top w:w="0" w:type="dxa"/>
+              <w:bottom w:w="0" w:type="dxa"/>
+              <w:left w:w="0" w:type="dxa"/>
+              <w:right w:w="0" w:type="dxa"/>
+            </w:tcMar>
+            <w:vAlign w:val="top"/>
+          </w:tcPr>
+          <w:p>
+            <w:pPr>
+              <w:pStyle w:val="Normal"/>
+              <w:jc w:val="center"/>
+              <w:pBdr>
+                <w:bottom w:val="none" w:sz="0" w:space="0" w:color="000000"/>
+                <w:top w:val="none" w:sz="0" w:space="0" w:color="000000"/>
+                <w:left w:val="none" w:sz="0" w:space="0" w:color="000000"/>
+                <w:right w:val="none" w:sz="0" w:space="0" w:color="000000"/>
+              </w:pBdr>
+              <w:spacing w:after="100" w:before="100" w:line="240"/>
+              <w:ind w:left="100" w:right="100" w:firstLine="0" w:firstLineChars="0"/>
+              <w:rPr>
+                <w:rFonts w:ascii="Helvetica" w:hAnsi="Helvetica" w:eastAsia="Helvetica" w:cs="Helvetica"/>
+                <w:i w:val="false"/>
+                <w:b w:val="false"/>
+                <w:u w:val="none"/>
+                <w:sz w:val="22"/>
+                <w:szCs w:val="22"/>
+                <w:color w:val="000000"/>
+              </w:rPr>
+            </w:pPr>
+            <w:r>
+              <w:rPr>
+                <w:rFonts w:ascii="Helvetica" w:hAnsi="Helvetica" w:eastAsia="Helvetica" w:cs="Helvetica"/>
+                <w:i w:val="false"/>
+                <w:b w:val="false"/>
+                <w:u w:val="none"/>
+                <w:sz w:val="22"/>
+                <w:szCs w:val="22"/>
+                <w:color w:val="000000"/>
+              </w:rPr>
+              <w:t xml:space="preserve">0.110</w:t>
             </w:r>
           </w:p>
         </w:tc>
@@ -10280,113 +10280,113 @@
                 <w:szCs w:val="22"/>
                 <w:color w:val="000000"/>
               </w:rPr>
-              <w:t xml:space="preserve">0.81</w:t>
-            </w:r>
-          </w:p>
-        </w:tc>
-        <w:tc>
-          <w:tcPr>
-            <w:tcBorders>
-              <w:bottom w:val="none" w:sz="0" w:space="0" w:color="000000"/>
-              <w:top w:val="none" w:sz="0" w:space="0" w:color="000000"/>
-              <w:left w:val="none" w:sz="0" w:space="0" w:color="000000"/>
-              <w:right w:val="none" w:sz="0" w:space="0" w:color="000000"/>
-            </w:tcBorders>
-            <w:shd w:val="clear" w:color="auto" w:fill="FFFFFF"/>
-            <w:tcMar>
-              <w:top w:w="0" w:type="dxa"/>
-              <w:bottom w:w="0" w:type="dxa"/>
-              <w:left w:w="0" w:type="dxa"/>
-              <w:right w:w="0" w:type="dxa"/>
-            </w:tcMar>
-            <w:vAlign w:val="top"/>
-          </w:tcPr>
-          <w:p>
-            <w:pPr>
-              <w:pStyle w:val="Normal"/>
-              <w:jc w:val="center"/>
-              <w:pBdr>
-                <w:bottom w:val="none" w:sz="0" w:space="0" w:color="000000"/>
-                <w:top w:val="none" w:sz="0" w:space="0" w:color="000000"/>
-                <w:left w:val="none" w:sz="0" w:space="0" w:color="000000"/>
-                <w:right w:val="none" w:sz="0" w:space="0" w:color="000000"/>
-              </w:pBdr>
-              <w:spacing w:after="100" w:before="100" w:line="240"/>
-              <w:ind w:left="100" w:right="100" w:firstLine="0" w:firstLineChars="0"/>
-              <w:rPr>
-                <w:rFonts w:ascii="Helvetica" w:hAnsi="Helvetica" w:eastAsia="Helvetica" w:cs="Helvetica"/>
-                <w:i w:val="false"/>
-                <w:b w:val="false"/>
-                <w:u w:val="none"/>
-                <w:sz w:val="22"/>
-                <w:szCs w:val="22"/>
-                <w:color w:val="000000"/>
-              </w:rPr>
-            </w:pPr>
-            <w:r>
-              <w:rPr>
-                <w:rFonts w:ascii="Helvetica" w:hAnsi="Helvetica" w:eastAsia="Helvetica" w:cs="Helvetica"/>
-                <w:i w:val="false"/>
-                <w:b w:val="false"/>
-                <w:u w:val="none"/>
-                <w:sz w:val="22"/>
-                <w:szCs w:val="22"/>
-                <w:color w:val="000000"/>
-              </w:rPr>
-              <w:t xml:space="preserve">0.24, 2.72</w:t>
-            </w:r>
-          </w:p>
-        </w:tc>
-        <w:tc>
-          <w:tcPr>
-            <w:tcBorders>
-              <w:bottom w:val="none" w:sz="0" w:space="0" w:color="000000"/>
-              <w:top w:val="none" w:sz="0" w:space="0" w:color="000000"/>
-              <w:left w:val="none" w:sz="0" w:space="0" w:color="000000"/>
-              <w:right w:val="none" w:sz="0" w:space="0" w:color="000000"/>
-            </w:tcBorders>
-            <w:shd w:val="clear" w:color="auto" w:fill="FFFFFF"/>
-            <w:tcMar>
-              <w:top w:w="0" w:type="dxa"/>
-              <w:bottom w:w="0" w:type="dxa"/>
-              <w:left w:w="0" w:type="dxa"/>
-              <w:right w:w="0" w:type="dxa"/>
-            </w:tcMar>
-            <w:vAlign w:val="top"/>
-          </w:tcPr>
-          <w:p>
-            <w:pPr>
-              <w:pStyle w:val="Normal"/>
-              <w:jc w:val="center"/>
-              <w:pBdr>
-                <w:bottom w:val="none" w:sz="0" w:space="0" w:color="000000"/>
-                <w:top w:val="none" w:sz="0" w:space="0" w:color="000000"/>
-                <w:left w:val="none" w:sz="0" w:space="0" w:color="000000"/>
-                <w:right w:val="none" w:sz="0" w:space="0" w:color="000000"/>
-              </w:pBdr>
-              <w:spacing w:after="100" w:before="100" w:line="240"/>
-              <w:ind w:left="100" w:right="100" w:firstLine="0" w:firstLineChars="0"/>
-              <w:rPr>
-                <w:rFonts w:ascii="Helvetica" w:hAnsi="Helvetica" w:eastAsia="Helvetica" w:cs="Helvetica"/>
-                <w:i w:val="false"/>
-                <w:b w:val="false"/>
-                <w:u w:val="none"/>
-                <w:sz w:val="22"/>
-                <w:szCs w:val="22"/>
-                <w:color w:val="000000"/>
-              </w:rPr>
-            </w:pPr>
-            <w:r>
-              <w:rPr>
-                <w:rFonts w:ascii="Helvetica" w:hAnsi="Helvetica" w:eastAsia="Helvetica" w:cs="Helvetica"/>
-                <w:i w:val="false"/>
-                <w:b w:val="false"/>
-                <w:u w:val="none"/>
-                <w:sz w:val="22"/>
-                <w:szCs w:val="22"/>
-                <w:color w:val="000000"/>
-              </w:rPr>
-              <w:t xml:space="preserve">0.740</w:t>
+              <w:t xml:space="preserve">0.82</w:t>
+            </w:r>
+          </w:p>
+        </w:tc>
+        <w:tc>
+          <w:tcPr>
+            <w:tcBorders>
+              <w:bottom w:val="none" w:sz="0" w:space="0" w:color="000000"/>
+              <w:top w:val="none" w:sz="0" w:space="0" w:color="000000"/>
+              <w:left w:val="none" w:sz="0" w:space="0" w:color="000000"/>
+              <w:right w:val="none" w:sz="0" w:space="0" w:color="000000"/>
+            </w:tcBorders>
+            <w:shd w:val="clear" w:color="auto" w:fill="FFFFFF"/>
+            <w:tcMar>
+              <w:top w:w="0" w:type="dxa"/>
+              <w:bottom w:w="0" w:type="dxa"/>
+              <w:left w:w="0" w:type="dxa"/>
+              <w:right w:w="0" w:type="dxa"/>
+            </w:tcMar>
+            <w:vAlign w:val="top"/>
+          </w:tcPr>
+          <w:p>
+            <w:pPr>
+              <w:pStyle w:val="Normal"/>
+              <w:jc w:val="center"/>
+              <w:pBdr>
+                <w:bottom w:val="none" w:sz="0" w:space="0" w:color="000000"/>
+                <w:top w:val="none" w:sz="0" w:space="0" w:color="000000"/>
+                <w:left w:val="none" w:sz="0" w:space="0" w:color="000000"/>
+                <w:right w:val="none" w:sz="0" w:space="0" w:color="000000"/>
+              </w:pBdr>
+              <w:spacing w:after="100" w:before="100" w:line="240"/>
+              <w:ind w:left="100" w:right="100" w:firstLine="0" w:firstLineChars="0"/>
+              <w:rPr>
+                <w:rFonts w:ascii="Helvetica" w:hAnsi="Helvetica" w:eastAsia="Helvetica" w:cs="Helvetica"/>
+                <w:i w:val="false"/>
+                <w:b w:val="false"/>
+                <w:u w:val="none"/>
+                <w:sz w:val="22"/>
+                <w:szCs w:val="22"/>
+                <w:color w:val="000000"/>
+              </w:rPr>
+            </w:pPr>
+            <w:r>
+              <w:rPr>
+                <w:rFonts w:ascii="Helvetica" w:hAnsi="Helvetica" w:eastAsia="Helvetica" w:cs="Helvetica"/>
+                <w:i w:val="false"/>
+                <w:b w:val="false"/>
+                <w:u w:val="none"/>
+                <w:sz w:val="22"/>
+                <w:szCs w:val="22"/>
+                <w:color w:val="000000"/>
+              </w:rPr>
+              <w:t xml:space="preserve">0.24, 2.75</w:t>
+            </w:r>
+          </w:p>
+        </w:tc>
+        <w:tc>
+          <w:tcPr>
+            <w:tcBorders>
+              <w:bottom w:val="none" w:sz="0" w:space="0" w:color="000000"/>
+              <w:top w:val="none" w:sz="0" w:space="0" w:color="000000"/>
+              <w:left w:val="none" w:sz="0" w:space="0" w:color="000000"/>
+              <w:right w:val="none" w:sz="0" w:space="0" w:color="000000"/>
+            </w:tcBorders>
+            <w:shd w:val="clear" w:color="auto" w:fill="FFFFFF"/>
+            <w:tcMar>
+              <w:top w:w="0" w:type="dxa"/>
+              <w:bottom w:w="0" w:type="dxa"/>
+              <w:left w:w="0" w:type="dxa"/>
+              <w:right w:w="0" w:type="dxa"/>
+            </w:tcMar>
+            <w:vAlign w:val="top"/>
+          </w:tcPr>
+          <w:p>
+            <w:pPr>
+              <w:pStyle w:val="Normal"/>
+              <w:jc w:val="center"/>
+              <w:pBdr>
+                <w:bottom w:val="none" w:sz="0" w:space="0" w:color="000000"/>
+                <w:top w:val="none" w:sz="0" w:space="0" w:color="000000"/>
+                <w:left w:val="none" w:sz="0" w:space="0" w:color="000000"/>
+                <w:right w:val="none" w:sz="0" w:space="0" w:color="000000"/>
+              </w:pBdr>
+              <w:spacing w:after="100" w:before="100" w:line="240"/>
+              <w:ind w:left="100" w:right="100" w:firstLine="0" w:firstLineChars="0"/>
+              <w:rPr>
+                <w:rFonts w:ascii="Helvetica" w:hAnsi="Helvetica" w:eastAsia="Helvetica" w:cs="Helvetica"/>
+                <w:i w:val="false"/>
+                <w:b w:val="false"/>
+                <w:u w:val="none"/>
+                <w:sz w:val="22"/>
+                <w:szCs w:val="22"/>
+                <w:color w:val="000000"/>
+              </w:rPr>
+            </w:pPr>
+            <w:r>
+              <w:rPr>
+                <w:rFonts w:ascii="Helvetica" w:hAnsi="Helvetica" w:eastAsia="Helvetica" w:cs="Helvetica"/>
+                <w:i w:val="false"/>
+                <w:b w:val="false"/>
+                <w:u w:val="none"/>
+                <w:sz w:val="22"/>
+                <w:szCs w:val="22"/>
+                <w:color w:val="000000"/>
+              </w:rPr>
+              <w:t xml:space="preserve">0.750</w:t>
             </w:r>
           </w:p>
         </w:tc>
@@ -11782,60 +11782,60 @@
                 <w:szCs w:val="22"/>
                 <w:color w:val="000000"/>
               </w:rPr>
-              <w:t xml:space="preserve">0.10, 1.68</w:t>
-            </w:r>
-          </w:p>
-        </w:tc>
-        <w:tc>
-          <w:tcPr>
-            <w:tcBorders>
-              <w:bottom w:val="none" w:sz="0" w:space="0" w:color="000000"/>
-              <w:top w:val="none" w:sz="0" w:space="0" w:color="000000"/>
-              <w:left w:val="none" w:sz="0" w:space="0" w:color="000000"/>
-              <w:right w:val="none" w:sz="0" w:space="0" w:color="000000"/>
-            </w:tcBorders>
-            <w:shd w:val="clear" w:color="auto" w:fill="FFFFFF"/>
-            <w:tcMar>
-              <w:top w:w="0" w:type="dxa"/>
-              <w:bottom w:w="0" w:type="dxa"/>
-              <w:left w:w="0" w:type="dxa"/>
-              <w:right w:w="0" w:type="dxa"/>
-            </w:tcMar>
-            <w:vAlign w:val="top"/>
-          </w:tcPr>
-          <w:p>
-            <w:pPr>
-              <w:pStyle w:val="Normal"/>
-              <w:jc w:val="center"/>
-              <w:pBdr>
-                <w:bottom w:val="none" w:sz="0" w:space="0" w:color="000000"/>
-                <w:top w:val="none" w:sz="0" w:space="0" w:color="000000"/>
-                <w:left w:val="none" w:sz="0" w:space="0" w:color="000000"/>
-                <w:right w:val="none" w:sz="0" w:space="0" w:color="000000"/>
-              </w:pBdr>
-              <w:spacing w:after="100" w:before="100" w:line="240"/>
-              <w:ind w:left="100" w:right="100" w:firstLine="0" w:firstLineChars="0"/>
-              <w:rPr>
-                <w:rFonts w:ascii="Helvetica" w:hAnsi="Helvetica" w:eastAsia="Helvetica" w:cs="Helvetica"/>
-                <w:i w:val="false"/>
-                <w:b w:val="false"/>
-                <w:u w:val="none"/>
-                <w:sz w:val="22"/>
-                <w:szCs w:val="22"/>
-                <w:color w:val="000000"/>
-              </w:rPr>
-            </w:pPr>
-            <w:r>
-              <w:rPr>
-                <w:rFonts w:ascii="Helvetica" w:hAnsi="Helvetica" w:eastAsia="Helvetica" w:cs="Helvetica"/>
-                <w:i w:val="false"/>
-                <w:b w:val="false"/>
-                <w:u w:val="none"/>
-                <w:sz w:val="22"/>
-                <w:szCs w:val="22"/>
-                <w:color w:val="000000"/>
-              </w:rPr>
-              <w:t xml:space="preserve">0.210</w:t>
+              <w:t xml:space="preserve">0.10, 1.71</w:t>
+            </w:r>
+          </w:p>
+        </w:tc>
+        <w:tc>
+          <w:tcPr>
+            <w:tcBorders>
+              <w:bottom w:val="none" w:sz="0" w:space="0" w:color="000000"/>
+              <w:top w:val="none" w:sz="0" w:space="0" w:color="000000"/>
+              <w:left w:val="none" w:sz="0" w:space="0" w:color="000000"/>
+              <w:right w:val="none" w:sz="0" w:space="0" w:color="000000"/>
+            </w:tcBorders>
+            <w:shd w:val="clear" w:color="auto" w:fill="FFFFFF"/>
+            <w:tcMar>
+              <w:top w:w="0" w:type="dxa"/>
+              <w:bottom w:w="0" w:type="dxa"/>
+              <w:left w:w="0" w:type="dxa"/>
+              <w:right w:w="0" w:type="dxa"/>
+            </w:tcMar>
+            <w:vAlign w:val="top"/>
+          </w:tcPr>
+          <w:p>
+            <w:pPr>
+              <w:pStyle w:val="Normal"/>
+              <w:jc w:val="center"/>
+              <w:pBdr>
+                <w:bottom w:val="none" w:sz="0" w:space="0" w:color="000000"/>
+                <w:top w:val="none" w:sz="0" w:space="0" w:color="000000"/>
+                <w:left w:val="none" w:sz="0" w:space="0" w:color="000000"/>
+                <w:right w:val="none" w:sz="0" w:space="0" w:color="000000"/>
+              </w:pBdr>
+              <w:spacing w:after="100" w:before="100" w:line="240"/>
+              <w:ind w:left="100" w:right="100" w:firstLine="0" w:firstLineChars="0"/>
+              <w:rPr>
+                <w:rFonts w:ascii="Helvetica" w:hAnsi="Helvetica" w:eastAsia="Helvetica" w:cs="Helvetica"/>
+                <w:i w:val="false"/>
+                <w:b w:val="false"/>
+                <w:u w:val="none"/>
+                <w:sz w:val="22"/>
+                <w:szCs w:val="22"/>
+                <w:color w:val="000000"/>
+              </w:rPr>
+            </w:pPr>
+            <w:r>
+              <w:rPr>
+                <w:rFonts w:ascii="Helvetica" w:hAnsi="Helvetica" w:eastAsia="Helvetica" w:cs="Helvetica"/>
+                <w:i w:val="false"/>
+                <w:b w:val="false"/>
+                <w:u w:val="none"/>
+                <w:sz w:val="22"/>
+                <w:szCs w:val="22"/>
+                <w:color w:val="000000"/>
+              </w:rPr>
+              <w:t xml:space="preserve">0.220</w:t>
             </w:r>
           </w:p>
         </w:tc>
@@ -12212,60 +12212,60 @@
                 <w:szCs w:val="22"/>
                 <w:color w:val="000000"/>
               </w:rPr>
-              <w:t xml:space="preserve">2.49</w:t>
-            </w:r>
-          </w:p>
-        </w:tc>
-        <w:tc>
-          <w:tcPr>
-            <w:tcBorders>
-              <w:bottom w:val="none" w:sz="0" w:space="0" w:color="000000"/>
-              <w:top w:val="none" w:sz="0" w:space="0" w:color="000000"/>
-              <w:left w:val="none" w:sz="0" w:space="0" w:color="000000"/>
-              <w:right w:val="none" w:sz="0" w:space="0" w:color="000000"/>
-            </w:tcBorders>
-            <w:shd w:val="clear" w:color="auto" w:fill="FFFFFF"/>
-            <w:tcMar>
-              <w:top w:w="0" w:type="dxa"/>
-              <w:bottom w:w="0" w:type="dxa"/>
-              <w:left w:w="0" w:type="dxa"/>
-              <w:right w:w="0" w:type="dxa"/>
-            </w:tcMar>
-            <w:vAlign w:val="top"/>
-          </w:tcPr>
-          <w:p>
-            <w:pPr>
-              <w:pStyle w:val="Normal"/>
-              <w:jc w:val="center"/>
-              <w:pBdr>
-                <w:bottom w:val="none" w:sz="0" w:space="0" w:color="000000"/>
-                <w:top w:val="none" w:sz="0" w:space="0" w:color="000000"/>
-                <w:left w:val="none" w:sz="0" w:space="0" w:color="000000"/>
-                <w:right w:val="none" w:sz="0" w:space="0" w:color="000000"/>
-              </w:pBdr>
-              <w:spacing w:after="100" w:before="100" w:line="240"/>
-              <w:ind w:left="100" w:right="100" w:firstLine="0" w:firstLineChars="0"/>
-              <w:rPr>
-                <w:rFonts w:ascii="Helvetica" w:hAnsi="Helvetica" w:eastAsia="Helvetica" w:cs="Helvetica"/>
-                <w:i w:val="false"/>
-                <w:b w:val="false"/>
-                <w:u w:val="none"/>
-                <w:sz w:val="22"/>
-                <w:szCs w:val="22"/>
-                <w:color w:val="000000"/>
-              </w:rPr>
-            </w:pPr>
-            <w:r>
-              <w:rPr>
-                <w:rFonts w:ascii="Helvetica" w:hAnsi="Helvetica" w:eastAsia="Helvetica" w:cs="Helvetica"/>
-                <w:i w:val="false"/>
-                <w:b w:val="false"/>
-                <w:u w:val="none"/>
-                <w:sz w:val="22"/>
-                <w:szCs w:val="22"/>
-                <w:color w:val="000000"/>
-              </w:rPr>
-              <w:t xml:space="preserve">0.66, 9.42</w:t>
+              <w:t xml:space="preserve">2.51</w:t>
+            </w:r>
+          </w:p>
+        </w:tc>
+        <w:tc>
+          <w:tcPr>
+            <w:tcBorders>
+              <w:bottom w:val="none" w:sz="0" w:space="0" w:color="000000"/>
+              <w:top w:val="none" w:sz="0" w:space="0" w:color="000000"/>
+              <w:left w:val="none" w:sz="0" w:space="0" w:color="000000"/>
+              <w:right w:val="none" w:sz="0" w:space="0" w:color="000000"/>
+            </w:tcBorders>
+            <w:shd w:val="clear" w:color="auto" w:fill="FFFFFF"/>
+            <w:tcMar>
+              <w:top w:w="0" w:type="dxa"/>
+              <w:bottom w:w="0" w:type="dxa"/>
+              <w:left w:w="0" w:type="dxa"/>
+              <w:right w:w="0" w:type="dxa"/>
+            </w:tcMar>
+            <w:vAlign w:val="top"/>
+          </w:tcPr>
+          <w:p>
+            <w:pPr>
+              <w:pStyle w:val="Normal"/>
+              <w:jc w:val="center"/>
+              <w:pBdr>
+                <w:bottom w:val="none" w:sz="0" w:space="0" w:color="000000"/>
+                <w:top w:val="none" w:sz="0" w:space="0" w:color="000000"/>
+                <w:left w:val="none" w:sz="0" w:space="0" w:color="000000"/>
+                <w:right w:val="none" w:sz="0" w:space="0" w:color="000000"/>
+              </w:pBdr>
+              <w:spacing w:after="100" w:before="100" w:line="240"/>
+              <w:ind w:left="100" w:right="100" w:firstLine="0" w:firstLineChars="0"/>
+              <w:rPr>
+                <w:rFonts w:ascii="Helvetica" w:hAnsi="Helvetica" w:eastAsia="Helvetica" w:cs="Helvetica"/>
+                <w:i w:val="false"/>
+                <w:b w:val="false"/>
+                <w:u w:val="none"/>
+                <w:sz w:val="22"/>
+                <w:szCs w:val="22"/>
+                <w:color w:val="000000"/>
+              </w:rPr>
+            </w:pPr>
+            <w:r>
+              <w:rPr>
+                <w:rFonts w:ascii="Helvetica" w:hAnsi="Helvetica" w:eastAsia="Helvetica" w:cs="Helvetica"/>
+                <w:i w:val="false"/>
+                <w:b w:val="false"/>
+                <w:u w:val="none"/>
+                <w:sz w:val="22"/>
+                <w:szCs w:val="22"/>
+                <w:color w:val="000000"/>
+              </w:rPr>
+              <w:t xml:space="preserve">0.65, 9.66</w:t>
             </w:r>
           </w:p>
         </w:tc>
@@ -12748,7 +12748,7 @@
                 <w:szCs w:val="22"/>
                 <w:color w:val="000000"/>
               </w:rPr>
-              <w:t xml:space="preserve">0.59, 10.7</w:t>
+              <w:t xml:space="preserve">0.59, 10.6</w:t>
             </w:r>
           </w:p>
         </w:tc>
@@ -13178,60 +13178,60 @@
                 <w:szCs w:val="22"/>
                 <w:color w:val="000000"/>
               </w:rPr>
-              <w:t xml:space="preserve">11.6</w:t>
-            </w:r>
-          </w:p>
-        </w:tc>
-        <w:tc>
-          <w:tcPr>
-            <w:tcBorders>
-              <w:bottom w:val="none" w:sz="0" w:space="0" w:color="000000"/>
-              <w:top w:val="none" w:sz="0" w:space="0" w:color="000000"/>
-              <w:left w:val="none" w:sz="0" w:space="0" w:color="000000"/>
-              <w:right w:val="none" w:sz="0" w:space="0" w:color="000000"/>
-            </w:tcBorders>
-            <w:shd w:val="clear" w:color="auto" w:fill="FFFFFF"/>
-            <w:tcMar>
-              <w:top w:w="0" w:type="dxa"/>
-              <w:bottom w:w="0" w:type="dxa"/>
-              <w:left w:w="0" w:type="dxa"/>
-              <w:right w:w="0" w:type="dxa"/>
-            </w:tcMar>
-            <w:vAlign w:val="top"/>
-          </w:tcPr>
-          <w:p>
-            <w:pPr>
-              <w:pStyle w:val="Normal"/>
-              <w:jc w:val="center"/>
-              <w:pBdr>
-                <w:bottom w:val="none" w:sz="0" w:space="0" w:color="000000"/>
-                <w:top w:val="none" w:sz="0" w:space="0" w:color="000000"/>
-                <w:left w:val="none" w:sz="0" w:space="0" w:color="000000"/>
-                <w:right w:val="none" w:sz="0" w:space="0" w:color="000000"/>
-              </w:pBdr>
-              <w:spacing w:after="100" w:before="100" w:line="240"/>
-              <w:ind w:left="100" w:right="100" w:firstLine="0" w:firstLineChars="0"/>
-              <w:rPr>
-                <w:rFonts w:ascii="Helvetica" w:hAnsi="Helvetica" w:eastAsia="Helvetica" w:cs="Helvetica"/>
-                <w:i w:val="false"/>
-                <w:b w:val="false"/>
-                <w:u w:val="none"/>
-                <w:sz w:val="22"/>
-                <w:szCs w:val="22"/>
-                <w:color w:val="000000"/>
-              </w:rPr>
-            </w:pPr>
-            <w:r>
-              <w:rPr>
-                <w:rFonts w:ascii="Helvetica" w:hAnsi="Helvetica" w:eastAsia="Helvetica" w:cs="Helvetica"/>
-                <w:i w:val="false"/>
-                <w:b w:val="false"/>
-                <w:u w:val="none"/>
-                <w:sz w:val="22"/>
-                <w:szCs w:val="22"/>
-                <w:color w:val="000000"/>
-              </w:rPr>
-              <w:t xml:space="preserve">3.01, 44.9</w:t>
+              <w:t xml:space="preserve">11.5</w:t>
+            </w:r>
+          </w:p>
+        </w:tc>
+        <w:tc>
+          <w:tcPr>
+            <w:tcBorders>
+              <w:bottom w:val="none" w:sz="0" w:space="0" w:color="000000"/>
+              <w:top w:val="none" w:sz="0" w:space="0" w:color="000000"/>
+              <w:left w:val="none" w:sz="0" w:space="0" w:color="000000"/>
+              <w:right w:val="none" w:sz="0" w:space="0" w:color="000000"/>
+            </w:tcBorders>
+            <w:shd w:val="clear" w:color="auto" w:fill="FFFFFF"/>
+            <w:tcMar>
+              <w:top w:w="0" w:type="dxa"/>
+              <w:bottom w:w="0" w:type="dxa"/>
+              <w:left w:w="0" w:type="dxa"/>
+              <w:right w:w="0" w:type="dxa"/>
+            </w:tcMar>
+            <w:vAlign w:val="top"/>
+          </w:tcPr>
+          <w:p>
+            <w:pPr>
+              <w:pStyle w:val="Normal"/>
+              <w:jc w:val="center"/>
+              <w:pBdr>
+                <w:bottom w:val="none" w:sz="0" w:space="0" w:color="000000"/>
+                <w:top w:val="none" w:sz="0" w:space="0" w:color="000000"/>
+                <w:left w:val="none" w:sz="0" w:space="0" w:color="000000"/>
+                <w:right w:val="none" w:sz="0" w:space="0" w:color="000000"/>
+              </w:pBdr>
+              <w:spacing w:after="100" w:before="100" w:line="240"/>
+              <w:ind w:left="100" w:right="100" w:firstLine="0" w:firstLineChars="0"/>
+              <w:rPr>
+                <w:rFonts w:ascii="Helvetica" w:hAnsi="Helvetica" w:eastAsia="Helvetica" w:cs="Helvetica"/>
+                <w:i w:val="false"/>
+                <w:b w:val="false"/>
+                <w:u w:val="none"/>
+                <w:sz w:val="22"/>
+                <w:szCs w:val="22"/>
+                <w:color w:val="000000"/>
+              </w:rPr>
+            </w:pPr>
+            <w:r>
+              <w:rPr>
+                <w:rFonts w:ascii="Helvetica" w:hAnsi="Helvetica" w:eastAsia="Helvetica" w:cs="Helvetica"/>
+                <w:i w:val="false"/>
+                <w:b w:val="false"/>
+                <w:u w:val="none"/>
+                <w:sz w:val="22"/>
+                <w:szCs w:val="22"/>
+                <w:color w:val="000000"/>
+              </w:rPr>
+              <w:t xml:space="preserve">2.99, 44.5</w:t>
             </w:r>
           </w:p>
         </w:tc>
@@ -13661,113 +13661,113 @@
                 <w:szCs w:val="22"/>
                 <w:color w:val="000000"/>
               </w:rPr>
-              <w:t xml:space="preserve">0.21</w:t>
-            </w:r>
-          </w:p>
-        </w:tc>
-        <w:tc>
-          <w:tcPr>
-            <w:tcBorders>
-              <w:bottom w:val="none" w:sz="0" w:space="0" w:color="000000"/>
-              <w:top w:val="none" w:sz="0" w:space="0" w:color="000000"/>
-              <w:left w:val="none" w:sz="0" w:space="0" w:color="000000"/>
-              <w:right w:val="none" w:sz="0" w:space="0" w:color="000000"/>
-            </w:tcBorders>
-            <w:shd w:val="clear" w:color="auto" w:fill="FFFFFF"/>
-            <w:tcMar>
-              <w:top w:w="0" w:type="dxa"/>
-              <w:bottom w:w="0" w:type="dxa"/>
-              <w:left w:w="0" w:type="dxa"/>
-              <w:right w:w="0" w:type="dxa"/>
-            </w:tcMar>
-            <w:vAlign w:val="top"/>
-          </w:tcPr>
-          <w:p>
-            <w:pPr>
-              <w:pStyle w:val="Normal"/>
-              <w:jc w:val="center"/>
-              <w:pBdr>
-                <w:bottom w:val="none" w:sz="0" w:space="0" w:color="000000"/>
-                <w:top w:val="none" w:sz="0" w:space="0" w:color="000000"/>
-                <w:left w:val="none" w:sz="0" w:space="0" w:color="000000"/>
-                <w:right w:val="none" w:sz="0" w:space="0" w:color="000000"/>
-              </w:pBdr>
-              <w:spacing w:after="100" w:before="100" w:line="240"/>
-              <w:ind w:left="100" w:right="100" w:firstLine="0" w:firstLineChars="0"/>
-              <w:rPr>
-                <w:rFonts w:ascii="Helvetica" w:hAnsi="Helvetica" w:eastAsia="Helvetica" w:cs="Helvetica"/>
-                <w:i w:val="false"/>
-                <w:b w:val="false"/>
-                <w:u w:val="none"/>
-                <w:sz w:val="22"/>
-                <w:szCs w:val="22"/>
-                <w:color w:val="000000"/>
-              </w:rPr>
-            </w:pPr>
-            <w:r>
-              <w:rPr>
-                <w:rFonts w:ascii="Helvetica" w:hAnsi="Helvetica" w:eastAsia="Helvetica" w:cs="Helvetica"/>
-                <w:i w:val="false"/>
-                <w:b w:val="false"/>
-                <w:u w:val="none"/>
-                <w:sz w:val="22"/>
-                <w:szCs w:val="22"/>
-                <w:color w:val="000000"/>
-              </w:rPr>
-              <w:t xml:space="preserve">0.04, 1.16</w:t>
-            </w:r>
-          </w:p>
-        </w:tc>
-        <w:tc>
-          <w:tcPr>
-            <w:tcBorders>
-              <w:bottom w:val="none" w:sz="0" w:space="0" w:color="000000"/>
-              <w:top w:val="none" w:sz="0" w:space="0" w:color="000000"/>
-              <w:left w:val="none" w:sz="0" w:space="0" w:color="000000"/>
-              <w:right w:val="none" w:sz="0" w:space="0" w:color="000000"/>
-            </w:tcBorders>
-            <w:shd w:val="clear" w:color="auto" w:fill="FFFFFF"/>
-            <w:tcMar>
-              <w:top w:w="0" w:type="dxa"/>
-              <w:bottom w:w="0" w:type="dxa"/>
-              <w:left w:w="0" w:type="dxa"/>
-              <w:right w:w="0" w:type="dxa"/>
-            </w:tcMar>
-            <w:vAlign w:val="top"/>
-          </w:tcPr>
-          <w:p>
-            <w:pPr>
-              <w:pStyle w:val="Normal"/>
-              <w:jc w:val="center"/>
-              <w:pBdr>
-                <w:bottom w:val="none" w:sz="0" w:space="0" w:color="000000"/>
-                <w:top w:val="none" w:sz="0" w:space="0" w:color="000000"/>
-                <w:left w:val="none" w:sz="0" w:space="0" w:color="000000"/>
-                <w:right w:val="none" w:sz="0" w:space="0" w:color="000000"/>
-              </w:pBdr>
-              <w:spacing w:after="100" w:before="100" w:line="240"/>
-              <w:ind w:left="100" w:right="100" w:firstLine="0" w:firstLineChars="0"/>
-              <w:rPr>
-                <w:rFonts w:ascii="Helvetica" w:hAnsi="Helvetica" w:eastAsia="Helvetica" w:cs="Helvetica"/>
-                <w:i w:val="false"/>
-                <w:b w:val="false"/>
-                <w:u w:val="none"/>
-                <w:sz w:val="22"/>
-                <w:szCs w:val="22"/>
-                <w:color w:val="000000"/>
-              </w:rPr>
-            </w:pPr>
-            <w:r>
-              <w:rPr>
-                <w:rFonts w:ascii="Helvetica" w:hAnsi="Helvetica" w:eastAsia="Helvetica" w:cs="Helvetica"/>
-                <w:i w:val="false"/>
-                <w:b w:val="false"/>
-                <w:u w:val="none"/>
-                <w:sz w:val="22"/>
-                <w:szCs w:val="22"/>
-                <w:color w:val="000000"/>
-              </w:rPr>
-              <w:t xml:space="preserve">0.074</w:t>
+              <w:t xml:space="preserve">0.22</w:t>
+            </w:r>
+          </w:p>
+        </w:tc>
+        <w:tc>
+          <w:tcPr>
+            <w:tcBorders>
+              <w:bottom w:val="none" w:sz="0" w:space="0" w:color="000000"/>
+              <w:top w:val="none" w:sz="0" w:space="0" w:color="000000"/>
+              <w:left w:val="none" w:sz="0" w:space="0" w:color="000000"/>
+              <w:right w:val="none" w:sz="0" w:space="0" w:color="000000"/>
+            </w:tcBorders>
+            <w:shd w:val="clear" w:color="auto" w:fill="FFFFFF"/>
+            <w:tcMar>
+              <w:top w:w="0" w:type="dxa"/>
+              <w:bottom w:w="0" w:type="dxa"/>
+              <w:left w:w="0" w:type="dxa"/>
+              <w:right w:w="0" w:type="dxa"/>
+            </w:tcMar>
+            <w:vAlign w:val="top"/>
+          </w:tcPr>
+          <w:p>
+            <w:pPr>
+              <w:pStyle w:val="Normal"/>
+              <w:jc w:val="center"/>
+              <w:pBdr>
+                <w:bottom w:val="none" w:sz="0" w:space="0" w:color="000000"/>
+                <w:top w:val="none" w:sz="0" w:space="0" w:color="000000"/>
+                <w:left w:val="none" w:sz="0" w:space="0" w:color="000000"/>
+                <w:right w:val="none" w:sz="0" w:space="0" w:color="000000"/>
+              </w:pBdr>
+              <w:spacing w:after="100" w:before="100" w:line="240"/>
+              <w:ind w:left="100" w:right="100" w:firstLine="0" w:firstLineChars="0"/>
+              <w:rPr>
+                <w:rFonts w:ascii="Helvetica" w:hAnsi="Helvetica" w:eastAsia="Helvetica" w:cs="Helvetica"/>
+                <w:i w:val="false"/>
+                <w:b w:val="false"/>
+                <w:u w:val="none"/>
+                <w:sz w:val="22"/>
+                <w:szCs w:val="22"/>
+                <w:color w:val="000000"/>
+              </w:rPr>
+            </w:pPr>
+            <w:r>
+              <w:rPr>
+                <w:rFonts w:ascii="Helvetica" w:hAnsi="Helvetica" w:eastAsia="Helvetica" w:cs="Helvetica"/>
+                <w:i w:val="false"/>
+                <w:b w:val="false"/>
+                <w:u w:val="none"/>
+                <w:sz w:val="22"/>
+                <w:szCs w:val="22"/>
+                <w:color w:val="000000"/>
+              </w:rPr>
+              <w:t xml:space="preserve">0.04, 1.18</w:t>
+            </w:r>
+          </w:p>
+        </w:tc>
+        <w:tc>
+          <w:tcPr>
+            <w:tcBorders>
+              <w:bottom w:val="none" w:sz="0" w:space="0" w:color="000000"/>
+              <w:top w:val="none" w:sz="0" w:space="0" w:color="000000"/>
+              <w:left w:val="none" w:sz="0" w:space="0" w:color="000000"/>
+              <w:right w:val="none" w:sz="0" w:space="0" w:color="000000"/>
+            </w:tcBorders>
+            <w:shd w:val="clear" w:color="auto" w:fill="FFFFFF"/>
+            <w:tcMar>
+              <w:top w:w="0" w:type="dxa"/>
+              <w:bottom w:w="0" w:type="dxa"/>
+              <w:left w:w="0" w:type="dxa"/>
+              <w:right w:w="0" w:type="dxa"/>
+            </w:tcMar>
+            <w:vAlign w:val="top"/>
+          </w:tcPr>
+          <w:p>
+            <w:pPr>
+              <w:pStyle w:val="Normal"/>
+              <w:jc w:val="center"/>
+              <w:pBdr>
+                <w:bottom w:val="none" w:sz="0" w:space="0" w:color="000000"/>
+                <w:top w:val="none" w:sz="0" w:space="0" w:color="000000"/>
+                <w:left w:val="none" w:sz="0" w:space="0" w:color="000000"/>
+                <w:right w:val="none" w:sz="0" w:space="0" w:color="000000"/>
+              </w:pBdr>
+              <w:spacing w:after="100" w:before="100" w:line="240"/>
+              <w:ind w:left="100" w:right="100" w:firstLine="0" w:firstLineChars="0"/>
+              <w:rPr>
+                <w:rFonts w:ascii="Helvetica" w:hAnsi="Helvetica" w:eastAsia="Helvetica" w:cs="Helvetica"/>
+                <w:i w:val="false"/>
+                <w:b w:val="false"/>
+                <w:u w:val="none"/>
+                <w:sz w:val="22"/>
+                <w:szCs w:val="22"/>
+                <w:color w:val="000000"/>
+              </w:rPr>
+            </w:pPr>
+            <w:r>
+              <w:rPr>
+                <w:rFonts w:ascii="Helvetica" w:hAnsi="Helvetica" w:eastAsia="Helvetica" w:cs="Helvetica"/>
+                <w:i w:val="false"/>
+                <w:b w:val="false"/>
+                <w:u w:val="none"/>
+                <w:sz w:val="22"/>
+                <w:szCs w:val="22"/>
+                <w:color w:val="000000"/>
+              </w:rPr>
+              <w:t xml:space="preserve">0.077</w:t>
             </w:r>
           </w:p>
         </w:tc>
@@ -14250,7 +14250,7 @@
                 <w:szCs w:val="22"/>
                 <w:color w:val="000000"/>
               </w:rPr>
-              <w:t xml:space="preserve">0.660</w:t>
+              <w:t xml:space="preserve">0.670</w:t>
             </w:r>
           </w:p>
         </w:tc>
@@ -14627,113 +14627,113 @@
                 <w:szCs w:val="22"/>
                 <w:color w:val="000000"/>
               </w:rPr>
-              <w:t xml:space="preserve">1.39</w:t>
-            </w:r>
-          </w:p>
-        </w:tc>
-        <w:tc>
-          <w:tcPr>
-            <w:tcBorders>
-              <w:bottom w:val="none" w:sz="0" w:space="0" w:color="000000"/>
-              <w:top w:val="none" w:sz="0" w:space="0" w:color="000000"/>
-              <w:left w:val="none" w:sz="0" w:space="0" w:color="000000"/>
-              <w:right w:val="none" w:sz="0" w:space="0" w:color="000000"/>
-            </w:tcBorders>
-            <w:shd w:val="clear" w:color="auto" w:fill="FFFFFF"/>
-            <w:tcMar>
-              <w:top w:w="0" w:type="dxa"/>
-              <w:bottom w:w="0" w:type="dxa"/>
-              <w:left w:w="0" w:type="dxa"/>
-              <w:right w:w="0" w:type="dxa"/>
-            </w:tcMar>
-            <w:vAlign w:val="top"/>
-          </w:tcPr>
-          <w:p>
-            <w:pPr>
-              <w:pStyle w:val="Normal"/>
-              <w:jc w:val="center"/>
-              <w:pBdr>
-                <w:bottom w:val="none" w:sz="0" w:space="0" w:color="000000"/>
-                <w:top w:val="none" w:sz="0" w:space="0" w:color="000000"/>
-                <w:left w:val="none" w:sz="0" w:space="0" w:color="000000"/>
-                <w:right w:val="none" w:sz="0" w:space="0" w:color="000000"/>
-              </w:pBdr>
-              <w:spacing w:after="100" w:before="100" w:line="240"/>
-              <w:ind w:left="100" w:right="100" w:firstLine="0" w:firstLineChars="0"/>
-              <w:rPr>
-                <w:rFonts w:ascii="Helvetica" w:hAnsi="Helvetica" w:eastAsia="Helvetica" w:cs="Helvetica"/>
-                <w:i w:val="false"/>
-                <w:b w:val="false"/>
-                <w:u w:val="none"/>
-                <w:sz w:val="22"/>
-                <w:szCs w:val="22"/>
-                <w:color w:val="000000"/>
-              </w:rPr>
-            </w:pPr>
-            <w:r>
-              <w:rPr>
-                <w:rFonts w:ascii="Helvetica" w:hAnsi="Helvetica" w:eastAsia="Helvetica" w:cs="Helvetica"/>
-                <w:i w:val="false"/>
-                <w:b w:val="false"/>
-                <w:u w:val="none"/>
-                <w:sz w:val="22"/>
-                <w:szCs w:val="22"/>
-                <w:color w:val="000000"/>
-              </w:rPr>
-              <w:t xml:space="preserve">0.73, 2.66</w:t>
-            </w:r>
-          </w:p>
-        </w:tc>
-        <w:tc>
-          <w:tcPr>
-            <w:tcBorders>
-              <w:bottom w:val="none" w:sz="0" w:space="0" w:color="000000"/>
-              <w:top w:val="none" w:sz="0" w:space="0" w:color="000000"/>
-              <w:left w:val="none" w:sz="0" w:space="0" w:color="000000"/>
-              <w:right w:val="none" w:sz="0" w:space="0" w:color="000000"/>
-            </w:tcBorders>
-            <w:shd w:val="clear" w:color="auto" w:fill="FFFFFF"/>
-            <w:tcMar>
-              <w:top w:w="0" w:type="dxa"/>
-              <w:bottom w:w="0" w:type="dxa"/>
-              <w:left w:w="0" w:type="dxa"/>
-              <w:right w:w="0" w:type="dxa"/>
-            </w:tcMar>
-            <w:vAlign w:val="top"/>
-          </w:tcPr>
-          <w:p>
-            <w:pPr>
-              <w:pStyle w:val="Normal"/>
-              <w:jc w:val="center"/>
-              <w:pBdr>
-                <w:bottom w:val="none" w:sz="0" w:space="0" w:color="000000"/>
-                <w:top w:val="none" w:sz="0" w:space="0" w:color="000000"/>
-                <w:left w:val="none" w:sz="0" w:space="0" w:color="000000"/>
-                <w:right w:val="none" w:sz="0" w:space="0" w:color="000000"/>
-              </w:pBdr>
-              <w:spacing w:after="100" w:before="100" w:line="240"/>
-              <w:ind w:left="100" w:right="100" w:firstLine="0" w:firstLineChars="0"/>
-              <w:rPr>
-                <w:rFonts w:ascii="Helvetica" w:hAnsi="Helvetica" w:eastAsia="Helvetica" w:cs="Helvetica"/>
-                <w:i w:val="false"/>
-                <w:b w:val="false"/>
-                <w:u w:val="none"/>
-                <w:sz w:val="22"/>
-                <w:szCs w:val="22"/>
-                <w:color w:val="000000"/>
-              </w:rPr>
-            </w:pPr>
-            <w:r>
-              <w:rPr>
-                <w:rFonts w:ascii="Helvetica" w:hAnsi="Helvetica" w:eastAsia="Helvetica" w:cs="Helvetica"/>
-                <w:i w:val="false"/>
-                <w:b w:val="false"/>
-                <w:u w:val="none"/>
-                <w:sz w:val="22"/>
-                <w:szCs w:val="22"/>
-                <w:color w:val="000000"/>
-              </w:rPr>
-              <w:t xml:space="preserve">0.320</w:t>
+              <w:t xml:space="preserve">1.40</w:t>
+            </w:r>
+          </w:p>
+        </w:tc>
+        <w:tc>
+          <w:tcPr>
+            <w:tcBorders>
+              <w:bottom w:val="none" w:sz="0" w:space="0" w:color="000000"/>
+              <w:top w:val="none" w:sz="0" w:space="0" w:color="000000"/>
+              <w:left w:val="none" w:sz="0" w:space="0" w:color="000000"/>
+              <w:right w:val="none" w:sz="0" w:space="0" w:color="000000"/>
+            </w:tcBorders>
+            <w:shd w:val="clear" w:color="auto" w:fill="FFFFFF"/>
+            <w:tcMar>
+              <w:top w:w="0" w:type="dxa"/>
+              <w:bottom w:w="0" w:type="dxa"/>
+              <w:left w:w="0" w:type="dxa"/>
+              <w:right w:w="0" w:type="dxa"/>
+            </w:tcMar>
+            <w:vAlign w:val="top"/>
+          </w:tcPr>
+          <w:p>
+            <w:pPr>
+              <w:pStyle w:val="Normal"/>
+              <w:jc w:val="center"/>
+              <w:pBdr>
+                <w:bottom w:val="none" w:sz="0" w:space="0" w:color="000000"/>
+                <w:top w:val="none" w:sz="0" w:space="0" w:color="000000"/>
+                <w:left w:val="none" w:sz="0" w:space="0" w:color="000000"/>
+                <w:right w:val="none" w:sz="0" w:space="0" w:color="000000"/>
+              </w:pBdr>
+              <w:spacing w:after="100" w:before="100" w:line="240"/>
+              <w:ind w:left="100" w:right="100" w:firstLine="0" w:firstLineChars="0"/>
+              <w:rPr>
+                <w:rFonts w:ascii="Helvetica" w:hAnsi="Helvetica" w:eastAsia="Helvetica" w:cs="Helvetica"/>
+                <w:i w:val="false"/>
+                <w:b w:val="false"/>
+                <w:u w:val="none"/>
+                <w:sz w:val="22"/>
+                <w:szCs w:val="22"/>
+                <w:color w:val="000000"/>
+              </w:rPr>
+            </w:pPr>
+            <w:r>
+              <w:rPr>
+                <w:rFonts w:ascii="Helvetica" w:hAnsi="Helvetica" w:eastAsia="Helvetica" w:cs="Helvetica"/>
+                <w:i w:val="false"/>
+                <w:b w:val="false"/>
+                <w:u w:val="none"/>
+                <w:sz w:val="22"/>
+                <w:szCs w:val="22"/>
+                <w:color w:val="000000"/>
+              </w:rPr>
+              <w:t xml:space="preserve">0.73, 2.67</w:t>
+            </w:r>
+          </w:p>
+        </w:tc>
+        <w:tc>
+          <w:tcPr>
+            <w:tcBorders>
+              <w:bottom w:val="none" w:sz="0" w:space="0" w:color="000000"/>
+              <w:top w:val="none" w:sz="0" w:space="0" w:color="000000"/>
+              <w:left w:val="none" w:sz="0" w:space="0" w:color="000000"/>
+              <w:right w:val="none" w:sz="0" w:space="0" w:color="000000"/>
+            </w:tcBorders>
+            <w:shd w:val="clear" w:color="auto" w:fill="FFFFFF"/>
+            <w:tcMar>
+              <w:top w:w="0" w:type="dxa"/>
+              <w:bottom w:w="0" w:type="dxa"/>
+              <w:left w:w="0" w:type="dxa"/>
+              <w:right w:w="0" w:type="dxa"/>
+            </w:tcMar>
+            <w:vAlign w:val="top"/>
+          </w:tcPr>
+          <w:p>
+            <w:pPr>
+              <w:pStyle w:val="Normal"/>
+              <w:jc w:val="center"/>
+              <w:pBdr>
+                <w:bottom w:val="none" w:sz="0" w:space="0" w:color="000000"/>
+                <w:top w:val="none" w:sz="0" w:space="0" w:color="000000"/>
+                <w:left w:val="none" w:sz="0" w:space="0" w:color="000000"/>
+                <w:right w:val="none" w:sz="0" w:space="0" w:color="000000"/>
+              </w:pBdr>
+              <w:spacing w:after="100" w:before="100" w:line="240"/>
+              <w:ind w:left="100" w:right="100" w:firstLine="0" w:firstLineChars="0"/>
+              <w:rPr>
+                <w:rFonts w:ascii="Helvetica" w:hAnsi="Helvetica" w:eastAsia="Helvetica" w:cs="Helvetica"/>
+                <w:i w:val="false"/>
+                <w:b w:val="false"/>
+                <w:u w:val="none"/>
+                <w:sz w:val="22"/>
+                <w:szCs w:val="22"/>
+                <w:color w:val="000000"/>
+              </w:rPr>
+            </w:pPr>
+            <w:r>
+              <w:rPr>
+                <w:rFonts w:ascii="Helvetica" w:hAnsi="Helvetica" w:eastAsia="Helvetica" w:cs="Helvetica"/>
+                <w:i w:val="false"/>
+                <w:b w:val="false"/>
+                <w:u w:val="none"/>
+                <w:sz w:val="22"/>
+                <w:szCs w:val="22"/>
+                <w:color w:val="000000"/>
+              </w:rPr>
+              <w:t xml:space="preserve">0.310</w:t>
             </w:r>
           </w:p>
         </w:tc>
@@ -15110,113 +15110,113 @@
                 <w:szCs w:val="22"/>
                 <w:color w:val="000000"/>
               </w:rPr>
-              <w:t xml:space="preserve">1.16</w:t>
-            </w:r>
-          </w:p>
-        </w:tc>
-        <w:tc>
-          <w:tcPr>
-            <w:tcBorders>
-              <w:bottom w:val="none" w:sz="0" w:space="0" w:color="000000"/>
-              <w:top w:val="none" w:sz="0" w:space="0" w:color="000000"/>
-              <w:left w:val="none" w:sz="0" w:space="0" w:color="000000"/>
-              <w:right w:val="none" w:sz="0" w:space="0" w:color="000000"/>
-            </w:tcBorders>
-            <w:shd w:val="clear" w:color="auto" w:fill="FFFFFF"/>
-            <w:tcMar>
-              <w:top w:w="0" w:type="dxa"/>
-              <w:bottom w:w="0" w:type="dxa"/>
-              <w:left w:w="0" w:type="dxa"/>
-              <w:right w:w="0" w:type="dxa"/>
-            </w:tcMar>
-            <w:vAlign w:val="top"/>
-          </w:tcPr>
-          <w:p>
-            <w:pPr>
-              <w:pStyle w:val="Normal"/>
-              <w:jc w:val="center"/>
-              <w:pBdr>
-                <w:bottom w:val="none" w:sz="0" w:space="0" w:color="000000"/>
-                <w:top w:val="none" w:sz="0" w:space="0" w:color="000000"/>
-                <w:left w:val="none" w:sz="0" w:space="0" w:color="000000"/>
-                <w:right w:val="none" w:sz="0" w:space="0" w:color="000000"/>
-              </w:pBdr>
-              <w:spacing w:after="100" w:before="100" w:line="240"/>
-              <w:ind w:left="100" w:right="100" w:firstLine="0" w:firstLineChars="0"/>
-              <w:rPr>
-                <w:rFonts w:ascii="Helvetica" w:hAnsi="Helvetica" w:eastAsia="Helvetica" w:cs="Helvetica"/>
-                <w:i w:val="false"/>
-                <w:b w:val="false"/>
-                <w:u w:val="none"/>
-                <w:sz w:val="22"/>
-                <w:szCs w:val="22"/>
-                <w:color w:val="000000"/>
-              </w:rPr>
-            </w:pPr>
-            <w:r>
-              <w:rPr>
-                <w:rFonts w:ascii="Helvetica" w:hAnsi="Helvetica" w:eastAsia="Helvetica" w:cs="Helvetica"/>
-                <w:i w:val="false"/>
-                <w:b w:val="false"/>
-                <w:u w:val="none"/>
-                <w:sz w:val="22"/>
-                <w:szCs w:val="22"/>
-                <w:color w:val="000000"/>
-              </w:rPr>
-              <w:t xml:space="preserve">0.52, 2.54</w:t>
-            </w:r>
-          </w:p>
-        </w:tc>
-        <w:tc>
-          <w:tcPr>
-            <w:tcBorders>
-              <w:bottom w:val="none" w:sz="0" w:space="0" w:color="000000"/>
-              <w:top w:val="none" w:sz="0" w:space="0" w:color="000000"/>
-              <w:left w:val="none" w:sz="0" w:space="0" w:color="000000"/>
-              <w:right w:val="none" w:sz="0" w:space="0" w:color="000000"/>
-            </w:tcBorders>
-            <w:shd w:val="clear" w:color="auto" w:fill="FFFFFF"/>
-            <w:tcMar>
-              <w:top w:w="0" w:type="dxa"/>
-              <w:bottom w:w="0" w:type="dxa"/>
-              <w:left w:w="0" w:type="dxa"/>
-              <w:right w:w="0" w:type="dxa"/>
-            </w:tcMar>
-            <w:vAlign w:val="top"/>
-          </w:tcPr>
-          <w:p>
-            <w:pPr>
-              <w:pStyle w:val="Normal"/>
-              <w:jc w:val="center"/>
-              <w:pBdr>
-                <w:bottom w:val="none" w:sz="0" w:space="0" w:color="000000"/>
-                <w:top w:val="none" w:sz="0" w:space="0" w:color="000000"/>
-                <w:left w:val="none" w:sz="0" w:space="0" w:color="000000"/>
-                <w:right w:val="none" w:sz="0" w:space="0" w:color="000000"/>
-              </w:pBdr>
-              <w:spacing w:after="100" w:before="100" w:line="240"/>
-              <w:ind w:left="100" w:right="100" w:firstLine="0" w:firstLineChars="0"/>
-              <w:rPr>
-                <w:rFonts w:ascii="Helvetica" w:hAnsi="Helvetica" w:eastAsia="Helvetica" w:cs="Helvetica"/>
-                <w:i w:val="false"/>
-                <w:b w:val="false"/>
-                <w:u w:val="none"/>
-                <w:sz w:val="22"/>
-                <w:szCs w:val="22"/>
-                <w:color w:val="000000"/>
-              </w:rPr>
-            </w:pPr>
-            <w:r>
-              <w:rPr>
-                <w:rFonts w:ascii="Helvetica" w:hAnsi="Helvetica" w:eastAsia="Helvetica" w:cs="Helvetica"/>
-                <w:i w:val="false"/>
-                <w:b w:val="false"/>
-                <w:u w:val="none"/>
-                <w:sz w:val="22"/>
-                <w:szCs w:val="22"/>
-                <w:color w:val="000000"/>
-              </w:rPr>
-              <w:t xml:space="preserve">0.720</w:t>
+              <w:t xml:space="preserve">1.14</w:t>
+            </w:r>
+          </w:p>
+        </w:tc>
+        <w:tc>
+          <w:tcPr>
+            <w:tcBorders>
+              <w:bottom w:val="none" w:sz="0" w:space="0" w:color="000000"/>
+              <w:top w:val="none" w:sz="0" w:space="0" w:color="000000"/>
+              <w:left w:val="none" w:sz="0" w:space="0" w:color="000000"/>
+              <w:right w:val="none" w:sz="0" w:space="0" w:color="000000"/>
+            </w:tcBorders>
+            <w:shd w:val="clear" w:color="auto" w:fill="FFFFFF"/>
+            <w:tcMar>
+              <w:top w:w="0" w:type="dxa"/>
+              <w:bottom w:w="0" w:type="dxa"/>
+              <w:left w:w="0" w:type="dxa"/>
+              <w:right w:w="0" w:type="dxa"/>
+            </w:tcMar>
+            <w:vAlign w:val="top"/>
+          </w:tcPr>
+          <w:p>
+            <w:pPr>
+              <w:pStyle w:val="Normal"/>
+              <w:jc w:val="center"/>
+              <w:pBdr>
+                <w:bottom w:val="none" w:sz="0" w:space="0" w:color="000000"/>
+                <w:top w:val="none" w:sz="0" w:space="0" w:color="000000"/>
+                <w:left w:val="none" w:sz="0" w:space="0" w:color="000000"/>
+                <w:right w:val="none" w:sz="0" w:space="0" w:color="000000"/>
+              </w:pBdr>
+              <w:spacing w:after="100" w:before="100" w:line="240"/>
+              <w:ind w:left="100" w:right="100" w:firstLine="0" w:firstLineChars="0"/>
+              <w:rPr>
+                <w:rFonts w:ascii="Helvetica" w:hAnsi="Helvetica" w:eastAsia="Helvetica" w:cs="Helvetica"/>
+                <w:i w:val="false"/>
+                <w:b w:val="false"/>
+                <w:u w:val="none"/>
+                <w:sz w:val="22"/>
+                <w:szCs w:val="22"/>
+                <w:color w:val="000000"/>
+              </w:rPr>
+            </w:pPr>
+            <w:r>
+              <w:rPr>
+                <w:rFonts w:ascii="Helvetica" w:hAnsi="Helvetica" w:eastAsia="Helvetica" w:cs="Helvetica"/>
+                <w:i w:val="false"/>
+                <w:b w:val="false"/>
+                <w:u w:val="none"/>
+                <w:sz w:val="22"/>
+                <w:szCs w:val="22"/>
+                <w:color w:val="000000"/>
+              </w:rPr>
+              <w:t xml:space="preserve">0.52, 2.52</w:t>
+            </w:r>
+          </w:p>
+        </w:tc>
+        <w:tc>
+          <w:tcPr>
+            <w:tcBorders>
+              <w:bottom w:val="none" w:sz="0" w:space="0" w:color="000000"/>
+              <w:top w:val="none" w:sz="0" w:space="0" w:color="000000"/>
+              <w:left w:val="none" w:sz="0" w:space="0" w:color="000000"/>
+              <w:right w:val="none" w:sz="0" w:space="0" w:color="000000"/>
+            </w:tcBorders>
+            <w:shd w:val="clear" w:color="auto" w:fill="FFFFFF"/>
+            <w:tcMar>
+              <w:top w:w="0" w:type="dxa"/>
+              <w:bottom w:w="0" w:type="dxa"/>
+              <w:left w:w="0" w:type="dxa"/>
+              <w:right w:w="0" w:type="dxa"/>
+            </w:tcMar>
+            <w:vAlign w:val="top"/>
+          </w:tcPr>
+          <w:p>
+            <w:pPr>
+              <w:pStyle w:val="Normal"/>
+              <w:jc w:val="center"/>
+              <w:pBdr>
+                <w:bottom w:val="none" w:sz="0" w:space="0" w:color="000000"/>
+                <w:top w:val="none" w:sz="0" w:space="0" w:color="000000"/>
+                <w:left w:val="none" w:sz="0" w:space="0" w:color="000000"/>
+                <w:right w:val="none" w:sz="0" w:space="0" w:color="000000"/>
+              </w:pBdr>
+              <w:spacing w:after="100" w:before="100" w:line="240"/>
+              <w:ind w:left="100" w:right="100" w:firstLine="0" w:firstLineChars="0"/>
+              <w:rPr>
+                <w:rFonts w:ascii="Helvetica" w:hAnsi="Helvetica" w:eastAsia="Helvetica" w:cs="Helvetica"/>
+                <w:i w:val="false"/>
+                <w:b w:val="false"/>
+                <w:u w:val="none"/>
+                <w:sz w:val="22"/>
+                <w:szCs w:val="22"/>
+                <w:color w:val="000000"/>
+              </w:rPr>
+            </w:pPr>
+            <w:r>
+              <w:rPr>
+                <w:rFonts w:ascii="Helvetica" w:hAnsi="Helvetica" w:eastAsia="Helvetica" w:cs="Helvetica"/>
+                <w:i w:val="false"/>
+                <w:b w:val="false"/>
+                <w:u w:val="none"/>
+                <w:sz w:val="22"/>
+                <w:szCs w:val="22"/>
+                <w:color w:val="000000"/>
+              </w:rPr>
+              <w:t xml:space="preserve">0.740</w:t>
             </w:r>
           </w:p>
         </w:tc>
@@ -15275,7 +15275,7 @@
                 <w:szCs w:val="22"/>
                 <w:color w:val="000000"/>
               </w:rPr>
-              <w:t xml:space="preserve">ckd_epi_gfr_cre_cys</w:t>
+              <w:t xml:space="preserve">baseline_cre_egfr</w:t>
             </w:r>
           </w:p>
         </w:tc>
@@ -15434,7 +15434,7 @@
                 <w:szCs w:val="22"/>
                 <w:color w:val="000000"/>
               </w:rPr>
-              <w:t xml:space="preserve">0.96, 1.00</w:t>
+              <w:t xml:space="preserve">0.96, 1.01</w:t>
             </w:r>
           </w:p>
         </w:tc>
@@ -15487,7 +15487,7 @@
                 <w:szCs w:val="22"/>
                 <w:color w:val="000000"/>
               </w:rPr>
-              <w:t xml:space="preserve">0.078</w:t>
+              <w:t xml:space="preserve">0.130</w:t>
             </w:r>
           </w:p>
         </w:tc>
@@ -15646,7 +15646,7 @@
                 <w:szCs w:val="22"/>
                 <w:color w:val="000000"/>
               </w:rPr>
-              <w:t xml:space="preserve">0.97, 1.03</w:t>
+              <w:t xml:space="preserve">0.97, 1.02</w:t>
             </w:r>
           </w:p>
         </w:tc>
@@ -15699,7 +15699,7 @@
                 <w:szCs w:val="22"/>
                 <w:color w:val="000000"/>
               </w:rPr>
-              <w:t xml:space="preserve">0.900</w:t>
+              <w:t xml:space="preserve">0.810</w:t>
             </w:r>
           </w:p>
         </w:tc>
